--- a/PySupport/PyDevOps.docx
+++ b/PySupport/PyDevOps.docx
@@ -1,6 +1,6 @@
 
 <file path=word/document.xml><?xml version="1.0" encoding="utf-8"?>
-<w:document xmlns:wpc="http://schemas.microsoft.com/office/word/2010/wordprocessingCanvas" xmlns:mc="http://schemas.openxmlformats.org/markup-compatibility/2006" xmlns:o="urn:schemas-microsoft-com:office:office" xmlns:r="http://schemas.openxmlformats.org/officeDocument/2006/relationships" xmlns:m="http://schemas.openxmlformats.org/officeDocument/2006/math" xmlns:v="urn:schemas-microsoft-com:vml" xmlns:wp14="http://schemas.microsoft.com/office/word/2010/wordprocessingDrawing" xmlns:wp="http://schemas.openxmlformats.org/drawingml/2006/wordprocessingDrawing" xmlns:w10="urn:schemas-microsoft-com:office:word" xmlns:w="http://schemas.openxmlformats.org/wordprocessingml/2006/main" xmlns:w14="http://schemas.microsoft.com/office/word/2010/wordml" xmlns:wpg="http://schemas.microsoft.com/office/word/2010/wordprocessingGroup" xmlns:wpi="http://schemas.microsoft.com/office/word/2010/wordprocessingInk" xmlns:wne="http://schemas.microsoft.com/office/word/2006/wordml" xmlns:wps="http://schemas.microsoft.com/office/word/2010/wordprocessingShape" mc:Ignorable="w14 wp14">
+<w:document xmlns:wpc="http://schemas.microsoft.com/office/word/2010/wordprocessingCanvas" xmlns:cx="http://schemas.microsoft.com/office/drawing/2014/chartex" xmlns:cx1="http://schemas.microsoft.com/office/drawing/2015/9/8/chartex" xmlns:cx2="http://schemas.microsoft.com/office/drawing/2015/10/21/chartex" xmlns:cx3="http://schemas.microsoft.com/office/drawing/2016/5/9/chartex" xmlns:cx4="http://schemas.microsoft.com/office/drawing/2016/5/10/chartex" xmlns:cx5="http://schemas.microsoft.com/office/drawing/2016/5/11/chartex" xmlns:cx6="http://schemas.microsoft.com/office/drawing/2016/5/12/chartex" xmlns:cx7="http://schemas.microsoft.com/office/drawing/2016/5/13/chartex" xmlns:cx8="http://schemas.microsoft.com/office/drawing/2016/5/14/chartex" xmlns:mc="http://schemas.openxmlformats.org/markup-compatibility/2006" xmlns:aink="http://schemas.microsoft.com/office/drawing/2016/ink" xmlns:am3d="http://schemas.microsoft.com/office/drawing/2017/model3d" xmlns:o="urn:schemas-microsoft-com:office:office" xmlns:oel="http://schemas.microsoft.com/office/2019/extlst" xmlns:r="http://schemas.openxmlformats.org/officeDocument/2006/relationships" xmlns:m="http://schemas.openxmlformats.org/officeDocument/2006/math" xmlns:v="urn:schemas-microsoft-com:vml" xmlns:wp14="http://schemas.microsoft.com/office/word/2010/wordprocessingDrawing" xmlns:wp="http://schemas.openxmlformats.org/drawingml/2006/wordprocessingDrawing" xmlns:w10="urn:schemas-microsoft-com:office:word" xmlns:w="http://schemas.openxmlformats.org/wordprocessingml/2006/main" xmlns:w14="http://schemas.microsoft.com/office/word/2010/wordml" xmlns:w15="http://schemas.microsoft.com/office/word/2012/wordml" xmlns:w16cex="http://schemas.microsoft.com/office/word/2018/wordml/cex" xmlns:w16cid="http://schemas.microsoft.com/office/word/2016/wordml/cid" xmlns:w16="http://schemas.microsoft.com/office/word/2018/wordml" xmlns:w16du="http://schemas.microsoft.com/office/word/2023/wordml/word16du" xmlns:w16sdtdh="http://schemas.microsoft.com/office/word/2020/wordml/sdtdatahash" xmlns:w16sdtfl="http://schemas.microsoft.com/office/word/2024/wordml/sdtformatlock" xmlns:w16se="http://schemas.microsoft.com/office/word/2015/wordml/symex" xmlns:wpg="http://schemas.microsoft.com/office/word/2010/wordprocessingGroup" xmlns:wpi="http://schemas.microsoft.com/office/word/2010/wordprocessingInk" xmlns:wne="http://schemas.microsoft.com/office/word/2006/wordml" xmlns:wps="http://schemas.microsoft.com/office/word/2010/wordprocessingShape" mc:Ignorable="w14 w15 w16se w16cid w16 w16cex w16sdtdh w16sdtfl w16du wp14">
   <w:body>
     <w:p>
       <w:pPr>
@@ -110,7 +110,13 @@
         <w:t>As a result, creating a deployment for a Python</w:t>
       </w:r>
       <w:r>
-        <w:t xml:space="preserve"> application in Azure Functions, or AWS Lambda, involve many tedious steps that are generally scripted:</w:t>
+        <w:t xml:space="preserve"> application in Azure Functions, or AWS Lambda, involve</w:t>
+      </w:r>
+      <w:r>
+        <w:t>s</w:t>
+      </w:r>
+      <w:r>
+        <w:t xml:space="preserve"> many tedious steps that are generally scripted:</w:t>
       </w:r>
     </w:p>
     <w:p>
@@ -206,13 +212,31 @@
         <w:t>dependencies</w:t>
       </w:r>
     </w:p>
+    <w:p>
+      <w:pPr>
+        <w:pStyle w:val="ListParagraph"/>
+        <w:numPr>
+          <w:ilvl w:val="0"/>
+          <w:numId w:val="2"/>
+        </w:numPr>
+      </w:pPr>
+      <w:r>
+        <w:t>Expand the zip file from the S3 bucket (or Azure Blob).</w:t>
+      </w:r>
+    </w:p>
     <w:p/>
     <w:p>
       <w:r>
         <w:t>Azure does a little better</w:t>
       </w:r>
       <w:r>
-        <w:t xml:space="preserve"> then AWS</w:t>
+        <w:t xml:space="preserve"> </w:t>
+      </w:r>
+      <w:r>
+        <w:t>than</w:t>
+      </w:r>
+      <w:r>
+        <w:t xml:space="preserve"> AWS</w:t>
       </w:r>
       <w:r>
         <w:t xml:space="preserve"> in terms of tooling</w:t>
@@ -244,7 +268,10 @@
     <w:p/>
     <w:p>
       <w:r>
-        <w:t xml:space="preserve">Application functionality is broken into units often referred to as “modules”. Model elements (functions and classes) should be closely </w:t>
+        <w:t>Python a</w:t>
+      </w:r>
+      <w:r>
+        <w:t xml:space="preserve">pplication functionality is broken into units often referred to as “modules”. Model elements (functions and classes) should be closely </w:t>
       </w:r>
       <w:r>
         <w:t>related</w:t>
@@ -298,7 +325,13 @@
         </w:numPr>
       </w:pPr>
       <w:r>
-        <w:t>Explicit dependencies (module lists it’s dependencies)</w:t>
+        <w:t xml:space="preserve">Explicit dependencies (module lists </w:t>
+      </w:r>
+      <w:r>
+        <w:t>its</w:t>
+      </w:r>
+      <w:r>
+        <w:t xml:space="preserve"> dependencies)</w:t>
       </w:r>
     </w:p>
     <w:p/>
@@ -307,10 +340,19 @@
         <w:t>Python does not</w:t>
       </w:r>
       <w:r>
-        <w:t xml:space="preserve"> directly</w:t>
-      </w:r>
-      <w:r>
-        <w:t xml:space="preserve"> support the three tenants, but with programmer discipline, </w:t>
+        <w:t xml:space="preserve"> </w:t>
+      </w:r>
+      <w:r>
+        <w:t>strictly</w:t>
+      </w:r>
+      <w:r>
+        <w:t xml:space="preserve"> support the three tenants, but with programmer discipline</w:t>
+      </w:r>
+      <w:r>
+        <w:t xml:space="preserve"> and scripts</w:t>
+      </w:r>
+      <w:r>
+        <w:t xml:space="preserve">, </w:t>
       </w:r>
       <w:r>
         <w:t xml:space="preserve">it </w:t>
@@ -322,7 +364,13 @@
         <w:t xml:space="preserve">module management </w:t>
       </w:r>
       <w:r>
-        <w:t>problem is dependencies. Transitive dependencies are discovered as modules are re</w:t>
+        <w:t>problem is</w:t>
+      </w:r>
+      <w:r>
+        <w:t xml:space="preserve"> external</w:t>
+      </w:r>
+      <w:r>
+        <w:t xml:space="preserve"> dependencies. Transitive dependencies are discovered as modules are re</w:t>
       </w:r>
       <w:r>
         <w:t>a</w:t>
@@ -337,7 +385,13 @@
         <w:t>This problem often surfaces as multiple references to different versions of libraries.</w:t>
       </w:r>
       <w:r>
-        <w:t xml:space="preserve"> Java 9 attempts to remedy this</w:t>
+        <w:t xml:space="preserve"> Java 9</w:t>
+      </w:r>
+      <w:r>
+        <w:t>+</w:t>
+      </w:r>
+      <w:r>
+        <w:t xml:space="preserve"> attempts to remedy this</w:t>
       </w:r>
       <w:r>
         <w:t xml:space="preserve"> with a language modification</w:t>
@@ -356,6 +410,9 @@
       </w:r>
       <w:r>
         <w:t xml:space="preserve"> answer.</w:t>
+      </w:r>
+      <w:r>
+        <w:t xml:space="preserve"> Python uses virtual environments to help isolate external dependencies.</w:t>
       </w:r>
     </w:p>
     <w:p/>
@@ -410,8 +467,6 @@
       <w:r>
         <w:t xml:space="preserve">service </w:t>
       </w:r>
-      <w:bookmarkStart w:id="0" w:name="_GoBack"/>
-      <w:bookmarkEnd w:id="0"/>
       <w:r>
         <w:t>response</w:t>
       </w:r>
@@ -517,7 +572,19 @@
     <w:p/>
     <w:p>
       <w:r>
-        <w:t>This approach works well when the code is known at compile time. Java frameworks extend this strategy driven approach. They allow an application to use strategies where the code is only supplied at runtime. Simulating this in Python is possible, but tedious</w:t>
+        <w:t xml:space="preserve">This approach works well when the code </w:t>
+      </w:r>
+      <w:r>
+        <w:t>variations are</w:t>
+      </w:r>
+      <w:r>
+        <w:t xml:space="preserve"> known at compile time. Java frameworks </w:t>
+      </w:r>
+      <w:r>
+        <w:t xml:space="preserve">(e.g., Spring) </w:t>
+      </w:r>
+      <w:r>
+        <w:t>extend this strategy driven approach. They allow an application to use strategies where the code is only supplied at runtime. Simulating this in Python is possible, but tedious</w:t>
       </w:r>
       <w:r>
         <w:t xml:space="preserve"> and again, requires programmer discipline</w:t>
@@ -572,7 +639,7 @@
       <w:r>
         <w:t xml:space="preserve">Complete, current, and understandable: </w:t>
       </w:r>
-      <w:hyperlink r:id="rId8" w:history="1">
+      <w:hyperlink r:id="rId7" w:history="1">
         <w:r>
           <w:rPr>
             <w:rStyle w:val="Hyperlink"/>
@@ -592,7 +659,7 @@
       <w:r>
         <w:t xml:space="preserve">Older, but still useful: </w:t>
       </w:r>
-      <w:hyperlink r:id="rId9" w:history="1">
+      <w:hyperlink r:id="rId8" w:history="1">
         <w:r>
           <w:rPr>
             <w:rStyle w:val="Hyperlink"/>
@@ -618,7 +685,7 @@
       <w:r>
         <w:t xml:space="preserve"> (see </w:t>
       </w:r>
-      <w:hyperlink r:id="rId10" w:history="1">
+      <w:hyperlink r:id="rId9" w:history="1">
         <w:r>
           <w:rPr>
             <w:rStyle w:val="Hyperlink"/>
@@ -631,8 +698,8 @@
       </w:r>
     </w:p>
     <w:sectPr>
-      <w:headerReference w:type="default" r:id="rId11"/>
-      <w:footerReference w:type="default" r:id="rId12"/>
+      <w:headerReference w:type="default" r:id="rId10"/>
+      <w:footerReference w:type="default" r:id="rId11"/>
       <w:pgSz w:w="12240" w:h="15840"/>
       <w:pgMar w:top="1440" w:right="1800" w:bottom="1440" w:left="1800" w:header="720" w:footer="720" w:gutter="0"/>
       <w:cols w:space="720"/>
@@ -643,7 +710,7 @@
 </file>
 
 <file path=word/endnotes.xml><?xml version="1.0" encoding="utf-8"?>
-<w:endnotes xmlns:wpc="http://schemas.microsoft.com/office/word/2010/wordprocessingCanvas" xmlns:mc="http://schemas.openxmlformats.org/markup-compatibility/2006" xmlns:o="urn:schemas-microsoft-com:office:office" xmlns:r="http://schemas.openxmlformats.org/officeDocument/2006/relationships" xmlns:m="http://schemas.openxmlformats.org/officeDocument/2006/math" xmlns:v="urn:schemas-microsoft-com:vml" xmlns:wp14="http://schemas.microsoft.com/office/word/2010/wordprocessingDrawing" xmlns:wp="http://schemas.openxmlformats.org/drawingml/2006/wordprocessingDrawing" xmlns:w10="urn:schemas-microsoft-com:office:word" xmlns:w="http://schemas.openxmlformats.org/wordprocessingml/2006/main" xmlns:w14="http://schemas.microsoft.com/office/word/2010/wordml" xmlns:wpg="http://schemas.microsoft.com/office/word/2010/wordprocessingGroup" xmlns:wpi="http://schemas.microsoft.com/office/word/2010/wordprocessingInk" xmlns:wne="http://schemas.microsoft.com/office/word/2006/wordml" xmlns:wps="http://schemas.microsoft.com/office/word/2010/wordprocessingShape" mc:Ignorable="w14 wp14">
+<w:endnotes xmlns:wpc="http://schemas.microsoft.com/office/word/2010/wordprocessingCanvas" xmlns:cx="http://schemas.microsoft.com/office/drawing/2014/chartex" xmlns:cx1="http://schemas.microsoft.com/office/drawing/2015/9/8/chartex" xmlns:cx2="http://schemas.microsoft.com/office/drawing/2015/10/21/chartex" xmlns:cx3="http://schemas.microsoft.com/office/drawing/2016/5/9/chartex" xmlns:cx4="http://schemas.microsoft.com/office/drawing/2016/5/10/chartex" xmlns:cx5="http://schemas.microsoft.com/office/drawing/2016/5/11/chartex" xmlns:cx6="http://schemas.microsoft.com/office/drawing/2016/5/12/chartex" xmlns:cx7="http://schemas.microsoft.com/office/drawing/2016/5/13/chartex" xmlns:cx8="http://schemas.microsoft.com/office/drawing/2016/5/14/chartex" xmlns:mc="http://schemas.openxmlformats.org/markup-compatibility/2006" xmlns:aink="http://schemas.microsoft.com/office/drawing/2016/ink" xmlns:am3d="http://schemas.microsoft.com/office/drawing/2017/model3d" xmlns:o="urn:schemas-microsoft-com:office:office" xmlns:oel="http://schemas.microsoft.com/office/2019/extlst" xmlns:r="http://schemas.openxmlformats.org/officeDocument/2006/relationships" xmlns:m="http://schemas.openxmlformats.org/officeDocument/2006/math" xmlns:v="urn:schemas-microsoft-com:vml" xmlns:wp14="http://schemas.microsoft.com/office/word/2010/wordprocessingDrawing" xmlns:wp="http://schemas.openxmlformats.org/drawingml/2006/wordprocessingDrawing" xmlns:w10="urn:schemas-microsoft-com:office:word" xmlns:w="http://schemas.openxmlformats.org/wordprocessingml/2006/main" xmlns:w14="http://schemas.microsoft.com/office/word/2010/wordml" xmlns:w15="http://schemas.microsoft.com/office/word/2012/wordml" xmlns:w16cex="http://schemas.microsoft.com/office/word/2018/wordml/cex" xmlns:w16cid="http://schemas.microsoft.com/office/word/2016/wordml/cid" xmlns:w16="http://schemas.microsoft.com/office/word/2018/wordml" xmlns:w16du="http://schemas.microsoft.com/office/word/2023/wordml/word16du" xmlns:w16sdtdh="http://schemas.microsoft.com/office/word/2020/wordml/sdtdatahash" xmlns:w16sdtfl="http://schemas.microsoft.com/office/word/2024/wordml/sdtformatlock" xmlns:w16se="http://schemas.microsoft.com/office/word/2015/wordml/symex" xmlns:wpg="http://schemas.microsoft.com/office/word/2010/wordprocessingGroup" xmlns:wpi="http://schemas.microsoft.com/office/word/2010/wordprocessingInk" xmlns:wne="http://schemas.microsoft.com/office/word/2006/wordml" xmlns:wps="http://schemas.microsoft.com/office/word/2010/wordprocessingShape" mc:Ignorable="w14 w15 w16se w16cid w16 w16cex w16sdtdh w16sdtfl w16du wp14">
   <w:endnote w:type="separator" w:id="-1">
     <w:p>
       <w:r>
@@ -662,7 +729,7 @@
 </file>
 
 <file path=word/footer1.xml><?xml version="1.0" encoding="utf-8"?>
-<w:ftr xmlns:wpc="http://schemas.microsoft.com/office/word/2010/wordprocessingCanvas" xmlns:mc="http://schemas.openxmlformats.org/markup-compatibility/2006" xmlns:o="urn:schemas-microsoft-com:office:office" xmlns:r="http://schemas.openxmlformats.org/officeDocument/2006/relationships" xmlns:m="http://schemas.openxmlformats.org/officeDocument/2006/math" xmlns:v="urn:schemas-microsoft-com:vml" xmlns:wp14="http://schemas.microsoft.com/office/word/2010/wordprocessingDrawing" xmlns:wp="http://schemas.openxmlformats.org/drawingml/2006/wordprocessingDrawing" xmlns:w10="urn:schemas-microsoft-com:office:word" xmlns:w="http://schemas.openxmlformats.org/wordprocessingml/2006/main" xmlns:w14="http://schemas.microsoft.com/office/word/2010/wordml" xmlns:wpg="http://schemas.microsoft.com/office/word/2010/wordprocessingGroup" xmlns:wpi="http://schemas.microsoft.com/office/word/2010/wordprocessingInk" xmlns:wne="http://schemas.microsoft.com/office/word/2006/wordml" xmlns:wps="http://schemas.microsoft.com/office/word/2010/wordprocessingShape" mc:Ignorable="w14 wp14">
+<w:ftr xmlns:wpc="http://schemas.microsoft.com/office/word/2010/wordprocessingCanvas" xmlns:cx="http://schemas.microsoft.com/office/drawing/2014/chartex" xmlns:cx1="http://schemas.microsoft.com/office/drawing/2015/9/8/chartex" xmlns:cx2="http://schemas.microsoft.com/office/drawing/2015/10/21/chartex" xmlns:cx3="http://schemas.microsoft.com/office/drawing/2016/5/9/chartex" xmlns:cx4="http://schemas.microsoft.com/office/drawing/2016/5/10/chartex" xmlns:cx5="http://schemas.microsoft.com/office/drawing/2016/5/11/chartex" xmlns:cx6="http://schemas.microsoft.com/office/drawing/2016/5/12/chartex" xmlns:cx7="http://schemas.microsoft.com/office/drawing/2016/5/13/chartex" xmlns:cx8="http://schemas.microsoft.com/office/drawing/2016/5/14/chartex" xmlns:mc="http://schemas.openxmlformats.org/markup-compatibility/2006" xmlns:aink="http://schemas.microsoft.com/office/drawing/2016/ink" xmlns:am3d="http://schemas.microsoft.com/office/drawing/2017/model3d" xmlns:o="urn:schemas-microsoft-com:office:office" xmlns:oel="http://schemas.microsoft.com/office/2019/extlst" xmlns:r="http://schemas.openxmlformats.org/officeDocument/2006/relationships" xmlns:m="http://schemas.openxmlformats.org/officeDocument/2006/math" xmlns:v="urn:schemas-microsoft-com:vml" xmlns:wp14="http://schemas.microsoft.com/office/word/2010/wordprocessingDrawing" xmlns:wp="http://schemas.openxmlformats.org/drawingml/2006/wordprocessingDrawing" xmlns:w10="urn:schemas-microsoft-com:office:word" xmlns:w="http://schemas.openxmlformats.org/wordprocessingml/2006/main" xmlns:w14="http://schemas.microsoft.com/office/word/2010/wordml" xmlns:w15="http://schemas.microsoft.com/office/word/2012/wordml" xmlns:w16cex="http://schemas.microsoft.com/office/word/2018/wordml/cex" xmlns:w16cid="http://schemas.microsoft.com/office/word/2016/wordml/cid" xmlns:w16="http://schemas.microsoft.com/office/word/2018/wordml" xmlns:w16du="http://schemas.microsoft.com/office/word/2023/wordml/word16du" xmlns:w16sdtdh="http://schemas.microsoft.com/office/word/2020/wordml/sdtdatahash" xmlns:w16sdtfl="http://schemas.microsoft.com/office/word/2024/wordml/sdtformatlock" xmlns:w16se="http://schemas.microsoft.com/office/word/2015/wordml/symex" xmlns:wpg="http://schemas.microsoft.com/office/word/2010/wordprocessingGroup" xmlns:wpi="http://schemas.microsoft.com/office/word/2010/wordprocessingInk" xmlns:wne="http://schemas.microsoft.com/office/word/2006/wordml" xmlns:wps="http://schemas.microsoft.com/office/word/2010/wordprocessingShape" mc:Ignorable="w14 w15 w16se w16cid w16 w16cex w16sdtdh w16sdtfl w16du wp14">
   <w:p>
     <w:pPr>
       <w:pStyle w:val="Footer"/>
@@ -724,7 +791,7 @@
 </file>
 
 <file path=word/footnotes.xml><?xml version="1.0" encoding="utf-8"?>
-<w:footnotes xmlns:wpc="http://schemas.microsoft.com/office/word/2010/wordprocessingCanvas" xmlns:mc="http://schemas.openxmlformats.org/markup-compatibility/2006" xmlns:o="urn:schemas-microsoft-com:office:office" xmlns:r="http://schemas.openxmlformats.org/officeDocument/2006/relationships" xmlns:m="http://schemas.openxmlformats.org/officeDocument/2006/math" xmlns:v="urn:schemas-microsoft-com:vml" xmlns:wp14="http://schemas.microsoft.com/office/word/2010/wordprocessingDrawing" xmlns:wp="http://schemas.openxmlformats.org/drawingml/2006/wordprocessingDrawing" xmlns:w10="urn:schemas-microsoft-com:office:word" xmlns:w="http://schemas.openxmlformats.org/wordprocessingml/2006/main" xmlns:w14="http://schemas.microsoft.com/office/word/2010/wordml" xmlns:wpg="http://schemas.microsoft.com/office/word/2010/wordprocessingGroup" xmlns:wpi="http://schemas.microsoft.com/office/word/2010/wordprocessingInk" xmlns:wne="http://schemas.microsoft.com/office/word/2006/wordml" xmlns:wps="http://schemas.microsoft.com/office/word/2010/wordprocessingShape" mc:Ignorable="w14 wp14">
+<w:footnotes xmlns:wpc="http://schemas.microsoft.com/office/word/2010/wordprocessingCanvas" xmlns:cx="http://schemas.microsoft.com/office/drawing/2014/chartex" xmlns:cx1="http://schemas.microsoft.com/office/drawing/2015/9/8/chartex" xmlns:cx2="http://schemas.microsoft.com/office/drawing/2015/10/21/chartex" xmlns:cx3="http://schemas.microsoft.com/office/drawing/2016/5/9/chartex" xmlns:cx4="http://schemas.microsoft.com/office/drawing/2016/5/10/chartex" xmlns:cx5="http://schemas.microsoft.com/office/drawing/2016/5/11/chartex" xmlns:cx6="http://schemas.microsoft.com/office/drawing/2016/5/12/chartex" xmlns:cx7="http://schemas.microsoft.com/office/drawing/2016/5/13/chartex" xmlns:cx8="http://schemas.microsoft.com/office/drawing/2016/5/14/chartex" xmlns:mc="http://schemas.openxmlformats.org/markup-compatibility/2006" xmlns:aink="http://schemas.microsoft.com/office/drawing/2016/ink" xmlns:am3d="http://schemas.microsoft.com/office/drawing/2017/model3d" xmlns:o="urn:schemas-microsoft-com:office:office" xmlns:oel="http://schemas.microsoft.com/office/2019/extlst" xmlns:r="http://schemas.openxmlformats.org/officeDocument/2006/relationships" xmlns:m="http://schemas.openxmlformats.org/officeDocument/2006/math" xmlns:v="urn:schemas-microsoft-com:vml" xmlns:wp14="http://schemas.microsoft.com/office/word/2010/wordprocessingDrawing" xmlns:wp="http://schemas.openxmlformats.org/drawingml/2006/wordprocessingDrawing" xmlns:w10="urn:schemas-microsoft-com:office:word" xmlns:w="http://schemas.openxmlformats.org/wordprocessingml/2006/main" xmlns:w14="http://schemas.microsoft.com/office/word/2010/wordml" xmlns:w15="http://schemas.microsoft.com/office/word/2012/wordml" xmlns:w16cex="http://schemas.microsoft.com/office/word/2018/wordml/cex" xmlns:w16cid="http://schemas.microsoft.com/office/word/2016/wordml/cid" xmlns:w16="http://schemas.microsoft.com/office/word/2018/wordml" xmlns:w16du="http://schemas.microsoft.com/office/word/2023/wordml/word16du" xmlns:w16sdtdh="http://schemas.microsoft.com/office/word/2020/wordml/sdtdatahash" xmlns:w16sdtfl="http://schemas.microsoft.com/office/word/2024/wordml/sdtformatlock" xmlns:w16se="http://schemas.microsoft.com/office/word/2015/wordml/symex" xmlns:wpg="http://schemas.microsoft.com/office/word/2010/wordprocessingGroup" xmlns:wpi="http://schemas.microsoft.com/office/word/2010/wordprocessingInk" xmlns:wne="http://schemas.microsoft.com/office/word/2006/wordml" xmlns:wps="http://schemas.microsoft.com/office/word/2010/wordprocessingShape" mc:Ignorable="w14 w15 w16se w16cid w16 w16cex w16sdtdh w16sdtfl w16du wp14">
   <w:footnote w:type="separator" w:id="-1">
     <w:p>
       <w:r>
@@ -743,7 +810,7 @@
 </file>
 
 <file path=word/header1.xml><?xml version="1.0" encoding="utf-8"?>
-<w:hdr xmlns:wpc="http://schemas.microsoft.com/office/word/2010/wordprocessingCanvas" xmlns:mc="http://schemas.openxmlformats.org/markup-compatibility/2006" xmlns:o="urn:schemas-microsoft-com:office:office" xmlns:r="http://schemas.openxmlformats.org/officeDocument/2006/relationships" xmlns:m="http://schemas.openxmlformats.org/officeDocument/2006/math" xmlns:v="urn:schemas-microsoft-com:vml" xmlns:wp14="http://schemas.microsoft.com/office/word/2010/wordprocessingDrawing" xmlns:wp="http://schemas.openxmlformats.org/drawingml/2006/wordprocessingDrawing" xmlns:w10="urn:schemas-microsoft-com:office:word" xmlns:w="http://schemas.openxmlformats.org/wordprocessingml/2006/main" xmlns:w14="http://schemas.microsoft.com/office/word/2010/wordml" xmlns:wpg="http://schemas.microsoft.com/office/word/2010/wordprocessingGroup" xmlns:wpi="http://schemas.microsoft.com/office/word/2010/wordprocessingInk" xmlns:wne="http://schemas.microsoft.com/office/word/2006/wordml" xmlns:wps="http://schemas.microsoft.com/office/word/2010/wordprocessingShape" mc:Ignorable="w14 wp14">
+<w:hdr xmlns:wpc="http://schemas.microsoft.com/office/word/2010/wordprocessingCanvas" xmlns:cx="http://schemas.microsoft.com/office/drawing/2014/chartex" xmlns:cx1="http://schemas.microsoft.com/office/drawing/2015/9/8/chartex" xmlns:cx2="http://schemas.microsoft.com/office/drawing/2015/10/21/chartex" xmlns:cx3="http://schemas.microsoft.com/office/drawing/2016/5/9/chartex" xmlns:cx4="http://schemas.microsoft.com/office/drawing/2016/5/10/chartex" xmlns:cx5="http://schemas.microsoft.com/office/drawing/2016/5/11/chartex" xmlns:cx6="http://schemas.microsoft.com/office/drawing/2016/5/12/chartex" xmlns:cx7="http://schemas.microsoft.com/office/drawing/2016/5/13/chartex" xmlns:cx8="http://schemas.microsoft.com/office/drawing/2016/5/14/chartex" xmlns:mc="http://schemas.openxmlformats.org/markup-compatibility/2006" xmlns:aink="http://schemas.microsoft.com/office/drawing/2016/ink" xmlns:am3d="http://schemas.microsoft.com/office/drawing/2017/model3d" xmlns:o="urn:schemas-microsoft-com:office:office" xmlns:oel="http://schemas.microsoft.com/office/2019/extlst" xmlns:r="http://schemas.openxmlformats.org/officeDocument/2006/relationships" xmlns:m="http://schemas.openxmlformats.org/officeDocument/2006/math" xmlns:v="urn:schemas-microsoft-com:vml" xmlns:wp14="http://schemas.microsoft.com/office/word/2010/wordprocessingDrawing" xmlns:wp="http://schemas.openxmlformats.org/drawingml/2006/wordprocessingDrawing" xmlns:w10="urn:schemas-microsoft-com:office:word" xmlns:w="http://schemas.openxmlformats.org/wordprocessingml/2006/main" xmlns:w14="http://schemas.microsoft.com/office/word/2010/wordml" xmlns:w15="http://schemas.microsoft.com/office/word/2012/wordml" xmlns:w16cex="http://schemas.microsoft.com/office/word/2018/wordml/cex" xmlns:w16cid="http://schemas.microsoft.com/office/word/2016/wordml/cid" xmlns:w16="http://schemas.microsoft.com/office/word/2018/wordml" xmlns:w16du="http://schemas.microsoft.com/office/word/2023/wordml/word16du" xmlns:w16sdtdh="http://schemas.microsoft.com/office/word/2020/wordml/sdtdatahash" xmlns:w16sdtfl="http://schemas.microsoft.com/office/word/2024/wordml/sdtformatlock" xmlns:w16se="http://schemas.microsoft.com/office/word/2015/wordml/symex" xmlns:wpg="http://schemas.microsoft.com/office/word/2010/wordprocessingGroup" xmlns:wpi="http://schemas.microsoft.com/office/word/2010/wordprocessingInk" xmlns:wne="http://schemas.microsoft.com/office/word/2006/wordml" xmlns:wps="http://schemas.microsoft.com/office/word/2010/wordprocessingShape" mc:Ignorable="w14 w15 w16se w16cid w16 w16cex w16sdtdh w16sdtfl w16du wp14">
   <w:sdt>
     <w:sdtPr>
       <w:rPr>
@@ -793,8 +860,8 @@
 </file>
 
 <file path=word/numbering.xml><?xml version="1.0" encoding="utf-8"?>
-<w:numbering xmlns:wpc="http://schemas.microsoft.com/office/word/2010/wordprocessingCanvas" xmlns:mc="http://schemas.openxmlformats.org/markup-compatibility/2006" xmlns:o="urn:schemas-microsoft-com:office:office" xmlns:r="http://schemas.openxmlformats.org/officeDocument/2006/relationships" xmlns:m="http://schemas.openxmlformats.org/officeDocument/2006/math" xmlns:v="urn:schemas-microsoft-com:vml" xmlns:wp14="http://schemas.microsoft.com/office/word/2010/wordprocessingDrawing" xmlns:wp="http://schemas.openxmlformats.org/drawingml/2006/wordprocessingDrawing" xmlns:w10="urn:schemas-microsoft-com:office:word" xmlns:w="http://schemas.openxmlformats.org/wordprocessingml/2006/main" xmlns:w14="http://schemas.microsoft.com/office/word/2010/wordml" xmlns:wpg="http://schemas.microsoft.com/office/word/2010/wordprocessingGroup" xmlns:wpi="http://schemas.microsoft.com/office/word/2010/wordprocessingInk" xmlns:wne="http://schemas.microsoft.com/office/word/2006/wordml" xmlns:wps="http://schemas.microsoft.com/office/word/2010/wordprocessingShape" mc:Ignorable="w14 wp14">
-  <w:abstractNum w:abstractNumId="0">
+<w:numbering xmlns:wpc="http://schemas.microsoft.com/office/word/2010/wordprocessingCanvas" xmlns:cx="http://schemas.microsoft.com/office/drawing/2014/chartex" xmlns:cx1="http://schemas.microsoft.com/office/drawing/2015/9/8/chartex" xmlns:cx2="http://schemas.microsoft.com/office/drawing/2015/10/21/chartex" xmlns:cx3="http://schemas.microsoft.com/office/drawing/2016/5/9/chartex" xmlns:cx4="http://schemas.microsoft.com/office/drawing/2016/5/10/chartex" xmlns:cx5="http://schemas.microsoft.com/office/drawing/2016/5/11/chartex" xmlns:cx6="http://schemas.microsoft.com/office/drawing/2016/5/12/chartex" xmlns:cx7="http://schemas.microsoft.com/office/drawing/2016/5/13/chartex" xmlns:cx8="http://schemas.microsoft.com/office/drawing/2016/5/14/chartex" xmlns:mc="http://schemas.openxmlformats.org/markup-compatibility/2006" xmlns:aink="http://schemas.microsoft.com/office/drawing/2016/ink" xmlns:am3d="http://schemas.microsoft.com/office/drawing/2017/model3d" xmlns:o="urn:schemas-microsoft-com:office:office" xmlns:oel="http://schemas.microsoft.com/office/2019/extlst" xmlns:r="http://schemas.openxmlformats.org/officeDocument/2006/relationships" xmlns:m="http://schemas.openxmlformats.org/officeDocument/2006/math" xmlns:v="urn:schemas-microsoft-com:vml" xmlns:wp14="http://schemas.microsoft.com/office/word/2010/wordprocessingDrawing" xmlns:wp="http://schemas.openxmlformats.org/drawingml/2006/wordprocessingDrawing" xmlns:w10="urn:schemas-microsoft-com:office:word" xmlns:w="http://schemas.openxmlformats.org/wordprocessingml/2006/main" xmlns:w14="http://schemas.microsoft.com/office/word/2010/wordml" xmlns:w15="http://schemas.microsoft.com/office/word/2012/wordml" xmlns:w16cex="http://schemas.microsoft.com/office/word/2018/wordml/cex" xmlns:w16cid="http://schemas.microsoft.com/office/word/2016/wordml/cid" xmlns:w16="http://schemas.microsoft.com/office/word/2018/wordml" xmlns:w16du="http://schemas.microsoft.com/office/word/2023/wordml/word16du" xmlns:w16sdtdh="http://schemas.microsoft.com/office/word/2020/wordml/sdtdatahash" xmlns:w16sdtfl="http://schemas.microsoft.com/office/word/2024/wordml/sdtformatlock" xmlns:w16se="http://schemas.microsoft.com/office/word/2015/wordml/symex" xmlns:wpg="http://schemas.microsoft.com/office/word/2010/wordprocessingGroup" xmlns:wpi="http://schemas.microsoft.com/office/word/2010/wordprocessingInk" xmlns:wne="http://schemas.microsoft.com/office/word/2006/wordml" xmlns:wps="http://schemas.microsoft.com/office/word/2010/wordprocessingShape" mc:Ignorable="w14 w15 w16se w16cid w16 w16cex w16sdtdh w16sdtfl w16du wp14">
+  <w:abstractNum w:abstractNumId="0" w15:restartNumberingAfterBreak="0">
     <w:nsid w:val="2E006094"/>
     <w:multiLevelType w:val="hybridMultilevel"/>
     <w:tmpl w:val="B6DEE5C6"/>
@@ -880,7 +947,7 @@
       </w:pPr>
     </w:lvl>
   </w:abstractNum>
-  <w:abstractNum w:abstractNumId="1">
+  <w:abstractNum w:abstractNumId="1" w15:restartNumberingAfterBreak="0">
     <w:nsid w:val="470011DF"/>
     <w:multiLevelType w:val="hybridMultilevel"/>
     <w:tmpl w:val="A486349A"/>
@@ -993,7 +1060,7 @@
       </w:rPr>
     </w:lvl>
   </w:abstractNum>
-  <w:abstractNum w:abstractNumId="2">
+  <w:abstractNum w:abstractNumId="2" w15:restartNumberingAfterBreak="0">
     <w:nsid w:val="6A48100A"/>
     <w:multiLevelType w:val="hybridMultilevel"/>
     <w:tmpl w:val="E9F4E43A"/>
@@ -1106,20 +1173,20 @@
       </w:rPr>
     </w:lvl>
   </w:abstractNum>
-  <w:num w:numId="1">
+  <w:num w:numId="1" w16cid:durableId="946350093">
     <w:abstractNumId w:val="2"/>
   </w:num>
-  <w:num w:numId="2">
+  <w:num w:numId="2" w16cid:durableId="1796945979">
     <w:abstractNumId w:val="0"/>
   </w:num>
-  <w:num w:numId="3">
+  <w:num w:numId="3" w16cid:durableId="593628237">
     <w:abstractNumId w:val="1"/>
   </w:num>
 </w:numbering>
 </file>
 
 <file path=word/styles.xml><?xml version="1.0" encoding="utf-8"?>
-<w:styles xmlns:mc="http://schemas.openxmlformats.org/markup-compatibility/2006" xmlns:r="http://schemas.openxmlformats.org/officeDocument/2006/relationships" xmlns:w="http://schemas.openxmlformats.org/wordprocessingml/2006/main" xmlns:w14="http://schemas.microsoft.com/office/word/2010/wordml" mc:Ignorable="w14">
+<w:styles xmlns:mc="http://schemas.openxmlformats.org/markup-compatibility/2006" xmlns:r="http://schemas.openxmlformats.org/officeDocument/2006/relationships" xmlns:w="http://schemas.openxmlformats.org/wordprocessingml/2006/main" xmlns:w14="http://schemas.microsoft.com/office/word/2010/wordml" xmlns:w15="http://schemas.microsoft.com/office/word/2012/wordml" xmlns:w16cex="http://schemas.microsoft.com/office/word/2018/wordml/cex" xmlns:w16cid="http://schemas.microsoft.com/office/word/2016/wordml/cid" xmlns:w16="http://schemas.microsoft.com/office/word/2018/wordml" xmlns:w16du="http://schemas.microsoft.com/office/word/2023/wordml/word16du" xmlns:w16sdtdh="http://schemas.microsoft.com/office/word/2020/wordml/sdtdatahash" xmlns:w16sdtfl="http://schemas.microsoft.com/office/word/2024/wordml/sdtformatlock" xmlns:w16se="http://schemas.microsoft.com/office/word/2015/wordml/symex" mc:Ignorable="w14 w15 w16se w16cid w16 w16cex w16sdtdh w16sdtfl w16du">
   <w:docDefaults>
     <w:rPrDefault>
       <w:rPr>
@@ -1131,460 +1198,383 @@
     </w:rPrDefault>
     <w:pPrDefault/>
   </w:docDefaults>
-  <w:latentStyles w:defLockedState="0" w:defUIPriority="99" w:defSemiHidden="1" w:defUnhideWhenUsed="1" w:defQFormat="0" w:count="267">
-    <w:lsdException w:name="Normal" w:semiHidden="0" w:uiPriority="0" w:unhideWhenUsed="0" w:qFormat="1"/>
-    <w:lsdException w:name="heading 1" w:semiHidden="0" w:uiPriority="9" w:unhideWhenUsed="0" w:qFormat="1"/>
-    <w:lsdException w:name="heading 2" w:uiPriority="9" w:qFormat="1"/>
-    <w:lsdException w:name="heading 3" w:uiPriority="9" w:qFormat="1"/>
-    <w:lsdException w:name="heading 4" w:uiPriority="9" w:qFormat="1"/>
-    <w:lsdException w:name="heading 5" w:uiPriority="9" w:qFormat="1"/>
-    <w:lsdException w:name="heading 6" w:uiPriority="9" w:qFormat="1"/>
-    <w:lsdException w:name="heading 7" w:uiPriority="9" w:qFormat="1"/>
-    <w:lsdException w:name="heading 8" w:uiPriority="9" w:qFormat="1"/>
-    <w:lsdException w:name="heading 9" w:uiPriority="9" w:qFormat="1"/>
-    <w:lsdException w:name="toc 1" w:uiPriority="39"/>
-    <w:lsdException w:name="toc 2" w:uiPriority="39"/>
-    <w:lsdException w:name="toc 3" w:uiPriority="39"/>
-    <w:lsdException w:name="toc 4" w:uiPriority="39"/>
-    <w:lsdException w:name="toc 5" w:uiPriority="39"/>
-    <w:lsdException w:name="toc 6" w:uiPriority="39"/>
-    <w:lsdException w:name="toc 7" w:uiPriority="39"/>
-    <w:lsdException w:name="toc 8" w:uiPriority="39"/>
-    <w:lsdException w:name="toc 9" w:uiPriority="39"/>
-    <w:lsdException w:name="caption" w:uiPriority="35" w:qFormat="1"/>
-    <w:lsdException w:name="Title" w:semiHidden="0" w:uiPriority="10" w:unhideWhenUsed="0" w:qFormat="1"/>
-    <w:lsdException w:name="Default Paragraph Font" w:uiPriority="1"/>
-    <w:lsdException w:name="Subtitle" w:semiHidden="0" w:uiPriority="11" w:unhideWhenUsed="0" w:qFormat="1"/>
-    <w:lsdException w:name="Strong" w:semiHidden="0" w:uiPriority="22" w:unhideWhenUsed="0" w:qFormat="1"/>
-    <w:lsdException w:name="Emphasis" w:semiHidden="0" w:uiPriority="20" w:unhideWhenUsed="0" w:qFormat="1"/>
-    <w:lsdException w:name="Table Grid" w:semiHidden="0" w:uiPriority="59" w:unhideWhenUsed="0"/>
-    <w:lsdException w:name="Placeholder Text" w:unhideWhenUsed="0"/>
-    <w:lsdException w:name="No Spacing" w:semiHidden="0" w:uiPriority="1" w:unhideWhenUsed="0" w:qFormat="1"/>
-    <w:lsdException w:name="Light Shading" w:semiHidden="0" w:uiPriority="60" w:unhideWhenUsed="0"/>
-    <w:lsdException w:name="Light List" w:semiHidden="0" w:uiPriority="61" w:unhideWhenUsed="0"/>
-    <w:lsdException w:name="Light Grid" w:semiHidden="0" w:uiPriority="62" w:unhideWhenUsed="0"/>
-    <w:lsdException w:name="Medium Shading 1" w:semiHidden="0" w:uiPriority="63" w:unhideWhenUsed="0"/>
-    <w:lsdException w:name="Medium Shading 2" w:semiHidden="0" w:uiPriority="64" w:unhideWhenUsed="0"/>
-    <w:lsdException w:name="Medium List 1" w:semiHidden="0" w:uiPriority="65" w:unhideWhenUsed="0"/>
-    <w:lsdException w:name="Medium List 2" w:semiHidden="0" w:uiPriority="66" w:unhideWhenUsed="0"/>
-    <w:lsdException w:name="Medium Grid 1" w:semiHidden="0" w:uiPriority="67" w:unhideWhenUsed="0"/>
-    <w:lsdException w:name="Medium Grid 2" w:semiHidden="0" w:uiPriority="68" w:unhideWhenUsed="0"/>
-    <w:lsdException w:name="Medium Grid 3" w:semiHidden="0" w:uiPriority="69" w:unhideWhenUsed="0"/>
-    <w:lsdException w:name="Dark List" w:semiHidden="0" w:uiPriority="70" w:unhideWhenUsed="0"/>
-    <w:lsdException w:name="Colorful Shading" w:semiHidden="0" w:uiPriority="71" w:unhideWhenUsed="0"/>
-    <w:lsdException w:name="Colorful List" w:semiHidden="0" w:uiPriority="72" w:unhideWhenUsed="0"/>
-    <w:lsdException w:name="Colorful Grid" w:semiHidden="0" w:uiPriority="73" w:unhideWhenUsed="0"/>
-    <w:lsdException w:name="Light Shading Accent 1" w:semiHidden="0" w:uiPriority="60" w:unhideWhenUsed="0"/>
-    <w:lsdException w:name="Light List Accent 1" w:semiHidden="0" w:uiPriority="61" w:unhideWhenUsed="0"/>
-    <w:lsdException w:name="Light Grid Accent 1" w:semiHidden="0" w:uiPriority="62" w:unhideWhenUsed="0"/>
-    <w:lsdException w:name="Medium Shading 1 Accent 1" w:semiHidden="0" w:uiPriority="63" w:unhideWhenUsed="0"/>
-    <w:lsdException w:name="Medium Shading 2 Accent 1" w:semiHidden="0" w:uiPriority="64" w:unhideWhenUsed="0"/>
-    <w:lsdException w:name="Medium List 1 Accent 1" w:semiHidden="0" w:uiPriority="65" w:unhideWhenUsed="0"/>
-    <w:lsdException w:name="Revision" w:unhideWhenUsed="0"/>
-    <w:lsdException w:name="List Paragraph" w:semiHidden="0" w:uiPriority="34" w:unhideWhenUsed="0" w:qFormat="1"/>
-    <w:lsdException w:name="Quote" w:semiHidden="0" w:uiPriority="29" w:unhideWhenUsed="0" w:qFormat="1"/>
-    <w:lsdException w:name="Intense Quote" w:semiHidden="0" w:uiPriority="30" w:unhideWhenUsed="0" w:qFormat="1"/>
-    <w:lsdException w:name="Medium List 2 Accent 1" w:semiHidden="0" w:uiPriority="66" w:unhideWhenUsed="0"/>
-    <w:lsdException w:name="Medium Grid 1 Accent 1" w:semiHidden="0" w:uiPriority="67" w:unhideWhenUsed="0"/>
-    <w:lsdException w:name="Medium Grid 2 Accent 1" w:semiHidden="0" w:uiPriority="68" w:unhideWhenUsed="0"/>
-    <w:lsdException w:name="Medium Grid 3 Accent 1" w:semiHidden="0" w:uiPriority="69" w:unhideWhenUsed="0"/>
-    <w:lsdException w:name="Dark List Accent 1" w:semiHidden="0" w:uiPriority="70" w:unhideWhenUsed="0"/>
-    <w:lsdException w:name="Colorful Shading Accent 1" w:semiHidden="0" w:uiPriority="71" w:unhideWhenUsed="0"/>
-    <w:lsdException w:name="Colorful List Accent 1" w:semiHidden="0" w:uiPriority="72" w:unhideWhenUsed="0"/>
-    <w:lsdException w:name="Colorful Grid Accent 1" w:semiHidden="0" w:uiPriority="73" w:unhideWhenUsed="0"/>
-    <w:lsdException w:name="Light Shading Accent 2" w:semiHidden="0" w:uiPriority="60" w:unhideWhenUsed="0"/>
-    <w:lsdException w:name="Light List Accent 2" w:semiHidden="0" w:uiPriority="61" w:unhideWhenUsed="0"/>
-    <w:lsdException w:name="Light Grid Accent 2" w:semiHidden="0" w:uiPriority="62" w:unhideWhenUsed="0"/>
-    <w:lsdException w:name="Medium Shading 1 Accent 2" w:semiHidden="0" w:uiPriority="63" w:unhideWhenUsed="0"/>
-    <w:lsdException w:name="Medium Shading 2 Accent 2" w:semiHidden="0" w:uiPriority="64" w:unhideWhenUsed="0"/>
-    <w:lsdException w:name="Medium List 1 Accent 2" w:semiHidden="0" w:uiPriority="65" w:unhideWhenUsed="0"/>
-    <w:lsdException w:name="Medium List 2 Accent 2" w:semiHidden="0" w:uiPriority="66" w:unhideWhenUsed="0"/>
-    <w:lsdException w:name="Medium Grid 1 Accent 2" w:semiHidden="0" w:uiPriority="67" w:unhideWhenUsed="0"/>
-    <w:lsdException w:name="Medium Grid 2 Accent 2" w:semiHidden="0" w:uiPriority="68" w:unhideWhenUsed="0"/>
-    <w:lsdException w:name="Medium Grid 3 Accent 2" w:semiHidden="0" w:uiPriority="69" w:unhideWhenUsed="0"/>
-    <w:lsdException w:name="Dark List Accent 2" w:semiHidden="0" w:uiPriority="70" w:unhideWhenUsed="0"/>
-    <w:lsdException w:name="Colorful Shading Accent 2" w:semiHidden="0" w:uiPriority="71" w:unhideWhenUsed="0"/>
-    <w:lsdException w:name="Colorful List Accent 2" w:semiHidden="0" w:uiPriority="72" w:unhideWhenUsed="0"/>
-    <w:lsdException w:name="Colorful Grid Accent 2" w:semiHidden="0" w:uiPriority="73" w:unhideWhenUsed="0"/>
-    <w:lsdException w:name="Light Shading Accent 3" w:semiHidden="0" w:uiPriority="60" w:unhideWhenUsed="0"/>
-    <w:lsdException w:name="Light List Accent 3" w:semiHidden="0" w:uiPriority="61" w:unhideWhenUsed="0"/>
-    <w:lsdException w:name="Light Grid Accent 3" w:semiHidden="0" w:uiPriority="62" w:unhideWhenUsed="0"/>
-    <w:lsdException w:name="Medium Shading 1 Accent 3" w:semiHidden="0" w:uiPriority="63" w:unhideWhenUsed="0"/>
-    <w:lsdException w:name="Medium Shading 2 Accent 3" w:semiHidden="0" w:uiPriority="64" w:unhideWhenUsed="0"/>
-    <w:lsdException w:name="Medium List 1 Accent 3" w:semiHidden="0" w:uiPriority="65" w:unhideWhenUsed="0"/>
-    <w:lsdException w:name="Medium List 2 Accent 3" w:semiHidden="0" w:uiPriority="66" w:unhideWhenUsed="0"/>
-    <w:lsdException w:name="Medium Grid 1 Accent 3" w:semiHidden="0" w:uiPriority="67" w:unhideWhenUsed="0"/>
-    <w:lsdException w:name="Medium Grid 2 Accent 3" w:semiHidden="0" w:uiPriority="68" w:unhideWhenUsed="0"/>
-    <w:lsdException w:name="Medium Grid 3 Accent 3" w:semiHidden="0" w:uiPriority="69" w:unhideWhenUsed="0"/>
-    <w:lsdException w:name="Dark List Accent 3" w:semiHidden="0" w:uiPriority="70" w:unhideWhenUsed="0"/>
-    <w:lsdException w:name="Colorful Shading Accent 3" w:semiHidden="0" w:uiPriority="71" w:unhideWhenUsed="0"/>
-    <w:lsdException w:name="Colorful List Accent 3" w:semiHidden="0" w:uiPriority="72" w:unhideWhenUsed="0"/>
-    <w:lsdException w:name="Colorful Grid Accent 3" w:semiHidden="0" w:uiPriority="73" w:unhideWhenUsed="0"/>
-    <w:lsdException w:name="Light Shading Accent 4" w:semiHidden="0" w:uiPriority="60" w:unhideWhenUsed="0"/>
-    <w:lsdException w:name="Light List Accent 4" w:semiHidden="0" w:uiPriority="61" w:unhideWhenUsed="0"/>
-    <w:lsdException w:name="Light Grid Accent 4" w:semiHidden="0" w:uiPriority="62" w:unhideWhenUsed="0"/>
-    <w:lsdException w:name="Medium Shading 1 Accent 4" w:semiHidden="0" w:uiPriority="63" w:unhideWhenUsed="0"/>
-    <w:lsdException w:name="Medium Shading 2 Accent 4" w:semiHidden="0" w:uiPriority="64" w:unhideWhenUsed="0"/>
-    <w:lsdException w:name="Medium List 1 Accent 4" w:semiHidden="0" w:uiPriority="65" w:unhideWhenUsed="0"/>
-    <w:lsdException w:name="Medium List 2 Accent 4" w:semiHidden="0" w:uiPriority="66" w:unhideWhenUsed="0"/>
-    <w:lsdException w:name="Medium Grid 1 Accent 4" w:semiHidden="0" w:uiPriority="67" w:unhideWhenUsed="0"/>
-    <w:lsdException w:name="Medium Grid 2 Accent 4" w:semiHidden="0" w:uiPriority="68" w:unhideWhenUsed="0"/>
-    <w:lsdException w:name="Medium Grid 3 Accent 4" w:semiHidden="0" w:uiPriority="69" w:unhideWhenUsed="0"/>
-    <w:lsdException w:name="Dark List Accent 4" w:semiHidden="0" w:uiPriority="70" w:unhideWhenUsed="0"/>
-    <w:lsdException w:name="Colorful Shading Accent 4" w:semiHidden="0" w:uiPriority="71" w:unhideWhenUsed="0"/>
-    <w:lsdException w:name="Colorful List Accent 4" w:semiHidden="0" w:uiPriority="72" w:unhideWhenUsed="0"/>
-    <w:lsdException w:name="Colorful Grid Accent 4" w:semiHidden="0" w:uiPriority="73" w:unhideWhenUsed="0"/>
-    <w:lsdException w:name="Light Shading Accent 5" w:semiHidden="0" w:uiPriority="60" w:unhideWhenUsed="0"/>
-    <w:lsdException w:name="Light List Accent 5" w:semiHidden="0" w:uiPriority="61" w:unhideWhenUsed="0"/>
-    <w:lsdException w:name="Light Grid Accent 5" w:semiHidden="0" w:uiPriority="62" w:unhideWhenUsed="0"/>
-    <w:lsdException w:name="Medium Shading 1 Accent 5" w:semiHidden="0" w:uiPriority="63" w:unhideWhenUsed="0"/>
-    <w:lsdException w:name="Medium Shading 2 Accent 5" w:semiHidden="0" w:uiPriority="64" w:unhideWhenUsed="0"/>
-    <w:lsdException w:name="Medium List 1 Accent 5" w:semiHidden="0" w:uiPriority="65" w:unhideWhenUsed="0"/>
-    <w:lsdException w:name="Medium List 2 Accent 5" w:semiHidden="0" w:uiPriority="66" w:unhideWhenUsed="0"/>
-    <w:lsdException w:name="Medium Grid 1 Accent 5" w:semiHidden="0" w:uiPriority="67" w:unhideWhenUsed="0"/>
-    <w:lsdException w:name="Medium Grid 2 Accent 5" w:semiHidden="0" w:uiPriority="68" w:unhideWhenUsed="0"/>
-    <w:lsdException w:name="Medium Grid 3 Accent 5" w:semiHidden="0" w:uiPriority="69" w:unhideWhenUsed="0"/>
-    <w:lsdException w:name="Dark List Accent 5" w:semiHidden="0" w:uiPriority="70" w:unhideWhenUsed="0"/>
-    <w:lsdException w:name="Colorful Shading Accent 5" w:semiHidden="0" w:uiPriority="71" w:unhideWhenUsed="0"/>
-    <w:lsdException w:name="Colorful List Accent 5" w:semiHidden="0" w:uiPriority="72" w:unhideWhenUsed="0"/>
-    <w:lsdException w:name="Colorful Grid Accent 5" w:semiHidden="0" w:uiPriority="73" w:unhideWhenUsed="0"/>
-    <w:lsdException w:name="Light Shading Accent 6" w:semiHidden="0" w:uiPriority="60" w:unhideWhenUsed="0"/>
-    <w:lsdException w:name="Light List Accent 6" w:semiHidden="0" w:uiPriority="61" w:unhideWhenUsed="0"/>
-    <w:lsdException w:name="Light Grid Accent 6" w:semiHidden="0" w:uiPriority="62" w:unhideWhenUsed="0"/>
-    <w:lsdException w:name="Medium Shading 1 Accent 6" w:semiHidden="0" w:uiPriority="63" w:unhideWhenUsed="0"/>
-    <w:lsdException w:name="Medium Shading 2 Accent 6" w:semiHidden="0" w:uiPriority="64" w:unhideWhenUsed="0"/>
-    <w:lsdException w:name="Medium List 1 Accent 6" w:semiHidden="0" w:uiPriority="65" w:unhideWhenUsed="0"/>
-    <w:lsdException w:name="Medium List 2 Accent 6" w:semiHidden="0" w:uiPriority="66" w:unhideWhenUsed="0"/>
-    <w:lsdException w:name="Medium Grid 1 Accent 6" w:semiHidden="0" w:uiPriority="67" w:unhideWhenUsed="0"/>
-    <w:lsdException w:name="Medium Grid 2 Accent 6" w:semiHidden="0" w:uiPriority="68" w:unhideWhenUsed="0"/>
-    <w:lsdException w:name="Medium Grid 3 Accent 6" w:semiHidden="0" w:uiPriority="69" w:unhideWhenUsed="0"/>
-    <w:lsdException w:name="Dark List Accent 6" w:semiHidden="0" w:uiPriority="70" w:unhideWhenUsed="0"/>
-    <w:lsdException w:name="Colorful Shading Accent 6" w:semiHidden="0" w:uiPriority="71" w:unhideWhenUsed="0"/>
-    <w:lsdException w:name="Colorful List Accent 6" w:semiHidden="0" w:uiPriority="72" w:unhideWhenUsed="0"/>
-    <w:lsdException w:name="Colorful Grid Accent 6" w:semiHidden="0" w:uiPriority="73" w:unhideWhenUsed="0"/>
-    <w:lsdException w:name="Subtle Emphasis" w:semiHidden="0" w:uiPriority="19" w:unhideWhenUsed="0" w:qFormat="1"/>
-    <w:lsdException w:name="Intense Emphasis" w:semiHidden="0" w:uiPriority="21" w:unhideWhenUsed="0" w:qFormat="1"/>
-    <w:lsdException w:name="Subtle Reference" w:semiHidden="0" w:uiPriority="31" w:unhideWhenUsed="0" w:qFormat="1"/>
-    <w:lsdException w:name="Intense Reference" w:semiHidden="0" w:uiPriority="32" w:unhideWhenUsed="0" w:qFormat="1"/>
-    <w:lsdException w:name="Book Title" w:semiHidden="0" w:uiPriority="33" w:unhideWhenUsed="0" w:qFormat="1"/>
-    <w:lsdException w:name="Bibliography" w:uiPriority="37"/>
-    <w:lsdException w:name="TOC Heading" w:uiPriority="39" w:qFormat="1"/>
-  </w:latentStyles>
-  <w:style w:type="paragraph" w:default="1" w:styleId="Normal">
-    <w:name w:val="Normal"/>
-    <w:qFormat/>
-  </w:style>
-  <w:style w:type="paragraph" w:styleId="Heading2">
-    <w:name w:val="heading 2"/>
-    <w:basedOn w:val="Normal"/>
-    <w:next w:val="Normal"/>
-    <w:link w:val="Heading2Char"/>
-    <w:uiPriority w:val="9"/>
-    <w:unhideWhenUsed/>
-    <w:qFormat/>
-    <w:rsid w:val="004C0704"/>
-    <w:pPr>
-      <w:keepNext/>
-      <w:keepLines/>
-      <w:spacing w:before="200"/>
-      <w:outlineLvl w:val="1"/>
-    </w:pPr>
-    <w:rPr>
-      <w:rFonts w:asciiTheme="majorHAnsi" w:eastAsiaTheme="majorEastAsia" w:hAnsiTheme="majorHAnsi" w:cstheme="majorBidi"/>
-      <w:b/>
-      <w:bCs/>
-      <w:color w:val="4F81BD" w:themeColor="accent1"/>
-      <w:sz w:val="26"/>
-      <w:szCs w:val="26"/>
-    </w:rPr>
-  </w:style>
-  <w:style w:type="character" w:default="1" w:styleId="DefaultParagraphFont">
-    <w:name w:val="Default Paragraph Font"/>
-    <w:uiPriority w:val="1"/>
-    <w:semiHidden/>
-    <w:unhideWhenUsed/>
-  </w:style>
-  <w:style w:type="table" w:default="1" w:styleId="TableNormal">
-    <w:name w:val="Normal Table"/>
-    <w:uiPriority w:val="99"/>
-    <w:semiHidden/>
-    <w:unhideWhenUsed/>
-    <w:tblPr>
-      <w:tblInd w:w="0" w:type="dxa"/>
-      <w:tblCellMar>
-        <w:top w:w="0" w:type="dxa"/>
-        <w:left w:w="108" w:type="dxa"/>
-        <w:bottom w:w="0" w:type="dxa"/>
-        <w:right w:w="108" w:type="dxa"/>
-      </w:tblCellMar>
-    </w:tblPr>
-  </w:style>
-  <w:style w:type="numbering" w:default="1" w:styleId="NoList">
-    <w:name w:val="No List"/>
-    <w:uiPriority w:val="99"/>
-    <w:semiHidden/>
-    <w:unhideWhenUsed/>
-  </w:style>
-  <w:style w:type="paragraph" w:styleId="ListParagraph">
-    <w:name w:val="List Paragraph"/>
-    <w:basedOn w:val="Normal"/>
-    <w:uiPriority w:val="34"/>
-    <w:qFormat/>
-    <w:rsid w:val="000358BE"/>
-    <w:pPr>
-      <w:ind w:left="720"/>
-      <w:contextualSpacing/>
-    </w:pPr>
-  </w:style>
-  <w:style w:type="character" w:styleId="Hyperlink">
-    <w:name w:val="Hyperlink"/>
-    <w:basedOn w:val="DefaultParagraphFont"/>
-    <w:uiPriority w:val="99"/>
-    <w:unhideWhenUsed/>
-    <w:rsid w:val="000358BE"/>
-    <w:rPr>
-      <w:color w:val="0000FF" w:themeColor="hyperlink"/>
-      <w:u w:val="single"/>
-    </w:rPr>
-  </w:style>
-  <w:style w:type="character" w:customStyle="1" w:styleId="Heading2Char">
-    <w:name w:val="Heading 2 Char"/>
-    <w:basedOn w:val="DefaultParagraphFont"/>
-    <w:link w:val="Heading2"/>
-    <w:uiPriority w:val="9"/>
-    <w:rsid w:val="004C0704"/>
-    <w:rPr>
-      <w:rFonts w:asciiTheme="majorHAnsi" w:eastAsiaTheme="majorEastAsia" w:hAnsiTheme="majorHAnsi" w:cstheme="majorBidi"/>
-      <w:b/>
-      <w:bCs/>
-      <w:color w:val="4F81BD" w:themeColor="accent1"/>
-      <w:sz w:val="26"/>
-      <w:szCs w:val="26"/>
-    </w:rPr>
-  </w:style>
-  <w:style w:type="paragraph" w:styleId="Header">
-    <w:name w:val="header"/>
-    <w:basedOn w:val="Normal"/>
-    <w:link w:val="HeaderChar"/>
-    <w:uiPriority w:val="99"/>
-    <w:unhideWhenUsed/>
-    <w:rsid w:val="00AB33C7"/>
-    <w:pPr>
-      <w:tabs>
-        <w:tab w:val="center" w:pos="4680"/>
-        <w:tab w:val="right" w:pos="9360"/>
-      </w:tabs>
-    </w:pPr>
-  </w:style>
-  <w:style w:type="character" w:customStyle="1" w:styleId="HeaderChar">
-    <w:name w:val="Header Char"/>
-    <w:basedOn w:val="DefaultParagraphFont"/>
-    <w:link w:val="Header"/>
-    <w:uiPriority w:val="99"/>
-    <w:rsid w:val="00AB33C7"/>
-  </w:style>
-  <w:style w:type="paragraph" w:styleId="Footer">
-    <w:name w:val="footer"/>
-    <w:basedOn w:val="Normal"/>
-    <w:link w:val="FooterChar"/>
-    <w:uiPriority w:val="99"/>
-    <w:unhideWhenUsed/>
-    <w:rsid w:val="00AB33C7"/>
-    <w:pPr>
-      <w:tabs>
-        <w:tab w:val="center" w:pos="4680"/>
-        <w:tab w:val="right" w:pos="9360"/>
-      </w:tabs>
-    </w:pPr>
-  </w:style>
-  <w:style w:type="character" w:customStyle="1" w:styleId="FooterChar">
-    <w:name w:val="Footer Char"/>
-    <w:basedOn w:val="DefaultParagraphFont"/>
-    <w:link w:val="Footer"/>
-    <w:uiPriority w:val="99"/>
-    <w:rsid w:val="00AB33C7"/>
-  </w:style>
-  <w:style w:type="paragraph" w:styleId="BalloonText">
-    <w:name w:val="Balloon Text"/>
-    <w:basedOn w:val="Normal"/>
-    <w:link w:val="BalloonTextChar"/>
-    <w:uiPriority w:val="99"/>
-    <w:semiHidden/>
-    <w:unhideWhenUsed/>
-    <w:rsid w:val="00AB33C7"/>
-    <w:rPr>
-      <w:rFonts w:ascii="Tahoma" w:hAnsi="Tahoma" w:cs="Tahoma"/>
-      <w:sz w:val="16"/>
-      <w:szCs w:val="16"/>
-    </w:rPr>
-  </w:style>
-  <w:style w:type="character" w:customStyle="1" w:styleId="BalloonTextChar">
-    <w:name w:val="Balloon Text Char"/>
-    <w:basedOn w:val="DefaultParagraphFont"/>
-    <w:link w:val="BalloonText"/>
-    <w:uiPriority w:val="99"/>
-    <w:semiHidden/>
-    <w:rsid w:val="00AB33C7"/>
-    <w:rPr>
-      <w:rFonts w:ascii="Tahoma" w:hAnsi="Tahoma" w:cs="Tahoma"/>
-      <w:sz w:val="16"/>
-      <w:szCs w:val="16"/>
-    </w:rPr>
-  </w:style>
-</w:styles>
-</file>
-
-<file path=word/stylesWithEffects.xml><?xml version="1.0" encoding="utf-8"?>
-<w:styles xmlns:wpc="http://schemas.microsoft.com/office/word/2010/wordprocessingCanvas" xmlns:mc="http://schemas.openxmlformats.org/markup-compatibility/2006" xmlns:o="urn:schemas-microsoft-com:office:office" xmlns:r="http://schemas.openxmlformats.org/officeDocument/2006/relationships" xmlns:m="http://schemas.openxmlformats.org/officeDocument/2006/math" xmlns:v="urn:schemas-microsoft-com:vml" xmlns:wp14="http://schemas.microsoft.com/office/word/2010/wordprocessingDrawing" xmlns:wp="http://schemas.openxmlformats.org/drawingml/2006/wordprocessingDrawing" xmlns:w10="urn:schemas-microsoft-com:office:word" xmlns:w="http://schemas.openxmlformats.org/wordprocessingml/2006/main" xmlns:w14="http://schemas.microsoft.com/office/word/2010/wordml" xmlns:wpg="http://schemas.microsoft.com/office/word/2010/wordprocessingGroup" xmlns:wpi="http://schemas.microsoft.com/office/word/2010/wordprocessingInk" xmlns:wne="http://schemas.microsoft.com/office/word/2006/wordml" xmlns:wps="http://schemas.microsoft.com/office/word/2010/wordprocessingShape" mc:Ignorable="w14 wp14">
-  <w:docDefaults>
-    <w:rPrDefault>
-      <w:rPr>
-        <w:rFonts w:asciiTheme="minorHAnsi" w:eastAsiaTheme="minorEastAsia" w:hAnsiTheme="minorHAnsi" w:cstheme="minorBidi"/>
-        <w:sz w:val="24"/>
-        <w:szCs w:val="24"/>
-        <w:lang w:val="en-US" w:eastAsia="en-US" w:bidi="ar-SA"/>
-      </w:rPr>
-    </w:rPrDefault>
-    <w:pPrDefault/>
-  </w:docDefaults>
-  <w:latentStyles w:defLockedState="0" w:defUIPriority="99" w:defSemiHidden="1" w:defUnhideWhenUsed="1" w:defQFormat="0" w:count="267">
-    <w:lsdException w:name="Normal" w:semiHidden="0" w:uiPriority="0" w:unhideWhenUsed="0" w:qFormat="1"/>
-    <w:lsdException w:name="heading 1" w:semiHidden="0" w:uiPriority="9" w:unhideWhenUsed="0" w:qFormat="1"/>
-    <w:lsdException w:name="heading 2" w:uiPriority="9" w:qFormat="1"/>
-    <w:lsdException w:name="heading 3" w:uiPriority="9" w:qFormat="1"/>
-    <w:lsdException w:name="heading 4" w:uiPriority="9" w:qFormat="1"/>
-    <w:lsdException w:name="heading 5" w:uiPriority="9" w:qFormat="1"/>
-    <w:lsdException w:name="heading 6" w:uiPriority="9" w:qFormat="1"/>
-    <w:lsdException w:name="heading 7" w:uiPriority="9" w:qFormat="1"/>
-    <w:lsdException w:name="heading 8" w:uiPriority="9" w:qFormat="1"/>
-    <w:lsdException w:name="heading 9" w:uiPriority="9" w:qFormat="1"/>
-    <w:lsdException w:name="toc 1" w:uiPriority="39"/>
-    <w:lsdException w:name="toc 2" w:uiPriority="39"/>
-    <w:lsdException w:name="toc 3" w:uiPriority="39"/>
-    <w:lsdException w:name="toc 4" w:uiPriority="39"/>
-    <w:lsdException w:name="toc 5" w:uiPriority="39"/>
-    <w:lsdException w:name="toc 6" w:uiPriority="39"/>
-    <w:lsdException w:name="toc 7" w:uiPriority="39"/>
-    <w:lsdException w:name="toc 8" w:uiPriority="39"/>
-    <w:lsdException w:name="toc 9" w:uiPriority="39"/>
-    <w:lsdException w:name="caption" w:uiPriority="35" w:qFormat="1"/>
-    <w:lsdException w:name="Title" w:semiHidden="0" w:uiPriority="10" w:unhideWhenUsed="0" w:qFormat="1"/>
-    <w:lsdException w:name="Default Paragraph Font" w:uiPriority="1"/>
-    <w:lsdException w:name="Subtitle" w:semiHidden="0" w:uiPriority="11" w:unhideWhenUsed="0" w:qFormat="1"/>
-    <w:lsdException w:name="Strong" w:semiHidden="0" w:uiPriority="22" w:unhideWhenUsed="0" w:qFormat="1"/>
-    <w:lsdException w:name="Emphasis" w:semiHidden="0" w:uiPriority="20" w:unhideWhenUsed="0" w:qFormat="1"/>
-    <w:lsdException w:name="Table Grid" w:semiHidden="0" w:uiPriority="59" w:unhideWhenUsed="0"/>
-    <w:lsdException w:name="Placeholder Text" w:unhideWhenUsed="0"/>
-    <w:lsdException w:name="No Spacing" w:semiHidden="0" w:uiPriority="1" w:unhideWhenUsed="0" w:qFormat="1"/>
-    <w:lsdException w:name="Light Shading" w:semiHidden="0" w:uiPriority="60" w:unhideWhenUsed="0"/>
-    <w:lsdException w:name="Light List" w:semiHidden="0" w:uiPriority="61" w:unhideWhenUsed="0"/>
-    <w:lsdException w:name="Light Grid" w:semiHidden="0" w:uiPriority="62" w:unhideWhenUsed="0"/>
-    <w:lsdException w:name="Medium Shading 1" w:semiHidden="0" w:uiPriority="63" w:unhideWhenUsed="0"/>
-    <w:lsdException w:name="Medium Shading 2" w:semiHidden="0" w:uiPriority="64" w:unhideWhenUsed="0"/>
-    <w:lsdException w:name="Medium List 1" w:semiHidden="0" w:uiPriority="65" w:unhideWhenUsed="0"/>
-    <w:lsdException w:name="Medium List 2" w:semiHidden="0" w:uiPriority="66" w:unhideWhenUsed="0"/>
-    <w:lsdException w:name="Medium Grid 1" w:semiHidden="0" w:uiPriority="67" w:unhideWhenUsed="0"/>
-    <w:lsdException w:name="Medium Grid 2" w:semiHidden="0" w:uiPriority="68" w:unhideWhenUsed="0"/>
-    <w:lsdException w:name="Medium Grid 3" w:semiHidden="0" w:uiPriority="69" w:unhideWhenUsed="0"/>
-    <w:lsdException w:name="Dark List" w:semiHidden="0" w:uiPriority="70" w:unhideWhenUsed="0"/>
-    <w:lsdException w:name="Colorful Shading" w:semiHidden="0" w:uiPriority="71" w:unhideWhenUsed="0"/>
-    <w:lsdException w:name="Colorful List" w:semiHidden="0" w:uiPriority="72" w:unhideWhenUsed="0"/>
-    <w:lsdException w:name="Colorful Grid" w:semiHidden="0" w:uiPriority="73" w:unhideWhenUsed="0"/>
-    <w:lsdException w:name="Light Shading Accent 1" w:semiHidden="0" w:uiPriority="60" w:unhideWhenUsed="0"/>
-    <w:lsdException w:name="Light List Accent 1" w:semiHidden="0" w:uiPriority="61" w:unhideWhenUsed="0"/>
-    <w:lsdException w:name="Light Grid Accent 1" w:semiHidden="0" w:uiPriority="62" w:unhideWhenUsed="0"/>
-    <w:lsdException w:name="Medium Shading 1 Accent 1" w:semiHidden="0" w:uiPriority="63" w:unhideWhenUsed="0"/>
-    <w:lsdException w:name="Medium Shading 2 Accent 1" w:semiHidden="0" w:uiPriority="64" w:unhideWhenUsed="0"/>
-    <w:lsdException w:name="Medium List 1 Accent 1" w:semiHidden="0" w:uiPriority="65" w:unhideWhenUsed="0"/>
-    <w:lsdException w:name="Revision" w:unhideWhenUsed="0"/>
-    <w:lsdException w:name="List Paragraph" w:semiHidden="0" w:uiPriority="34" w:unhideWhenUsed="0" w:qFormat="1"/>
-    <w:lsdException w:name="Quote" w:semiHidden="0" w:uiPriority="29" w:unhideWhenUsed="0" w:qFormat="1"/>
-    <w:lsdException w:name="Intense Quote" w:semiHidden="0" w:uiPriority="30" w:unhideWhenUsed="0" w:qFormat="1"/>
-    <w:lsdException w:name="Medium List 2 Accent 1" w:semiHidden="0" w:uiPriority="66" w:unhideWhenUsed="0"/>
-    <w:lsdException w:name="Medium Grid 1 Accent 1" w:semiHidden="0" w:uiPriority="67" w:unhideWhenUsed="0"/>
-    <w:lsdException w:name="Medium Grid 2 Accent 1" w:semiHidden="0" w:uiPriority="68" w:unhideWhenUsed="0"/>
-    <w:lsdException w:name="Medium Grid 3 Accent 1" w:semiHidden="0" w:uiPriority="69" w:unhideWhenUsed="0"/>
-    <w:lsdException w:name="Dark List Accent 1" w:semiHidden="0" w:uiPriority="70" w:unhideWhenUsed="0"/>
-    <w:lsdException w:name="Colorful Shading Accent 1" w:semiHidden="0" w:uiPriority="71" w:unhideWhenUsed="0"/>
-    <w:lsdException w:name="Colorful List Accent 1" w:semiHidden="0" w:uiPriority="72" w:unhideWhenUsed="0"/>
-    <w:lsdException w:name="Colorful Grid Accent 1" w:semiHidden="0" w:uiPriority="73" w:unhideWhenUsed="0"/>
-    <w:lsdException w:name="Light Shading Accent 2" w:semiHidden="0" w:uiPriority="60" w:unhideWhenUsed="0"/>
-    <w:lsdException w:name="Light List Accent 2" w:semiHidden="0" w:uiPriority="61" w:unhideWhenUsed="0"/>
-    <w:lsdException w:name="Light Grid Accent 2" w:semiHidden="0" w:uiPriority="62" w:unhideWhenUsed="0"/>
-    <w:lsdException w:name="Medium Shading 1 Accent 2" w:semiHidden="0" w:uiPriority="63" w:unhideWhenUsed="0"/>
-    <w:lsdException w:name="Medium Shading 2 Accent 2" w:semiHidden="0" w:uiPriority="64" w:unhideWhenUsed="0"/>
-    <w:lsdException w:name="Medium List 1 Accent 2" w:semiHidden="0" w:uiPriority="65" w:unhideWhenUsed="0"/>
-    <w:lsdException w:name="Medium List 2 Accent 2" w:semiHidden="0" w:uiPriority="66" w:unhideWhenUsed="0"/>
-    <w:lsdException w:name="Medium Grid 1 Accent 2" w:semiHidden="0" w:uiPriority="67" w:unhideWhenUsed="0"/>
-    <w:lsdException w:name="Medium Grid 2 Accent 2" w:semiHidden="0" w:uiPriority="68" w:unhideWhenUsed="0"/>
-    <w:lsdException w:name="Medium Grid 3 Accent 2" w:semiHidden="0" w:uiPriority="69" w:unhideWhenUsed="0"/>
-    <w:lsdException w:name="Dark List Accent 2" w:semiHidden="0" w:uiPriority="70" w:unhideWhenUsed="0"/>
-    <w:lsdException w:name="Colorful Shading Accent 2" w:semiHidden="0" w:uiPriority="71" w:unhideWhenUsed="0"/>
-    <w:lsdException w:name="Colorful List Accent 2" w:semiHidden="0" w:uiPriority="72" w:unhideWhenUsed="0"/>
-    <w:lsdException w:name="Colorful Grid Accent 2" w:semiHidden="0" w:uiPriority="73" w:unhideWhenUsed="0"/>
-    <w:lsdException w:name="Light Shading Accent 3" w:semiHidden="0" w:uiPriority="60" w:unhideWhenUsed="0"/>
-    <w:lsdException w:name="Light List Accent 3" w:semiHidden="0" w:uiPriority="61" w:unhideWhenUsed="0"/>
-    <w:lsdException w:name="Light Grid Accent 3" w:semiHidden="0" w:uiPriority="62" w:unhideWhenUsed="0"/>
-    <w:lsdException w:name="Medium Shading 1 Accent 3" w:semiHidden="0" w:uiPriority="63" w:unhideWhenUsed="0"/>
-    <w:lsdException w:name="Medium Shading 2 Accent 3" w:semiHidden="0" w:uiPriority="64" w:unhideWhenUsed="0"/>
-    <w:lsdException w:name="Medium List 1 Accent 3" w:semiHidden="0" w:uiPriority="65" w:unhideWhenUsed="0"/>
-    <w:lsdException w:name="Medium List 2 Accent 3" w:semiHidden="0" w:uiPriority="66" w:unhideWhenUsed="0"/>
-    <w:lsdException w:name="Medium Grid 1 Accent 3" w:semiHidden="0" w:uiPriority="67" w:unhideWhenUsed="0"/>
-    <w:lsdException w:name="Medium Grid 2 Accent 3" w:semiHidden="0" w:uiPriority="68" w:unhideWhenUsed="0"/>
-    <w:lsdException w:name="Medium Grid 3 Accent 3" w:semiHidden="0" w:uiPriority="69" w:unhideWhenUsed="0"/>
-    <w:lsdException w:name="Dark List Accent 3" w:semiHidden="0" w:uiPriority="70" w:unhideWhenUsed="0"/>
-    <w:lsdException w:name="Colorful Shading Accent 3" w:semiHidden="0" w:uiPriority="71" w:unhideWhenUsed="0"/>
-    <w:lsdException w:name="Colorful List Accent 3" w:semiHidden="0" w:uiPriority="72" w:unhideWhenUsed="0"/>
-    <w:lsdException w:name="Colorful Grid Accent 3" w:semiHidden="0" w:uiPriority="73" w:unhideWhenUsed="0"/>
-    <w:lsdException w:name="Light Shading Accent 4" w:semiHidden="0" w:uiPriority="60" w:unhideWhenUsed="0"/>
-    <w:lsdException w:name="Light List Accent 4" w:semiHidden="0" w:uiPriority="61" w:unhideWhenUsed="0"/>
-    <w:lsdException w:name="Light Grid Accent 4" w:semiHidden="0" w:uiPriority="62" w:unhideWhenUsed="0"/>
-    <w:lsdException w:name="Medium Shading 1 Accent 4" w:semiHidden="0" w:uiPriority="63" w:unhideWhenUsed="0"/>
-    <w:lsdException w:name="Medium Shading 2 Accent 4" w:semiHidden="0" w:uiPriority="64" w:unhideWhenUsed="0"/>
-    <w:lsdException w:name="Medium List 1 Accent 4" w:semiHidden="0" w:uiPriority="65" w:unhideWhenUsed="0"/>
-    <w:lsdException w:name="Medium List 2 Accent 4" w:semiHidden="0" w:uiPriority="66" w:unhideWhenUsed="0"/>
-    <w:lsdException w:name="Medium Grid 1 Accent 4" w:semiHidden="0" w:uiPriority="67" w:unhideWhenUsed="0"/>
-    <w:lsdException w:name="Medium Grid 2 Accent 4" w:semiHidden="0" w:uiPriority="68" w:unhideWhenUsed="0"/>
-    <w:lsdException w:name="Medium Grid 3 Accent 4" w:semiHidden="0" w:uiPriority="69" w:unhideWhenUsed="0"/>
-    <w:lsdException w:name="Dark List Accent 4" w:semiHidden="0" w:uiPriority="70" w:unhideWhenUsed="0"/>
-    <w:lsdException w:name="Colorful Shading Accent 4" w:semiHidden="0" w:uiPriority="71" w:unhideWhenUsed="0"/>
-    <w:lsdException w:name="Colorful List Accent 4" w:semiHidden="0" w:uiPriority="72" w:unhideWhenUsed="0"/>
-    <w:lsdException w:name="Colorful Grid Accent 4" w:semiHidden="0" w:uiPriority="73" w:unhideWhenUsed="0"/>
-    <w:lsdException w:name="Light Shading Accent 5" w:semiHidden="0" w:uiPriority="60" w:unhideWhenUsed="0"/>
-    <w:lsdException w:name="Light List Accent 5" w:semiHidden="0" w:uiPriority="61" w:unhideWhenUsed="0"/>
-    <w:lsdException w:name="Light Grid Accent 5" w:semiHidden="0" w:uiPriority="62" w:unhideWhenUsed="0"/>
-    <w:lsdException w:name="Medium Shading 1 Accent 5" w:semiHidden="0" w:uiPriority="63" w:unhideWhenUsed="0"/>
-    <w:lsdException w:name="Medium Shading 2 Accent 5" w:semiHidden="0" w:uiPriority="64" w:unhideWhenUsed="0"/>
-    <w:lsdException w:name="Medium List 1 Accent 5" w:semiHidden="0" w:uiPriority="65" w:unhideWhenUsed="0"/>
-    <w:lsdException w:name="Medium List 2 Accent 5" w:semiHidden="0" w:uiPriority="66" w:unhideWhenUsed="0"/>
-    <w:lsdException w:name="Medium Grid 1 Accent 5" w:semiHidden="0" w:uiPriority="67" w:unhideWhenUsed="0"/>
-    <w:lsdException w:name="Medium Grid 2 Accent 5" w:semiHidden="0" w:uiPriority="68" w:unhideWhenUsed="0"/>
-    <w:lsdException w:name="Medium Grid 3 Accent 5" w:semiHidden="0" w:uiPriority="69" w:unhideWhenUsed="0"/>
-    <w:lsdException w:name="Dark List Accent 5" w:semiHidden="0" w:uiPriority="70" w:unhideWhenUsed="0"/>
-    <w:lsdException w:name="Colorful Shading Accent 5" w:semiHidden="0" w:uiPriority="71" w:unhideWhenUsed="0"/>
-    <w:lsdException w:name="Colorful List Accent 5" w:semiHidden="0" w:uiPriority="72" w:unhideWhenUsed="0"/>
-    <w:lsdException w:name="Colorful Grid Accent 5" w:semiHidden="0" w:uiPriority="73" w:unhideWhenUsed="0"/>
-    <w:lsdException w:name="Light Shading Accent 6" w:semiHidden="0" w:uiPriority="60" w:unhideWhenUsed="0"/>
-    <w:lsdException w:name="Light List Accent 6" w:semiHidden="0" w:uiPriority="61" w:unhideWhenUsed="0"/>
-    <w:lsdException w:name="Light Grid Accent 6" w:semiHidden="0" w:uiPriority="62" w:unhideWhenUsed="0"/>
-    <w:lsdException w:name="Medium Shading 1 Accent 6" w:semiHidden="0" w:uiPriority="63" w:unhideWhenUsed="0"/>
-    <w:lsdException w:name="Medium Shading 2 Accent 6" w:semiHidden="0" w:uiPriority="64" w:unhideWhenUsed="0"/>
-    <w:lsdException w:name="Medium List 1 Accent 6" w:semiHidden="0" w:uiPriority="65" w:unhideWhenUsed="0"/>
-    <w:lsdException w:name="Medium List 2 Accent 6" w:semiHidden="0" w:uiPriority="66" w:unhideWhenUsed="0"/>
-    <w:lsdException w:name="Medium Grid 1 Accent 6" w:semiHidden="0" w:uiPriority="67" w:unhideWhenUsed="0"/>
-    <w:lsdException w:name="Medium Grid 2 Accent 6" w:semiHidden="0" w:uiPriority="68" w:unhideWhenUsed="0"/>
-    <w:lsdException w:name="Medium Grid 3 Accent 6" w:semiHidden="0" w:uiPriority="69" w:unhideWhenUsed="0"/>
-    <w:lsdException w:name="Dark List Accent 6" w:semiHidden="0" w:uiPriority="70" w:unhideWhenUsed="0"/>
-    <w:lsdException w:name="Colorful Shading Accent 6" w:semiHidden="0" w:uiPriority="71" w:unhideWhenUsed="0"/>
-    <w:lsdException w:name="Colorful List Accent 6" w:semiHidden="0" w:uiPriority="72" w:unhideWhenUsed="0"/>
-    <w:lsdException w:name="Colorful Grid Accent 6" w:semiHidden="0" w:uiPriority="73" w:unhideWhenUsed="0"/>
-    <w:lsdException w:name="Subtle Emphasis" w:semiHidden="0" w:uiPriority="19" w:unhideWhenUsed="0" w:qFormat="1"/>
-    <w:lsdException w:name="Intense Emphasis" w:semiHidden="0" w:uiPriority="21" w:unhideWhenUsed="0" w:qFormat="1"/>
-    <w:lsdException w:name="Subtle Reference" w:semiHidden="0" w:uiPriority="31" w:unhideWhenUsed="0" w:qFormat="1"/>
-    <w:lsdException w:name="Intense Reference" w:semiHidden="0" w:uiPriority="32" w:unhideWhenUsed="0" w:qFormat="1"/>
-    <w:lsdException w:name="Book Title" w:semiHidden="0" w:uiPriority="33" w:unhideWhenUsed="0" w:qFormat="1"/>
-    <w:lsdException w:name="Bibliography" w:uiPriority="37"/>
-    <w:lsdException w:name="TOC Heading" w:uiPriority="39" w:qFormat="1"/>
+  <w:latentStyles w:defLockedState="0" w:defUIPriority="99" w:defSemiHidden="0" w:defUnhideWhenUsed="0" w:defQFormat="0" w:count="376">
+    <w:lsdException w:name="Normal" w:uiPriority="0" w:qFormat="1"/>
+    <w:lsdException w:name="heading 1" w:uiPriority="9" w:qFormat="1"/>
+    <w:lsdException w:name="heading 2" w:semiHidden="1" w:uiPriority="9" w:unhideWhenUsed="1" w:qFormat="1"/>
+    <w:lsdException w:name="heading 3" w:semiHidden="1" w:uiPriority="9" w:unhideWhenUsed="1" w:qFormat="1"/>
+    <w:lsdException w:name="heading 4" w:semiHidden="1" w:uiPriority="9" w:unhideWhenUsed="1" w:qFormat="1"/>
+    <w:lsdException w:name="heading 5" w:semiHidden="1" w:uiPriority="9" w:unhideWhenUsed="1" w:qFormat="1"/>
+    <w:lsdException w:name="heading 6" w:semiHidden="1" w:uiPriority="9" w:unhideWhenUsed="1" w:qFormat="1"/>
+    <w:lsdException w:name="heading 7" w:semiHidden="1" w:uiPriority="9" w:unhideWhenUsed="1" w:qFormat="1"/>
+    <w:lsdException w:name="heading 8" w:semiHidden="1" w:uiPriority="9" w:unhideWhenUsed="1" w:qFormat="1"/>
+    <w:lsdException w:name="heading 9" w:semiHidden="1" w:uiPriority="9" w:unhideWhenUsed="1" w:qFormat="1"/>
+    <w:lsdException w:name="index 1" w:semiHidden="1" w:unhideWhenUsed="1"/>
+    <w:lsdException w:name="index 2" w:semiHidden="1" w:unhideWhenUsed="1"/>
+    <w:lsdException w:name="index 3" w:semiHidden="1" w:unhideWhenUsed="1"/>
+    <w:lsdException w:name="index 4" w:semiHidden="1" w:unhideWhenUsed="1"/>
+    <w:lsdException w:name="index 5" w:semiHidden="1" w:unhideWhenUsed="1"/>
+    <w:lsdException w:name="index 6" w:semiHidden="1" w:unhideWhenUsed="1"/>
+    <w:lsdException w:name="index 7" w:semiHidden="1" w:unhideWhenUsed="1"/>
+    <w:lsdException w:name="index 8" w:semiHidden="1" w:unhideWhenUsed="1"/>
+    <w:lsdException w:name="index 9" w:semiHidden="1" w:unhideWhenUsed="1"/>
+    <w:lsdException w:name="toc 1" w:semiHidden="1" w:uiPriority="39" w:unhideWhenUsed="1"/>
+    <w:lsdException w:name="toc 2" w:semiHidden="1" w:uiPriority="39" w:unhideWhenUsed="1"/>
+    <w:lsdException w:name="toc 3" w:semiHidden="1" w:uiPriority="39" w:unhideWhenUsed="1"/>
+    <w:lsdException w:name="toc 4" w:semiHidden="1" w:uiPriority="39" w:unhideWhenUsed="1"/>
+    <w:lsdException w:name="toc 5" w:semiHidden="1" w:uiPriority="39" w:unhideWhenUsed="1"/>
+    <w:lsdException w:name="toc 6" w:semiHidden="1" w:uiPriority="39" w:unhideWhenUsed="1"/>
+    <w:lsdException w:name="toc 7" w:semiHidden="1" w:uiPriority="39" w:unhideWhenUsed="1"/>
+    <w:lsdException w:name="toc 8" w:semiHidden="1" w:uiPriority="39" w:unhideWhenUsed="1"/>
+    <w:lsdException w:name="toc 9" w:semiHidden="1" w:uiPriority="39" w:unhideWhenUsed="1"/>
+    <w:lsdException w:name="Normal Indent" w:semiHidden="1" w:unhideWhenUsed="1"/>
+    <w:lsdException w:name="footnote text" w:semiHidden="1" w:unhideWhenUsed="1"/>
+    <w:lsdException w:name="annotation text" w:semiHidden="1" w:unhideWhenUsed="1"/>
+    <w:lsdException w:name="header" w:semiHidden="1" w:unhideWhenUsed="1"/>
+    <w:lsdException w:name="footer" w:semiHidden="1" w:unhideWhenUsed="1"/>
+    <w:lsdException w:name="index heading" w:semiHidden="1" w:unhideWhenUsed="1"/>
+    <w:lsdException w:name="caption" w:semiHidden="1" w:uiPriority="35" w:unhideWhenUsed="1" w:qFormat="1"/>
+    <w:lsdException w:name="table of figures" w:semiHidden="1" w:unhideWhenUsed="1"/>
+    <w:lsdException w:name="envelope address" w:semiHidden="1" w:unhideWhenUsed="1"/>
+    <w:lsdException w:name="envelope return" w:semiHidden="1" w:unhideWhenUsed="1"/>
+    <w:lsdException w:name="footnote reference" w:semiHidden="1" w:unhideWhenUsed="1"/>
+    <w:lsdException w:name="annotation reference" w:semiHidden="1" w:unhideWhenUsed="1"/>
+    <w:lsdException w:name="line number" w:semiHidden="1" w:unhideWhenUsed="1"/>
+    <w:lsdException w:name="page number" w:semiHidden="1" w:unhideWhenUsed="1"/>
+    <w:lsdException w:name="endnote reference" w:semiHidden="1" w:unhideWhenUsed="1"/>
+    <w:lsdException w:name="endnote text" w:semiHidden="1" w:unhideWhenUsed="1"/>
+    <w:lsdException w:name="table of authorities" w:semiHidden="1" w:unhideWhenUsed="1"/>
+    <w:lsdException w:name="macro" w:semiHidden="1" w:unhideWhenUsed="1"/>
+    <w:lsdException w:name="toa heading" w:semiHidden="1" w:unhideWhenUsed="1"/>
+    <w:lsdException w:name="List" w:semiHidden="1" w:unhideWhenUsed="1"/>
+    <w:lsdException w:name="List Bullet" w:semiHidden="1" w:unhideWhenUsed="1"/>
+    <w:lsdException w:name="List Number" w:semiHidden="1" w:unhideWhenUsed="1"/>
+    <w:lsdException w:name="List 2" w:semiHidden="1" w:unhideWhenUsed="1"/>
+    <w:lsdException w:name="List 3" w:semiHidden="1" w:unhideWhenUsed="1"/>
+    <w:lsdException w:name="List 4" w:semiHidden="1" w:unhideWhenUsed="1"/>
+    <w:lsdException w:name="List 5" w:semiHidden="1" w:unhideWhenUsed="1"/>
+    <w:lsdException w:name="List Bullet 2" w:semiHidden="1" w:unhideWhenUsed="1"/>
+    <w:lsdException w:name="List Bullet 3" w:semiHidden="1" w:unhideWhenUsed="1"/>
+    <w:lsdException w:name="List Bullet 4" w:semiHidden="1" w:unhideWhenUsed="1"/>
+    <w:lsdException w:name="List Bullet 5" w:semiHidden="1" w:unhideWhenUsed="1"/>
+    <w:lsdException w:name="List Number 2" w:semiHidden="1" w:unhideWhenUsed="1"/>
+    <w:lsdException w:name="List Number 3" w:semiHidden="1" w:unhideWhenUsed="1"/>
+    <w:lsdException w:name="List Number 4" w:semiHidden="1" w:unhideWhenUsed="1"/>
+    <w:lsdException w:name="List Number 5" w:semiHidden="1" w:unhideWhenUsed="1"/>
+    <w:lsdException w:name="Title" w:uiPriority="10" w:qFormat="1"/>
+    <w:lsdException w:name="Closing" w:semiHidden="1" w:unhideWhenUsed="1"/>
+    <w:lsdException w:name="Signature" w:semiHidden="1" w:unhideWhenUsed="1"/>
+    <w:lsdException w:name="Default Paragraph Font" w:semiHidden="1" w:uiPriority="1" w:unhideWhenUsed="1"/>
+    <w:lsdException w:name="Body Text" w:semiHidden="1" w:unhideWhenUsed="1"/>
+    <w:lsdException w:name="Body Text Indent" w:semiHidden="1" w:unhideWhenUsed="1"/>
+    <w:lsdException w:name="List Continue" w:semiHidden="1" w:unhideWhenUsed="1"/>
+    <w:lsdException w:name="List Continue 2" w:semiHidden="1" w:unhideWhenUsed="1"/>
+    <w:lsdException w:name="List Continue 3" w:semiHidden="1" w:unhideWhenUsed="1"/>
+    <w:lsdException w:name="List Continue 4" w:semiHidden="1" w:unhideWhenUsed="1"/>
+    <w:lsdException w:name="List Continue 5" w:semiHidden="1" w:unhideWhenUsed="1"/>
+    <w:lsdException w:name="Message Header" w:semiHidden="1" w:unhideWhenUsed="1"/>
+    <w:lsdException w:name="Subtitle" w:uiPriority="11" w:qFormat="1"/>
+    <w:lsdException w:name="Salutation" w:semiHidden="1" w:unhideWhenUsed="1"/>
+    <w:lsdException w:name="Date" w:semiHidden="1" w:unhideWhenUsed="1"/>
+    <w:lsdException w:name="Body Text First Indent" w:semiHidden="1" w:unhideWhenUsed="1"/>
+    <w:lsdException w:name="Body Text First Indent 2" w:semiHidden="1" w:unhideWhenUsed="1"/>
+    <w:lsdException w:name="Note Heading" w:semiHidden="1" w:unhideWhenUsed="1"/>
+    <w:lsdException w:name="Body Text 2" w:semiHidden="1" w:unhideWhenUsed="1"/>
+    <w:lsdException w:name="Body Text 3" w:semiHidden="1" w:unhideWhenUsed="1"/>
+    <w:lsdException w:name="Body Text Indent 2" w:semiHidden="1" w:unhideWhenUsed="1"/>
+    <w:lsdException w:name="Body Text Indent 3" w:semiHidden="1" w:unhideWhenUsed="1"/>
+    <w:lsdException w:name="Block Text" w:semiHidden="1" w:unhideWhenUsed="1"/>
+    <w:lsdException w:name="Hyperlink" w:semiHidden="1" w:unhideWhenUsed="1"/>
+    <w:lsdException w:name="FollowedHyperlink" w:semiHidden="1" w:unhideWhenUsed="1"/>
+    <w:lsdException w:name="Strong" w:uiPriority="22" w:qFormat="1"/>
+    <w:lsdException w:name="Emphasis" w:uiPriority="20" w:qFormat="1"/>
+    <w:lsdException w:name="Document Map" w:semiHidden="1" w:unhideWhenUsed="1"/>
+    <w:lsdException w:name="Plain Text" w:semiHidden="1" w:unhideWhenUsed="1"/>
+    <w:lsdException w:name="E-mail Signature" w:semiHidden="1" w:unhideWhenUsed="1"/>
+    <w:lsdException w:name="HTML Top of Form" w:semiHidden="1" w:unhideWhenUsed="1"/>
+    <w:lsdException w:name="HTML Bottom of Form" w:semiHidden="1" w:unhideWhenUsed="1"/>
+    <w:lsdException w:name="Normal (Web)" w:semiHidden="1" w:unhideWhenUsed="1"/>
+    <w:lsdException w:name="HTML Acronym" w:semiHidden="1" w:unhideWhenUsed="1"/>
+    <w:lsdException w:name="HTML Address" w:semiHidden="1" w:unhideWhenUsed="1"/>
+    <w:lsdException w:name="HTML Cite" w:semiHidden="1" w:unhideWhenUsed="1"/>
+    <w:lsdException w:name="HTML Code" w:semiHidden="1" w:unhideWhenUsed="1"/>
+    <w:lsdException w:name="HTML Definition" w:semiHidden="1" w:unhideWhenUsed="1"/>
+    <w:lsdException w:name="HTML Keyboard" w:semiHidden="1" w:unhideWhenUsed="1"/>
+    <w:lsdException w:name="HTML Preformatted" w:semiHidden="1" w:unhideWhenUsed="1"/>
+    <w:lsdException w:name="HTML Sample" w:semiHidden="1" w:unhideWhenUsed="1"/>
+    <w:lsdException w:name="HTML Typewriter" w:semiHidden="1" w:unhideWhenUsed="1"/>
+    <w:lsdException w:name="HTML Variable" w:semiHidden="1" w:unhideWhenUsed="1"/>
+    <w:lsdException w:name="Normal Table" w:semiHidden="1" w:unhideWhenUsed="1"/>
+    <w:lsdException w:name="annotation subject" w:semiHidden="1" w:unhideWhenUsed="1"/>
+    <w:lsdException w:name="No List" w:semiHidden="1" w:unhideWhenUsed="1"/>
+    <w:lsdException w:name="Outline List 1" w:semiHidden="1" w:unhideWhenUsed="1"/>
+    <w:lsdException w:name="Outline List 2" w:semiHidden="1" w:unhideWhenUsed="1"/>
+    <w:lsdException w:name="Outline List 3" w:semiHidden="1" w:unhideWhenUsed="1"/>
+    <w:lsdException w:name="Table Simple 1" w:semiHidden="1" w:unhideWhenUsed="1"/>
+    <w:lsdException w:name="Table Simple 2" w:semiHidden="1" w:unhideWhenUsed="1"/>
+    <w:lsdException w:name="Table Simple 3" w:semiHidden="1" w:unhideWhenUsed="1"/>
+    <w:lsdException w:name="Table Classic 1" w:semiHidden="1" w:unhideWhenUsed="1"/>
+    <w:lsdException w:name="Table Classic 2" w:semiHidden="1" w:unhideWhenUsed="1"/>
+    <w:lsdException w:name="Table Classic 3" w:semiHidden="1" w:unhideWhenUsed="1"/>
+    <w:lsdException w:name="Table Classic 4" w:semiHidden="1" w:unhideWhenUsed="1"/>
+    <w:lsdException w:name="Table Colorful 1" w:semiHidden="1" w:unhideWhenUsed="1"/>
+    <w:lsdException w:name="Table Colorful 2" w:semiHidden="1" w:unhideWhenUsed="1"/>
+    <w:lsdException w:name="Table Colorful 3" w:semiHidden="1" w:unhideWhenUsed="1"/>
+    <w:lsdException w:name="Table Columns 1" w:semiHidden="1" w:unhideWhenUsed="1"/>
+    <w:lsdException w:name="Table Columns 2" w:semiHidden="1" w:unhideWhenUsed="1"/>
+    <w:lsdException w:name="Table Columns 3" w:semiHidden="1" w:unhideWhenUsed="1"/>
+    <w:lsdException w:name="Table Columns 4" w:semiHidden="1" w:unhideWhenUsed="1"/>
+    <w:lsdException w:name="Table Columns 5" w:semiHidden="1" w:unhideWhenUsed="1"/>
+    <w:lsdException w:name="Table Grid 1" w:semiHidden="1" w:unhideWhenUsed="1"/>
+    <w:lsdException w:name="Table Grid 2" w:semiHidden="1" w:unhideWhenUsed="1"/>
+    <w:lsdException w:name="Table Grid 3" w:semiHidden="1" w:unhideWhenUsed="1"/>
+    <w:lsdException w:name="Table Grid 4" w:semiHidden="1" w:unhideWhenUsed="1"/>
+    <w:lsdException w:name="Table Grid 5" w:semiHidden="1" w:unhideWhenUsed="1"/>
+    <w:lsdException w:name="Table Grid 6" w:semiHidden="1" w:unhideWhenUsed="1"/>
+    <w:lsdException w:name="Table Grid 7" w:semiHidden="1" w:unhideWhenUsed="1"/>
+    <w:lsdException w:name="Table Grid 8" w:semiHidden="1" w:unhideWhenUsed="1"/>
+    <w:lsdException w:name="Table List 1" w:semiHidden="1" w:unhideWhenUsed="1"/>
+    <w:lsdException w:name="Table List 2" w:semiHidden="1" w:unhideWhenUsed="1"/>
+    <w:lsdException w:name="Table List 3" w:semiHidden="1" w:unhideWhenUsed="1"/>
+    <w:lsdException w:name="Table List 4" w:semiHidden="1" w:unhideWhenUsed="1"/>
+    <w:lsdException w:name="Table List 5" w:semiHidden="1" w:unhideWhenUsed="1"/>
+    <w:lsdException w:name="Table List 6" w:semiHidden="1" w:unhideWhenUsed="1"/>
+    <w:lsdException w:name="Table List 7" w:semiHidden="1" w:unhideWhenUsed="1"/>
+    <w:lsdException w:name="Table List 8" w:semiHidden="1" w:unhideWhenUsed="1"/>
+    <w:lsdException w:name="Table 3D effects 1" w:semiHidden="1" w:unhideWhenUsed="1"/>
+    <w:lsdException w:name="Table 3D effects 2" w:semiHidden="1" w:unhideWhenUsed="1"/>
+    <w:lsdException w:name="Table 3D effects 3" w:semiHidden="1" w:unhideWhenUsed="1"/>
+    <w:lsdException w:name="Table Contemporary" w:semiHidden="1" w:unhideWhenUsed="1"/>
+    <w:lsdException w:name="Table Elegant" w:semiHidden="1" w:unhideWhenUsed="1"/>
+    <w:lsdException w:name="Table Professional" w:semiHidden="1" w:unhideWhenUsed="1"/>
+    <w:lsdException w:name="Table Subtle 1" w:semiHidden="1" w:unhideWhenUsed="1"/>
+    <w:lsdException w:name="Table Subtle 2" w:semiHidden="1" w:unhideWhenUsed="1"/>
+    <w:lsdException w:name="Table Web 1" w:semiHidden="1" w:unhideWhenUsed="1"/>
+    <w:lsdException w:name="Table Web 2" w:semiHidden="1" w:unhideWhenUsed="1"/>
+    <w:lsdException w:name="Table Web 3" w:semiHidden="1" w:unhideWhenUsed="1"/>
+    <w:lsdException w:name="Balloon Text" w:semiHidden="1" w:unhideWhenUsed="1"/>
+    <w:lsdException w:name="Table Grid" w:uiPriority="59"/>
+    <w:lsdException w:name="Table Theme" w:semiHidden="1" w:unhideWhenUsed="1"/>
+    <w:lsdException w:name="Placeholder Text" w:semiHidden="1"/>
+    <w:lsdException w:name="No Spacing" w:uiPriority="1" w:qFormat="1"/>
+    <w:lsdException w:name="Light Shading" w:uiPriority="60"/>
+    <w:lsdException w:name="Light List" w:uiPriority="61"/>
+    <w:lsdException w:name="Light Grid" w:uiPriority="62"/>
+    <w:lsdException w:name="Medium Shading 1" w:uiPriority="63"/>
+    <w:lsdException w:name="Medium Shading 2" w:uiPriority="64"/>
+    <w:lsdException w:name="Medium List 1" w:uiPriority="65"/>
+    <w:lsdException w:name="Medium List 2" w:uiPriority="66"/>
+    <w:lsdException w:name="Medium Grid 1" w:uiPriority="67"/>
+    <w:lsdException w:name="Medium Grid 2" w:uiPriority="68"/>
+    <w:lsdException w:name="Medium Grid 3" w:uiPriority="69"/>
+    <w:lsdException w:name="Dark List" w:uiPriority="70"/>
+    <w:lsdException w:name="Colorful Shading" w:uiPriority="71"/>
+    <w:lsdException w:name="Colorful List" w:uiPriority="72"/>
+    <w:lsdException w:name="Colorful Grid" w:uiPriority="73"/>
+    <w:lsdException w:name="Light Shading Accent 1" w:uiPriority="60"/>
+    <w:lsdException w:name="Light List Accent 1" w:uiPriority="61"/>
+    <w:lsdException w:name="Light Grid Accent 1" w:uiPriority="62"/>
+    <w:lsdException w:name="Medium Shading 1 Accent 1" w:uiPriority="63"/>
+    <w:lsdException w:name="Medium Shading 2 Accent 1" w:uiPriority="64"/>
+    <w:lsdException w:name="Medium List 1 Accent 1" w:uiPriority="65"/>
+    <w:lsdException w:name="Revision" w:semiHidden="1"/>
+    <w:lsdException w:name="List Paragraph" w:uiPriority="34" w:qFormat="1"/>
+    <w:lsdException w:name="Quote" w:uiPriority="29" w:qFormat="1"/>
+    <w:lsdException w:name="Intense Quote" w:uiPriority="30" w:qFormat="1"/>
+    <w:lsdException w:name="Medium List 2 Accent 1" w:uiPriority="66"/>
+    <w:lsdException w:name="Medium Grid 1 Accent 1" w:uiPriority="67"/>
+    <w:lsdException w:name="Medium Grid 2 Accent 1" w:uiPriority="68"/>
+    <w:lsdException w:name="Medium Grid 3 Accent 1" w:uiPriority="69"/>
+    <w:lsdException w:name="Dark List Accent 1" w:uiPriority="70"/>
+    <w:lsdException w:name="Colorful Shading Accent 1" w:uiPriority="71"/>
+    <w:lsdException w:name="Colorful List Accent 1" w:uiPriority="72"/>
+    <w:lsdException w:name="Colorful Grid Accent 1" w:uiPriority="73"/>
+    <w:lsdException w:name="Light Shading Accent 2" w:uiPriority="60"/>
+    <w:lsdException w:name="Light List Accent 2" w:uiPriority="61"/>
+    <w:lsdException w:name="Light Grid Accent 2" w:uiPriority="62"/>
+    <w:lsdException w:name="Medium Shading 1 Accent 2" w:uiPriority="63"/>
+    <w:lsdException w:name="Medium Shading 2 Accent 2" w:uiPriority="64"/>
+    <w:lsdException w:name="Medium List 1 Accent 2" w:uiPriority="65"/>
+    <w:lsdException w:name="Medium List 2 Accent 2" w:uiPriority="66"/>
+    <w:lsdException w:name="Medium Grid 1 Accent 2" w:uiPriority="67"/>
+    <w:lsdException w:name="Medium Grid 2 Accent 2" w:uiPriority="68"/>
+    <w:lsdException w:name="Medium Grid 3 Accent 2" w:uiPriority="69"/>
+    <w:lsdException w:name="Dark List Accent 2" w:uiPriority="70"/>
+    <w:lsdException w:name="Colorful Shading Accent 2" w:uiPriority="71"/>
+    <w:lsdException w:name="Colorful List Accent 2" w:uiPriority="72"/>
+    <w:lsdException w:name="Colorful Grid Accent 2" w:uiPriority="73"/>
+    <w:lsdException w:name="Light Shading Accent 3" w:uiPriority="60"/>
+    <w:lsdException w:name="Light List Accent 3" w:uiPriority="61"/>
+    <w:lsdException w:name="Light Grid Accent 3" w:uiPriority="62"/>
+    <w:lsdException w:name="Medium Shading 1 Accent 3" w:uiPriority="63"/>
+    <w:lsdException w:name="Medium Shading 2 Accent 3" w:uiPriority="64"/>
+    <w:lsdException w:name="Medium List 1 Accent 3" w:uiPriority="65"/>
+    <w:lsdException w:name="Medium List 2 Accent 3" w:uiPriority="66"/>
+    <w:lsdException w:name="Medium Grid 1 Accent 3" w:uiPriority="67"/>
+    <w:lsdException w:name="Medium Grid 2 Accent 3" w:uiPriority="68"/>
+    <w:lsdException w:name="Medium Grid 3 Accent 3" w:uiPriority="69"/>
+    <w:lsdException w:name="Dark List Accent 3" w:uiPriority="70"/>
+    <w:lsdException w:name="Colorful Shading Accent 3" w:uiPriority="71"/>
+    <w:lsdException w:name="Colorful List Accent 3" w:uiPriority="72"/>
+    <w:lsdException w:name="Colorful Grid Accent 3" w:uiPriority="73"/>
+    <w:lsdException w:name="Light Shading Accent 4" w:uiPriority="60"/>
+    <w:lsdException w:name="Light List Accent 4" w:uiPriority="61"/>
+    <w:lsdException w:name="Light Grid Accent 4" w:uiPriority="62"/>
+    <w:lsdException w:name="Medium Shading 1 Accent 4" w:uiPriority="63"/>
+    <w:lsdException w:name="Medium Shading 2 Accent 4" w:uiPriority="64"/>
+    <w:lsdException w:name="Medium List 1 Accent 4" w:uiPriority="65"/>
+    <w:lsdException w:name="Medium List 2 Accent 4" w:uiPriority="66"/>
+    <w:lsdException w:name="Medium Grid 1 Accent 4" w:uiPriority="67"/>
+    <w:lsdException w:name="Medium Grid 2 Accent 4" w:uiPriority="68"/>
+    <w:lsdException w:name="Medium Grid 3 Accent 4" w:uiPriority="69"/>
+    <w:lsdException w:name="Dark List Accent 4" w:uiPriority="70"/>
+    <w:lsdException w:name="Colorful Shading Accent 4" w:uiPriority="71"/>
+    <w:lsdException w:name="Colorful List Accent 4" w:uiPriority="72"/>
+    <w:lsdException w:name="Colorful Grid Accent 4" w:uiPriority="73"/>
+    <w:lsdException w:name="Light Shading Accent 5" w:uiPriority="60"/>
+    <w:lsdException w:name="Light List Accent 5" w:uiPriority="61"/>
+    <w:lsdException w:name="Light Grid Accent 5" w:uiPriority="62"/>
+    <w:lsdException w:name="Medium Shading 1 Accent 5" w:uiPriority="63"/>
+    <w:lsdException w:name="Medium Shading 2 Accent 5" w:uiPriority="64"/>
+    <w:lsdException w:name="Medium List 1 Accent 5" w:uiPriority="65"/>
+    <w:lsdException w:name="Medium List 2 Accent 5" w:uiPriority="66"/>
+    <w:lsdException w:name="Medium Grid 1 Accent 5" w:uiPriority="67"/>
+    <w:lsdException w:name="Medium Grid 2 Accent 5" w:uiPriority="68"/>
+    <w:lsdException w:name="Medium Grid 3 Accent 5" w:uiPriority="69"/>
+    <w:lsdException w:name="Dark List Accent 5" w:uiPriority="70"/>
+    <w:lsdException w:name="Colorful Shading Accent 5" w:uiPriority="71"/>
+    <w:lsdException w:name="Colorful List Accent 5" w:uiPriority="72"/>
+    <w:lsdException w:name="Colorful Grid Accent 5" w:uiPriority="73"/>
+    <w:lsdException w:name="Light Shading Accent 6" w:uiPriority="60"/>
+    <w:lsdException w:name="Light List Accent 6" w:uiPriority="61"/>
+    <w:lsdException w:name="Light Grid Accent 6" w:uiPriority="62"/>
+    <w:lsdException w:name="Medium Shading 1 Accent 6" w:uiPriority="63"/>
+    <w:lsdException w:name="Medium Shading 2 Accent 6" w:uiPriority="64"/>
+    <w:lsdException w:name="Medium List 1 Accent 6" w:uiPriority="65"/>
+    <w:lsdException w:name="Medium List 2 Accent 6" w:uiPriority="66"/>
+    <w:lsdException w:name="Medium Grid 1 Accent 6" w:uiPriority="67"/>
+    <w:lsdException w:name="Medium Grid 2 Accent 6" w:uiPriority="68"/>
+    <w:lsdException w:name="Medium Grid 3 Accent 6" w:uiPriority="69"/>
+    <w:lsdException w:name="Dark List Accent 6" w:uiPriority="70"/>
+    <w:lsdException w:name="Colorful Shading Accent 6" w:uiPriority="71"/>
+    <w:lsdException w:name="Colorful List Accent 6" w:uiPriority="72"/>
+    <w:lsdException w:name="Colorful Grid Accent 6" w:uiPriority="73"/>
+    <w:lsdException w:name="Subtle Emphasis" w:uiPriority="19" w:qFormat="1"/>
+    <w:lsdException w:name="Intense Emphasis" w:uiPriority="21" w:qFormat="1"/>
+    <w:lsdException w:name="Subtle Reference" w:uiPriority="31" w:qFormat="1"/>
+    <w:lsdException w:name="Intense Reference" w:uiPriority="32" w:qFormat="1"/>
+    <w:lsdException w:name="Book Title" w:uiPriority="33" w:qFormat="1"/>
+    <w:lsdException w:name="Bibliography" w:semiHidden="1" w:uiPriority="37" w:unhideWhenUsed="1"/>
+    <w:lsdException w:name="TOC Heading" w:semiHidden="1" w:uiPriority="39" w:unhideWhenUsed="1" w:qFormat="1"/>
+    <w:lsdException w:name="Plain Table 1" w:uiPriority="41"/>
+    <w:lsdException w:name="Plain Table 2" w:uiPriority="42"/>
+    <w:lsdException w:name="Plain Table 3" w:uiPriority="43"/>
+    <w:lsdException w:name="Plain Table 4" w:uiPriority="44"/>
+    <w:lsdException w:name="Plain Table 5" w:uiPriority="45"/>
+    <w:lsdException w:name="Grid Table Light" w:uiPriority="40"/>
+    <w:lsdException w:name="Grid Table 1 Light" w:uiPriority="46"/>
+    <w:lsdException w:name="Grid Table 2" w:uiPriority="47"/>
+    <w:lsdException w:name="Grid Table 3" w:uiPriority="48"/>
+    <w:lsdException w:name="Grid Table 4" w:uiPriority="49"/>
+    <w:lsdException w:name="Grid Table 5 Dark" w:uiPriority="50"/>
+    <w:lsdException w:name="Grid Table 6 Colorful" w:uiPriority="51"/>
+    <w:lsdException w:name="Grid Table 7 Colorful" w:uiPriority="52"/>
+    <w:lsdException w:name="Grid Table 1 Light Accent 1" w:uiPriority="46"/>
+    <w:lsdException w:name="Grid Table 2 Accent 1" w:uiPriority="47"/>
+    <w:lsdException w:name="Grid Table 3 Accent 1" w:uiPriority="48"/>
+    <w:lsdException w:name="Grid Table 4 Accent 1" w:uiPriority="49"/>
+    <w:lsdException w:name="Grid Table 5 Dark Accent 1" w:uiPriority="50"/>
+    <w:lsdException w:name="Grid Table 6 Colorful Accent 1" w:uiPriority="51"/>
+    <w:lsdException w:name="Grid Table 7 Colorful Accent 1" w:uiPriority="52"/>
+    <w:lsdException w:name="Grid Table 1 Light Accent 2" w:uiPriority="46"/>
+    <w:lsdException w:name="Grid Table 2 Accent 2" w:uiPriority="47"/>
+    <w:lsdException w:name="Grid Table 3 Accent 2" w:uiPriority="48"/>
+    <w:lsdException w:name="Grid Table 4 Accent 2" w:uiPriority="49"/>
+    <w:lsdException w:name="Grid Table 5 Dark Accent 2" w:uiPriority="50"/>
+    <w:lsdException w:name="Grid Table 6 Colorful Accent 2" w:uiPriority="51"/>
+    <w:lsdException w:name="Grid Table 7 Colorful Accent 2" w:uiPriority="52"/>
+    <w:lsdException w:name="Grid Table 1 Light Accent 3" w:uiPriority="46"/>
+    <w:lsdException w:name="Grid Table 2 Accent 3" w:uiPriority="47"/>
+    <w:lsdException w:name="Grid Table 3 Accent 3" w:uiPriority="48"/>
+    <w:lsdException w:name="Grid Table 4 Accent 3" w:uiPriority="49"/>
+    <w:lsdException w:name="Grid Table 5 Dark Accent 3" w:uiPriority="50"/>
+    <w:lsdException w:name="Grid Table 6 Colorful Accent 3" w:uiPriority="51"/>
+    <w:lsdException w:name="Grid Table 7 Colorful Accent 3" w:uiPriority="52"/>
+    <w:lsdException w:name="Grid Table 1 Light Accent 4" w:uiPriority="46"/>
+    <w:lsdException w:name="Grid Table 2 Accent 4" w:uiPriority="47"/>
+    <w:lsdException w:name="Grid Table 3 Accent 4" w:uiPriority="48"/>
+    <w:lsdException w:name="Grid Table 4 Accent 4" w:uiPriority="49"/>
+    <w:lsdException w:name="Grid Table 5 Dark Accent 4" w:uiPriority="50"/>
+    <w:lsdException w:name="Grid Table 6 Colorful Accent 4" w:uiPriority="51"/>
+    <w:lsdException w:name="Grid Table 7 Colorful Accent 4" w:uiPriority="52"/>
+    <w:lsdException w:name="Grid Table 1 Light Accent 5" w:uiPriority="46"/>
+    <w:lsdException w:name="Grid Table 2 Accent 5" w:uiPriority="47"/>
+    <w:lsdException w:name="Grid Table 3 Accent 5" w:uiPriority="48"/>
+    <w:lsdException w:name="Grid Table 4 Accent 5" w:uiPriority="49"/>
+    <w:lsdException w:name="Grid Table 5 Dark Accent 5" w:uiPriority="50"/>
+    <w:lsdException w:name="Grid Table 6 Colorful Accent 5" w:uiPriority="51"/>
+    <w:lsdException w:name="Grid Table 7 Colorful Accent 5" w:uiPriority="52"/>
+    <w:lsdException w:name="Grid Table 1 Light Accent 6" w:uiPriority="46"/>
+    <w:lsdException w:name="Grid Table 2 Accent 6" w:uiPriority="47"/>
+    <w:lsdException w:name="Grid Table 3 Accent 6" w:uiPriority="48"/>
+    <w:lsdException w:name="Grid Table 4 Accent 6" w:uiPriority="49"/>
+    <w:lsdException w:name="Grid Table 5 Dark Accent 6" w:uiPriority="50"/>
+    <w:lsdException w:name="Grid Table 6 Colorful Accent 6" w:uiPriority="51"/>
+    <w:lsdException w:name="Grid Table 7 Colorful Accent 6" w:uiPriority="52"/>
+    <w:lsdException w:name="List Table 1 Light" w:uiPriority="46"/>
+    <w:lsdException w:name="List Table 2" w:uiPriority="47"/>
+    <w:lsdException w:name="List Table 3" w:uiPriority="48"/>
+    <w:lsdException w:name="List Table 4" w:uiPriority="49"/>
+    <w:lsdException w:name="List Table 5 Dark" w:uiPriority="50"/>
+    <w:lsdException w:name="List Table 6 Colorful" w:uiPriority="51"/>
+    <w:lsdException w:name="List Table 7 Colorful" w:uiPriority="52"/>
+    <w:lsdException w:name="List Table 1 Light Accent 1" w:uiPriority="46"/>
+    <w:lsdException w:name="List Table 2 Accent 1" w:uiPriority="47"/>
+    <w:lsdException w:name="List Table 3 Accent 1" w:uiPriority="48"/>
+    <w:lsdException w:name="List Table 4 Accent 1" w:uiPriority="49"/>
+    <w:lsdException w:name="List Table 5 Dark Accent 1" w:uiPriority="50"/>
+    <w:lsdException w:name="List Table 6 Colorful Accent 1" w:uiPriority="51"/>
+    <w:lsdException w:name="List Table 7 Colorful Accent 1" w:uiPriority="52"/>
+    <w:lsdException w:name="List Table 1 Light Accent 2" w:uiPriority="46"/>
+    <w:lsdException w:name="List Table 2 Accent 2" w:uiPriority="47"/>
+    <w:lsdException w:name="List Table 3 Accent 2" w:uiPriority="48"/>
+    <w:lsdException w:name="List Table 4 Accent 2" w:uiPriority="49"/>
+    <w:lsdException w:name="List Table 5 Dark Accent 2" w:uiPriority="50"/>
+    <w:lsdException w:name="List Table 6 Colorful Accent 2" w:uiPriority="51"/>
+    <w:lsdException w:name="List Table 7 Colorful Accent 2" w:uiPriority="52"/>
+    <w:lsdException w:name="List Table 1 Light Accent 3" w:uiPriority="46"/>
+    <w:lsdException w:name="List Table 2 Accent 3" w:uiPriority="47"/>
+    <w:lsdException w:name="List Table 3 Accent 3" w:uiPriority="48"/>
+    <w:lsdException w:name="List Table 4 Accent 3" w:uiPriority="49"/>
+    <w:lsdException w:name="List Table 5 Dark Accent 3" w:uiPriority="50"/>
+    <w:lsdException w:name="List Table 6 Colorful Accent 3" w:uiPriority="51"/>
+    <w:lsdException w:name="List Table 7 Colorful Accent 3" w:uiPriority="52"/>
+    <w:lsdException w:name="List Table 1 Light Accent 4" w:uiPriority="46"/>
+    <w:lsdException w:name="List Table 2 Accent 4" w:uiPriority="47"/>
+    <w:lsdException w:name="List Table 3 Accent 4" w:uiPriority="48"/>
+    <w:lsdException w:name="List Table 4 Accent 4" w:uiPriority="49"/>
+    <w:lsdException w:name="List Table 5 Dark Accent 4" w:uiPriority="50"/>
+    <w:lsdException w:name="List Table 6 Colorful Accent 4" w:uiPriority="51"/>
+    <w:lsdException w:name="List Table 7 Colorful Accent 4" w:uiPriority="52"/>
+    <w:lsdException w:name="List Table 1 Light Accent 5" w:uiPriority="46"/>
+    <w:lsdException w:name="List Table 2 Accent 5" w:uiPriority="47"/>
+    <w:lsdException w:name="List Table 3 Accent 5" w:uiPriority="48"/>
+    <w:lsdException w:name="List Table 4 Accent 5" w:uiPriority="49"/>
+    <w:lsdException w:name="List Table 5 Dark Accent 5" w:uiPriority="50"/>
+    <w:lsdException w:name="List Table 6 Colorful Accent 5" w:uiPriority="51"/>
+    <w:lsdException w:name="List Table 7 Colorful Accent 5" w:uiPriority="52"/>
+    <w:lsdException w:name="List Table 1 Light Accent 6" w:uiPriority="46"/>
+    <w:lsdException w:name="List Table 2 Accent 6" w:uiPriority="47"/>
+    <w:lsdException w:name="List Table 3 Accent 6" w:uiPriority="48"/>
+    <w:lsdException w:name="List Table 4 Accent 6" w:uiPriority="49"/>
+    <w:lsdException w:name="List Table 5 Dark Accent 6" w:uiPriority="50"/>
+    <w:lsdException w:name="List Table 6 Colorful Accent 6" w:uiPriority="51"/>
+    <w:lsdException w:name="List Table 7 Colorful Accent 6" w:uiPriority="52"/>
+    <w:lsdException w:name="Mention" w:semiHidden="1" w:unhideWhenUsed="1"/>
+    <w:lsdException w:name="Smart Hyperlink" w:semiHidden="1" w:unhideWhenUsed="1"/>
+    <w:lsdException w:name="Hashtag" w:semiHidden="1" w:unhideWhenUsed="1"/>
+    <w:lsdException w:name="Unresolved Mention" w:semiHidden="1" w:unhideWhenUsed="1"/>
+    <w:lsdException w:name="Smart Link" w:semiHidden="1" w:unhideWhenUsed="1"/>
   </w:latentStyles>
   <w:style w:type="paragraph" w:default="1" w:styleId="Normal">
     <w:name w:val="Normal"/>
@@ -1751,7 +1741,7 @@
 </file>
 
 <file path=word/glossary/document.xml><?xml version="1.0" encoding="utf-8"?>
-<w:glossaryDocument xmlns:wpc="http://schemas.microsoft.com/office/word/2010/wordprocessingCanvas" xmlns:mc="http://schemas.openxmlformats.org/markup-compatibility/2006" xmlns:o="urn:schemas-microsoft-com:office:office" xmlns:r="http://schemas.openxmlformats.org/officeDocument/2006/relationships" xmlns:m="http://schemas.openxmlformats.org/officeDocument/2006/math" xmlns:v="urn:schemas-microsoft-com:vml" xmlns:wp14="http://schemas.microsoft.com/office/word/2010/wordprocessingDrawing" xmlns:wp="http://schemas.openxmlformats.org/drawingml/2006/wordprocessingDrawing" xmlns:w10="urn:schemas-microsoft-com:office:word" xmlns:w="http://schemas.openxmlformats.org/wordprocessingml/2006/main" xmlns:w14="http://schemas.microsoft.com/office/word/2010/wordml" xmlns:wpg="http://schemas.microsoft.com/office/word/2010/wordprocessingGroup" xmlns:wpi="http://schemas.microsoft.com/office/word/2010/wordprocessingInk" xmlns:wne="http://schemas.microsoft.com/office/word/2006/wordml" xmlns:wps="http://schemas.microsoft.com/office/word/2010/wordprocessingShape" mc:Ignorable="w14 wp14">
+<w:glossaryDocument xmlns:wpc="http://schemas.microsoft.com/office/word/2010/wordprocessingCanvas" xmlns:cx="http://schemas.microsoft.com/office/drawing/2014/chartex" xmlns:cx1="http://schemas.microsoft.com/office/drawing/2015/9/8/chartex" xmlns:cx2="http://schemas.microsoft.com/office/drawing/2015/10/21/chartex" xmlns:cx3="http://schemas.microsoft.com/office/drawing/2016/5/9/chartex" xmlns:cx4="http://schemas.microsoft.com/office/drawing/2016/5/10/chartex" xmlns:cx5="http://schemas.microsoft.com/office/drawing/2016/5/11/chartex" xmlns:cx6="http://schemas.microsoft.com/office/drawing/2016/5/12/chartex" xmlns:cx7="http://schemas.microsoft.com/office/drawing/2016/5/13/chartex" xmlns:cx8="http://schemas.microsoft.com/office/drawing/2016/5/14/chartex" xmlns:mc="http://schemas.openxmlformats.org/markup-compatibility/2006" xmlns:aink="http://schemas.microsoft.com/office/drawing/2016/ink" xmlns:am3d="http://schemas.microsoft.com/office/drawing/2017/model3d" xmlns:o="urn:schemas-microsoft-com:office:office" xmlns:oel="http://schemas.microsoft.com/office/2019/extlst" xmlns:r="http://schemas.openxmlformats.org/officeDocument/2006/relationships" xmlns:m="http://schemas.openxmlformats.org/officeDocument/2006/math" xmlns:v="urn:schemas-microsoft-com:vml" xmlns:wp14="http://schemas.microsoft.com/office/word/2010/wordprocessingDrawing" xmlns:wp="http://schemas.openxmlformats.org/drawingml/2006/wordprocessingDrawing" xmlns:w10="urn:schemas-microsoft-com:office:word" xmlns:w="http://schemas.openxmlformats.org/wordprocessingml/2006/main" xmlns:w14="http://schemas.microsoft.com/office/word/2010/wordml" xmlns:w15="http://schemas.microsoft.com/office/word/2012/wordml" xmlns:w16cex="http://schemas.microsoft.com/office/word/2018/wordml/cex" xmlns:w16cid="http://schemas.microsoft.com/office/word/2016/wordml/cid" xmlns:w16="http://schemas.microsoft.com/office/word/2018/wordml" xmlns:w16du="http://schemas.microsoft.com/office/word/2023/wordml/word16du" xmlns:w16sdtdh="http://schemas.microsoft.com/office/word/2020/wordml/sdtdatahash" xmlns:w16sdtfl="http://schemas.microsoft.com/office/word/2024/wordml/sdtformatlock" xmlns:w16se="http://schemas.microsoft.com/office/word/2015/wordml/symex" xmlns:wpg="http://schemas.microsoft.com/office/word/2010/wordprocessingGroup" xmlns:wpi="http://schemas.microsoft.com/office/word/2010/wordprocessingInk" xmlns:wne="http://schemas.microsoft.com/office/word/2006/wordml" xmlns:wps="http://schemas.microsoft.com/office/word/2010/wordprocessingShape" mc:Ignorable="w14 w15 w16se w16cid w16 w16cex w16sdtdh w16sdtfl w16du wp14">
   <w:docParts>
     <w:docPart>
       <w:docPartPr>
@@ -1789,7 +1779,7 @@
 </file>
 
 <file path=word/glossary/fontTable.xml><?xml version="1.0" encoding="utf-8"?>
-<w:fonts xmlns:mc="http://schemas.openxmlformats.org/markup-compatibility/2006" xmlns:r="http://schemas.openxmlformats.org/officeDocument/2006/relationships" xmlns:w="http://schemas.openxmlformats.org/wordprocessingml/2006/main" xmlns:w14="http://schemas.microsoft.com/office/word/2010/wordml" mc:Ignorable="w14">
+<w:fonts xmlns:mc="http://schemas.openxmlformats.org/markup-compatibility/2006" xmlns:r="http://schemas.openxmlformats.org/officeDocument/2006/relationships" xmlns:w="http://schemas.openxmlformats.org/wordprocessingml/2006/main" xmlns:w14="http://schemas.microsoft.com/office/word/2010/wordml" xmlns:w15="http://schemas.microsoft.com/office/word/2012/wordml" xmlns:w16cex="http://schemas.microsoft.com/office/word/2018/wordml/cex" xmlns:w16cid="http://schemas.microsoft.com/office/word/2016/wordml/cid" xmlns:w16="http://schemas.microsoft.com/office/word/2018/wordml" xmlns:w16du="http://schemas.microsoft.com/office/word/2023/wordml/word16du" xmlns:w16sdtdh="http://schemas.microsoft.com/office/word/2020/wordml/sdtdatahash" xmlns:w16sdtfl="http://schemas.microsoft.com/office/word/2024/wordml/sdtformatlock" xmlns:w16se="http://schemas.microsoft.com/office/word/2015/wordml/symex" mc:Ignorable="w14 w15 w16se w16cid w16 w16cex w16sdtdh w16sdtfl w16du">
   <w:font w:name="Symbol">
     <w:panose1 w:val="05050102010706020507"/>
     <w:charset w:val="02"/>
@@ -1826,20 +1816,18 @@
     <w:sig w:usb0="E00006FF" w:usb1="420024FF" w:usb2="02000000" w:usb3="00000000" w:csb0="0000019F" w:csb1="00000000"/>
   </w:font>
   <w:font w:name="MS Mincho">
-    <w:altName w:val="MS Gothic"/>
     <w:panose1 w:val="02020609040205080304"/>
     <w:charset w:val="80"/>
-    <w:family w:val="roman"/>
-    <w:notTrueType/>
+    <w:family w:val="modern"/>
     <w:pitch w:val="fixed"/>
-    <w:sig w:usb0="00000000" w:usb1="08070000" w:usb2="00000010" w:usb3="00000000" w:csb0="00020000" w:csb1="00000000"/>
+    <w:sig w:usb0="E00002FF" w:usb1="6AC7FDFB" w:usb2="08000012" w:usb3="00000000" w:csb0="0002009F" w:csb1="00000000"/>
   </w:font>
   <w:font w:name="Calibri">
     <w:panose1 w:val="020F0502020204030204"/>
     <w:charset w:val="00"/>
     <w:family w:val="swiss"/>
     <w:pitch w:val="variable"/>
-    <w:sig w:usb0="E0002AFF" w:usb1="C000247B" w:usb2="00000009" w:usb3="00000000" w:csb0="000001FF" w:csb1="00000000"/>
+    <w:sig w:usb0="E4002EFF" w:usb1="C200247B" w:usb2="00000009" w:usb3="00000000" w:csb0="000001FF" w:csb1="00000000"/>
   </w:font>
   <w:font w:name="MS Gothic">
     <w:altName w:val="ＭＳ ゴシック"/>
@@ -1863,11 +1851,18 @@
     <w:pitch w:val="fixed"/>
     <w:sig w:usb0="E00006FF" w:usb1="0000FCFF" w:usb2="00000001" w:usb3="00000000" w:csb0="0000019F" w:csb1="00000000"/>
   </w:font>
+  <w:font w:name="Calibri Light">
+    <w:panose1 w:val="020F0302020204030204"/>
+    <w:charset w:val="00"/>
+    <w:family w:val="swiss"/>
+    <w:pitch w:val="variable"/>
+    <w:sig w:usb0="E4002EFF" w:usb1="C200247B" w:usb2="00000009" w:usb3="00000000" w:csb0="000001FF" w:csb1="00000000"/>
+  </w:font>
 </w:fonts>
 </file>
 
 <file path=word/glossary/settings.xml><?xml version="1.0" encoding="utf-8"?>
-<w:settings xmlns:mc="http://schemas.openxmlformats.org/markup-compatibility/2006" xmlns:o="urn:schemas-microsoft-com:office:office" xmlns:r="http://schemas.openxmlformats.org/officeDocument/2006/relationships" xmlns:m="http://schemas.openxmlformats.org/officeDocument/2006/math" xmlns:v="urn:schemas-microsoft-com:vml" xmlns:w10="urn:schemas-microsoft-com:office:word" xmlns:w="http://schemas.openxmlformats.org/wordprocessingml/2006/main" xmlns:w14="http://schemas.microsoft.com/office/word/2010/wordml" xmlns:sl="http://schemas.openxmlformats.org/schemaLibrary/2006/main" mc:Ignorable="w14">
+<w:settings xmlns:mc="http://schemas.openxmlformats.org/markup-compatibility/2006" xmlns:o="urn:schemas-microsoft-com:office:office" xmlns:r="http://schemas.openxmlformats.org/officeDocument/2006/relationships" xmlns:m="http://schemas.openxmlformats.org/officeDocument/2006/math" xmlns:v="urn:schemas-microsoft-com:vml" xmlns:w10="urn:schemas-microsoft-com:office:word" xmlns:w="http://schemas.openxmlformats.org/wordprocessingml/2006/main" xmlns:w14="http://schemas.microsoft.com/office/word/2010/wordml" xmlns:w15="http://schemas.microsoft.com/office/word/2012/wordml" xmlns:w16cex="http://schemas.microsoft.com/office/word/2018/wordml/cex" xmlns:w16cid="http://schemas.microsoft.com/office/word/2016/wordml/cid" xmlns:w16="http://schemas.microsoft.com/office/word/2018/wordml" xmlns:w16du="http://schemas.microsoft.com/office/word/2023/wordml/word16du" xmlns:w16sdtdh="http://schemas.microsoft.com/office/word/2020/wordml/sdtdatahash" xmlns:w16sdtfl="http://schemas.microsoft.com/office/word/2024/wordml/sdtformatlock" xmlns:w16se="http://schemas.microsoft.com/office/word/2015/wordml/symex" xmlns:sl="http://schemas.openxmlformats.org/schemaLibrary/2006/main" mc:Ignorable="w14 w15 w16se w16cid w16 w16cex w16sdtdh w16sdtfl w16du">
   <w:view w:val="normal"/>
   <w:defaultTabStop w:val="720"/>
   <w:characterSpacingControl w:val="doNotCompress"/>
@@ -1877,10 +1872,14 @@
     <w:compatSetting w:name="overrideTableStyleFontSizeAndJustification" w:uri="http://schemas.microsoft.com/office/word" w:val="1"/>
     <w:compatSetting w:name="enableOpenTypeFeatures" w:uri="http://schemas.microsoft.com/office/word" w:val="1"/>
     <w:compatSetting w:name="doNotFlipMirrorIndents" w:uri="http://schemas.microsoft.com/office/word" w:val="1"/>
+    <w:compatSetting w:name="useWord2013TrackBottomHyphenation" w:uri="http://schemas.microsoft.com/office/word" w:val="1"/>
   </w:compat>
   <w:rsids>
     <w:rsidRoot w:val="00F80B7F"/>
+    <w:rsid w:val="00750F6D"/>
+    <w:rsid w:val="0075561B"/>
     <w:rsid w:val="00AF3DF8"/>
+    <w:rsid w:val="00E60ABE"/>
     <w:rsid w:val="00F80B7F"/>
   </w:rsids>
   <m:mathPr>
@@ -1904,7 +1903,7 @@
 </file>
 
 <file path=word/glossary/styles.xml><?xml version="1.0" encoding="utf-8"?>
-<w:styles xmlns:mc="http://schemas.openxmlformats.org/markup-compatibility/2006" xmlns:r="http://schemas.openxmlformats.org/officeDocument/2006/relationships" xmlns:w="http://schemas.openxmlformats.org/wordprocessingml/2006/main" xmlns:w14="http://schemas.microsoft.com/office/word/2010/wordml" mc:Ignorable="w14">
+<w:styles xmlns:mc="http://schemas.openxmlformats.org/markup-compatibility/2006" xmlns:r="http://schemas.openxmlformats.org/officeDocument/2006/relationships" xmlns:w="http://schemas.openxmlformats.org/wordprocessingml/2006/main" xmlns:w14="http://schemas.microsoft.com/office/word/2010/wordml" xmlns:w15="http://schemas.microsoft.com/office/word/2012/wordml" xmlns:w16cex="http://schemas.microsoft.com/office/word/2018/wordml/cex" xmlns:w16cid="http://schemas.microsoft.com/office/word/2016/wordml/cid" xmlns:w16="http://schemas.microsoft.com/office/word/2018/wordml" xmlns:w16du="http://schemas.microsoft.com/office/word/2023/wordml/word16du" xmlns:w16sdtdh="http://schemas.microsoft.com/office/word/2020/wordml/sdtdatahash" xmlns:w16sdtfl="http://schemas.microsoft.com/office/word/2024/wordml/sdtformatlock" xmlns:w16se="http://schemas.microsoft.com/office/word/2015/wordml/symex" mc:Ignorable="w14 w15 w16se w16cid w16 w16cex w16sdtdh w16sdtfl w16du">
   <w:docDefaults>
     <w:rPrDefault>
       <w:rPr>
@@ -1920,144 +1919,383 @@
       </w:pPr>
     </w:pPrDefault>
   </w:docDefaults>
-  <w:latentStyles w:defLockedState="0" w:defUIPriority="99" w:defSemiHidden="1" w:defUnhideWhenUsed="1" w:defQFormat="0" w:count="267">
-    <w:lsdException w:name="Normal" w:semiHidden="0" w:uiPriority="0" w:unhideWhenUsed="0" w:qFormat="1"/>
-    <w:lsdException w:name="heading 1" w:semiHidden="0" w:uiPriority="9" w:unhideWhenUsed="0" w:qFormat="1"/>
-    <w:lsdException w:name="heading 2" w:uiPriority="9" w:qFormat="1"/>
-    <w:lsdException w:name="heading 3" w:uiPriority="9" w:qFormat="1"/>
-    <w:lsdException w:name="heading 4" w:uiPriority="9" w:qFormat="1"/>
-    <w:lsdException w:name="heading 5" w:uiPriority="9" w:qFormat="1"/>
-    <w:lsdException w:name="heading 6" w:uiPriority="9" w:qFormat="1"/>
-    <w:lsdException w:name="heading 7" w:uiPriority="9" w:qFormat="1"/>
-    <w:lsdException w:name="heading 8" w:uiPriority="9" w:qFormat="1"/>
-    <w:lsdException w:name="heading 9" w:uiPriority="9" w:qFormat="1"/>
-    <w:lsdException w:name="toc 1" w:uiPriority="39"/>
-    <w:lsdException w:name="toc 2" w:uiPriority="39"/>
-    <w:lsdException w:name="toc 3" w:uiPriority="39"/>
-    <w:lsdException w:name="toc 4" w:uiPriority="39"/>
-    <w:lsdException w:name="toc 5" w:uiPriority="39"/>
-    <w:lsdException w:name="toc 6" w:uiPriority="39"/>
-    <w:lsdException w:name="toc 7" w:uiPriority="39"/>
-    <w:lsdException w:name="toc 8" w:uiPriority="39"/>
-    <w:lsdException w:name="toc 9" w:uiPriority="39"/>
-    <w:lsdException w:name="caption" w:uiPriority="35" w:qFormat="1"/>
-    <w:lsdException w:name="Title" w:semiHidden="0" w:uiPriority="10" w:unhideWhenUsed="0" w:qFormat="1"/>
-    <w:lsdException w:name="Default Paragraph Font" w:uiPriority="1"/>
-    <w:lsdException w:name="Subtitle" w:semiHidden="0" w:uiPriority="11" w:unhideWhenUsed="0" w:qFormat="1"/>
-    <w:lsdException w:name="Strong" w:semiHidden="0" w:uiPriority="22" w:unhideWhenUsed="0" w:qFormat="1"/>
-    <w:lsdException w:name="Emphasis" w:semiHidden="0" w:uiPriority="20" w:unhideWhenUsed="0" w:qFormat="1"/>
-    <w:lsdException w:name="Table Grid" w:semiHidden="0" w:uiPriority="59" w:unhideWhenUsed="0"/>
-    <w:lsdException w:name="Placeholder Text" w:unhideWhenUsed="0"/>
-    <w:lsdException w:name="No Spacing" w:semiHidden="0" w:uiPriority="1" w:unhideWhenUsed="0" w:qFormat="1"/>
-    <w:lsdException w:name="Light Shading" w:semiHidden="0" w:uiPriority="60" w:unhideWhenUsed="0"/>
-    <w:lsdException w:name="Light List" w:semiHidden="0" w:uiPriority="61" w:unhideWhenUsed="0"/>
-    <w:lsdException w:name="Light Grid" w:semiHidden="0" w:uiPriority="62" w:unhideWhenUsed="0"/>
-    <w:lsdException w:name="Medium Shading 1" w:semiHidden="0" w:uiPriority="63" w:unhideWhenUsed="0"/>
-    <w:lsdException w:name="Medium Shading 2" w:semiHidden="0" w:uiPriority="64" w:unhideWhenUsed="0"/>
-    <w:lsdException w:name="Medium List 1" w:semiHidden="0" w:uiPriority="65" w:unhideWhenUsed="0"/>
-    <w:lsdException w:name="Medium List 2" w:semiHidden="0" w:uiPriority="66" w:unhideWhenUsed="0"/>
-    <w:lsdException w:name="Medium Grid 1" w:semiHidden="0" w:uiPriority="67" w:unhideWhenUsed="0"/>
-    <w:lsdException w:name="Medium Grid 2" w:semiHidden="0" w:uiPriority="68" w:unhideWhenUsed="0"/>
-    <w:lsdException w:name="Medium Grid 3" w:semiHidden="0" w:uiPriority="69" w:unhideWhenUsed="0"/>
-    <w:lsdException w:name="Dark List" w:semiHidden="0" w:uiPriority="70" w:unhideWhenUsed="0"/>
-    <w:lsdException w:name="Colorful Shading" w:semiHidden="0" w:uiPriority="71" w:unhideWhenUsed="0"/>
-    <w:lsdException w:name="Colorful List" w:semiHidden="0" w:uiPriority="72" w:unhideWhenUsed="0"/>
-    <w:lsdException w:name="Colorful Grid" w:semiHidden="0" w:uiPriority="73" w:unhideWhenUsed="0"/>
-    <w:lsdException w:name="Light Shading Accent 1" w:semiHidden="0" w:uiPriority="60" w:unhideWhenUsed="0"/>
-    <w:lsdException w:name="Light List Accent 1" w:semiHidden="0" w:uiPriority="61" w:unhideWhenUsed="0"/>
-    <w:lsdException w:name="Light Grid Accent 1" w:semiHidden="0" w:uiPriority="62" w:unhideWhenUsed="0"/>
-    <w:lsdException w:name="Medium Shading 1 Accent 1" w:semiHidden="0" w:uiPriority="63" w:unhideWhenUsed="0"/>
-    <w:lsdException w:name="Medium Shading 2 Accent 1" w:semiHidden="0" w:uiPriority="64" w:unhideWhenUsed="0"/>
-    <w:lsdException w:name="Medium List 1 Accent 1" w:semiHidden="0" w:uiPriority="65" w:unhideWhenUsed="0"/>
-    <w:lsdException w:name="Revision" w:unhideWhenUsed="0"/>
-    <w:lsdException w:name="List Paragraph" w:semiHidden="0" w:uiPriority="34" w:unhideWhenUsed="0" w:qFormat="1"/>
-    <w:lsdException w:name="Quote" w:semiHidden="0" w:uiPriority="29" w:unhideWhenUsed="0" w:qFormat="1"/>
-    <w:lsdException w:name="Intense Quote" w:semiHidden="0" w:uiPriority="30" w:unhideWhenUsed="0" w:qFormat="1"/>
-    <w:lsdException w:name="Medium List 2 Accent 1" w:semiHidden="0" w:uiPriority="66" w:unhideWhenUsed="0"/>
-    <w:lsdException w:name="Medium Grid 1 Accent 1" w:semiHidden="0" w:uiPriority="67" w:unhideWhenUsed="0"/>
-    <w:lsdException w:name="Medium Grid 2 Accent 1" w:semiHidden="0" w:uiPriority="68" w:unhideWhenUsed="0"/>
-    <w:lsdException w:name="Medium Grid 3 Accent 1" w:semiHidden="0" w:uiPriority="69" w:unhideWhenUsed="0"/>
-    <w:lsdException w:name="Dark List Accent 1" w:semiHidden="0" w:uiPriority="70" w:unhideWhenUsed="0"/>
-    <w:lsdException w:name="Colorful Shading Accent 1" w:semiHidden="0" w:uiPriority="71" w:unhideWhenUsed="0"/>
-    <w:lsdException w:name="Colorful List Accent 1" w:semiHidden="0" w:uiPriority="72" w:unhideWhenUsed="0"/>
-    <w:lsdException w:name="Colorful Grid Accent 1" w:semiHidden="0" w:uiPriority="73" w:unhideWhenUsed="0"/>
-    <w:lsdException w:name="Light Shading Accent 2" w:semiHidden="0" w:uiPriority="60" w:unhideWhenUsed="0"/>
-    <w:lsdException w:name="Light List Accent 2" w:semiHidden="0" w:uiPriority="61" w:unhideWhenUsed="0"/>
-    <w:lsdException w:name="Light Grid Accent 2" w:semiHidden="0" w:uiPriority="62" w:unhideWhenUsed="0"/>
-    <w:lsdException w:name="Medium Shading 1 Accent 2" w:semiHidden="0" w:uiPriority="63" w:unhideWhenUsed="0"/>
-    <w:lsdException w:name="Medium Shading 2 Accent 2" w:semiHidden="0" w:uiPriority="64" w:unhideWhenUsed="0"/>
-    <w:lsdException w:name="Medium List 1 Accent 2" w:semiHidden="0" w:uiPriority="65" w:unhideWhenUsed="0"/>
-    <w:lsdException w:name="Medium List 2 Accent 2" w:semiHidden="0" w:uiPriority="66" w:unhideWhenUsed="0"/>
-    <w:lsdException w:name="Medium Grid 1 Accent 2" w:semiHidden="0" w:uiPriority="67" w:unhideWhenUsed="0"/>
-    <w:lsdException w:name="Medium Grid 2 Accent 2" w:semiHidden="0" w:uiPriority="68" w:unhideWhenUsed="0"/>
-    <w:lsdException w:name="Medium Grid 3 Accent 2" w:semiHidden="0" w:uiPriority="69" w:unhideWhenUsed="0"/>
-    <w:lsdException w:name="Dark List Accent 2" w:semiHidden="0" w:uiPriority="70" w:unhideWhenUsed="0"/>
-    <w:lsdException w:name="Colorful Shading Accent 2" w:semiHidden="0" w:uiPriority="71" w:unhideWhenUsed="0"/>
-    <w:lsdException w:name="Colorful List Accent 2" w:semiHidden="0" w:uiPriority="72" w:unhideWhenUsed="0"/>
-    <w:lsdException w:name="Colorful Grid Accent 2" w:semiHidden="0" w:uiPriority="73" w:unhideWhenUsed="0"/>
-    <w:lsdException w:name="Light Shading Accent 3" w:semiHidden="0" w:uiPriority="60" w:unhideWhenUsed="0"/>
-    <w:lsdException w:name="Light List Accent 3" w:semiHidden="0" w:uiPriority="61" w:unhideWhenUsed="0"/>
-    <w:lsdException w:name="Light Grid Accent 3" w:semiHidden="0" w:uiPriority="62" w:unhideWhenUsed="0"/>
-    <w:lsdException w:name="Medium Shading 1 Accent 3" w:semiHidden="0" w:uiPriority="63" w:unhideWhenUsed="0"/>
-    <w:lsdException w:name="Medium Shading 2 Accent 3" w:semiHidden="0" w:uiPriority="64" w:unhideWhenUsed="0"/>
-    <w:lsdException w:name="Medium List 1 Accent 3" w:semiHidden="0" w:uiPriority="65" w:unhideWhenUsed="0"/>
-    <w:lsdException w:name="Medium List 2 Accent 3" w:semiHidden="0" w:uiPriority="66" w:unhideWhenUsed="0"/>
-    <w:lsdException w:name="Medium Grid 1 Accent 3" w:semiHidden="0" w:uiPriority="67" w:unhideWhenUsed="0"/>
-    <w:lsdException w:name="Medium Grid 2 Accent 3" w:semiHidden="0" w:uiPriority="68" w:unhideWhenUsed="0"/>
-    <w:lsdException w:name="Medium Grid 3 Accent 3" w:semiHidden="0" w:uiPriority="69" w:unhideWhenUsed="0"/>
-    <w:lsdException w:name="Dark List Accent 3" w:semiHidden="0" w:uiPriority="70" w:unhideWhenUsed="0"/>
-    <w:lsdException w:name="Colorful Shading Accent 3" w:semiHidden="0" w:uiPriority="71" w:unhideWhenUsed="0"/>
-    <w:lsdException w:name="Colorful List Accent 3" w:semiHidden="0" w:uiPriority="72" w:unhideWhenUsed="0"/>
-    <w:lsdException w:name="Colorful Grid Accent 3" w:semiHidden="0" w:uiPriority="73" w:unhideWhenUsed="0"/>
-    <w:lsdException w:name="Light Shading Accent 4" w:semiHidden="0" w:uiPriority="60" w:unhideWhenUsed="0"/>
-    <w:lsdException w:name="Light List Accent 4" w:semiHidden="0" w:uiPriority="61" w:unhideWhenUsed="0"/>
-    <w:lsdException w:name="Light Grid Accent 4" w:semiHidden="0" w:uiPriority="62" w:unhideWhenUsed="0"/>
-    <w:lsdException w:name="Medium Shading 1 Accent 4" w:semiHidden="0" w:uiPriority="63" w:unhideWhenUsed="0"/>
-    <w:lsdException w:name="Medium Shading 2 Accent 4" w:semiHidden="0" w:uiPriority="64" w:unhideWhenUsed="0"/>
-    <w:lsdException w:name="Medium List 1 Accent 4" w:semiHidden="0" w:uiPriority="65" w:unhideWhenUsed="0"/>
-    <w:lsdException w:name="Medium List 2 Accent 4" w:semiHidden="0" w:uiPriority="66" w:unhideWhenUsed="0"/>
-    <w:lsdException w:name="Medium Grid 1 Accent 4" w:semiHidden="0" w:uiPriority="67" w:unhideWhenUsed="0"/>
-    <w:lsdException w:name="Medium Grid 2 Accent 4" w:semiHidden="0" w:uiPriority="68" w:unhideWhenUsed="0"/>
-    <w:lsdException w:name="Medium Grid 3 Accent 4" w:semiHidden="0" w:uiPriority="69" w:unhideWhenUsed="0"/>
-    <w:lsdException w:name="Dark List Accent 4" w:semiHidden="0" w:uiPriority="70" w:unhideWhenUsed="0"/>
-    <w:lsdException w:name="Colorful Shading Accent 4" w:semiHidden="0" w:uiPriority="71" w:unhideWhenUsed="0"/>
-    <w:lsdException w:name="Colorful List Accent 4" w:semiHidden="0" w:uiPriority="72" w:unhideWhenUsed="0"/>
-    <w:lsdException w:name="Colorful Grid Accent 4" w:semiHidden="0" w:uiPriority="73" w:unhideWhenUsed="0"/>
-    <w:lsdException w:name="Light Shading Accent 5" w:semiHidden="0" w:uiPriority="60" w:unhideWhenUsed="0"/>
-    <w:lsdException w:name="Light List Accent 5" w:semiHidden="0" w:uiPriority="61" w:unhideWhenUsed="0"/>
-    <w:lsdException w:name="Light Grid Accent 5" w:semiHidden="0" w:uiPriority="62" w:unhideWhenUsed="0"/>
-    <w:lsdException w:name="Medium Shading 1 Accent 5" w:semiHidden="0" w:uiPriority="63" w:unhideWhenUsed="0"/>
-    <w:lsdException w:name="Medium Shading 2 Accent 5" w:semiHidden="0" w:uiPriority="64" w:unhideWhenUsed="0"/>
-    <w:lsdException w:name="Medium List 1 Accent 5" w:semiHidden="0" w:uiPriority="65" w:unhideWhenUsed="0"/>
-    <w:lsdException w:name="Medium List 2 Accent 5" w:semiHidden="0" w:uiPriority="66" w:unhideWhenUsed="0"/>
-    <w:lsdException w:name="Medium Grid 1 Accent 5" w:semiHidden="0" w:uiPriority="67" w:unhideWhenUsed="0"/>
-    <w:lsdException w:name="Medium Grid 2 Accent 5" w:semiHidden="0" w:uiPriority="68" w:unhideWhenUsed="0"/>
-    <w:lsdException w:name="Medium Grid 3 Accent 5" w:semiHidden="0" w:uiPriority="69" w:unhideWhenUsed="0"/>
-    <w:lsdException w:name="Dark List Accent 5" w:semiHidden="0" w:uiPriority="70" w:unhideWhenUsed="0"/>
-    <w:lsdException w:name="Colorful Shading Accent 5" w:semiHidden="0" w:uiPriority="71" w:unhideWhenUsed="0"/>
-    <w:lsdException w:name="Colorful List Accent 5" w:semiHidden="0" w:uiPriority="72" w:unhideWhenUsed="0"/>
-    <w:lsdException w:name="Colorful Grid Accent 5" w:semiHidden="0" w:uiPriority="73" w:unhideWhenUsed="0"/>
-    <w:lsdException w:name="Light Shading Accent 6" w:semiHidden="0" w:uiPriority="60" w:unhideWhenUsed="0"/>
-    <w:lsdException w:name="Light List Accent 6" w:semiHidden="0" w:uiPriority="61" w:unhideWhenUsed="0"/>
-    <w:lsdException w:name="Light Grid Accent 6" w:semiHidden="0" w:uiPriority="62" w:unhideWhenUsed="0"/>
-    <w:lsdException w:name="Medium Shading 1 Accent 6" w:semiHidden="0" w:uiPriority="63" w:unhideWhenUsed="0"/>
-    <w:lsdException w:name="Medium Shading 2 Accent 6" w:semiHidden="0" w:uiPriority="64" w:unhideWhenUsed="0"/>
-    <w:lsdException w:name="Medium List 1 Accent 6" w:semiHidden="0" w:uiPriority="65" w:unhideWhenUsed="0"/>
-    <w:lsdException w:name="Medium List 2 Accent 6" w:semiHidden="0" w:uiPriority="66" w:unhideWhenUsed="0"/>
-    <w:lsdException w:name="Medium Grid 1 Accent 6" w:semiHidden="0" w:uiPriority="67" w:unhideWhenUsed="0"/>
-    <w:lsdException w:name="Medium Grid 2 Accent 6" w:semiHidden="0" w:uiPriority="68" w:unhideWhenUsed="0"/>
-    <w:lsdException w:name="Medium Grid 3 Accent 6" w:semiHidden="0" w:uiPriority="69" w:unhideWhenUsed="0"/>
-    <w:lsdException w:name="Dark List Accent 6" w:semiHidden="0" w:uiPriority="70" w:unhideWhenUsed="0"/>
-    <w:lsdException w:name="Colorful Shading Accent 6" w:semiHidden="0" w:uiPriority="71" w:unhideWhenUsed="0"/>
-    <w:lsdException w:name="Colorful List Accent 6" w:semiHidden="0" w:uiPriority="72" w:unhideWhenUsed="0"/>
-    <w:lsdException w:name="Colorful Grid Accent 6" w:semiHidden="0" w:uiPriority="73" w:unhideWhenUsed="0"/>
-    <w:lsdException w:name="Subtle Emphasis" w:semiHidden="0" w:uiPriority="19" w:unhideWhenUsed="0" w:qFormat="1"/>
-    <w:lsdException w:name="Intense Emphasis" w:semiHidden="0" w:uiPriority="21" w:unhideWhenUsed="0" w:qFormat="1"/>
-    <w:lsdException w:name="Subtle Reference" w:semiHidden="0" w:uiPriority="31" w:unhideWhenUsed="0" w:qFormat="1"/>
-    <w:lsdException w:name="Intense Reference" w:semiHidden="0" w:uiPriority="32" w:unhideWhenUsed="0" w:qFormat="1"/>
-    <w:lsdException w:name="Book Title" w:semiHidden="0" w:uiPriority="33" w:unhideWhenUsed="0" w:qFormat="1"/>
-    <w:lsdException w:name="Bibliography" w:uiPriority="37"/>
-    <w:lsdException w:name="TOC Heading" w:uiPriority="39" w:qFormat="1"/>
+  <w:latentStyles w:defLockedState="0" w:defUIPriority="99" w:defSemiHidden="0" w:defUnhideWhenUsed="0" w:defQFormat="0" w:count="376">
+    <w:lsdException w:name="Normal" w:uiPriority="0" w:qFormat="1"/>
+    <w:lsdException w:name="heading 1" w:uiPriority="9" w:qFormat="1"/>
+    <w:lsdException w:name="heading 2" w:semiHidden="1" w:uiPriority="9" w:unhideWhenUsed="1" w:qFormat="1"/>
+    <w:lsdException w:name="heading 3" w:semiHidden="1" w:uiPriority="9" w:unhideWhenUsed="1" w:qFormat="1"/>
+    <w:lsdException w:name="heading 4" w:semiHidden="1" w:uiPriority="9" w:unhideWhenUsed="1" w:qFormat="1"/>
+    <w:lsdException w:name="heading 5" w:semiHidden="1" w:uiPriority="9" w:unhideWhenUsed="1" w:qFormat="1"/>
+    <w:lsdException w:name="heading 6" w:semiHidden="1" w:uiPriority="9" w:unhideWhenUsed="1" w:qFormat="1"/>
+    <w:lsdException w:name="heading 7" w:semiHidden="1" w:uiPriority="9" w:unhideWhenUsed="1" w:qFormat="1"/>
+    <w:lsdException w:name="heading 8" w:semiHidden="1" w:uiPriority="9" w:unhideWhenUsed="1" w:qFormat="1"/>
+    <w:lsdException w:name="heading 9" w:semiHidden="1" w:uiPriority="9" w:unhideWhenUsed="1" w:qFormat="1"/>
+    <w:lsdException w:name="index 1" w:semiHidden="1" w:unhideWhenUsed="1"/>
+    <w:lsdException w:name="index 2" w:semiHidden="1" w:unhideWhenUsed="1"/>
+    <w:lsdException w:name="index 3" w:semiHidden="1" w:unhideWhenUsed="1"/>
+    <w:lsdException w:name="index 4" w:semiHidden="1" w:unhideWhenUsed="1"/>
+    <w:lsdException w:name="index 5" w:semiHidden="1" w:unhideWhenUsed="1"/>
+    <w:lsdException w:name="index 6" w:semiHidden="1" w:unhideWhenUsed="1"/>
+    <w:lsdException w:name="index 7" w:semiHidden="1" w:unhideWhenUsed="1"/>
+    <w:lsdException w:name="index 8" w:semiHidden="1" w:unhideWhenUsed="1"/>
+    <w:lsdException w:name="index 9" w:semiHidden="1" w:unhideWhenUsed="1"/>
+    <w:lsdException w:name="toc 1" w:semiHidden="1" w:uiPriority="39" w:unhideWhenUsed="1"/>
+    <w:lsdException w:name="toc 2" w:semiHidden="1" w:uiPriority="39" w:unhideWhenUsed="1"/>
+    <w:lsdException w:name="toc 3" w:semiHidden="1" w:uiPriority="39" w:unhideWhenUsed="1"/>
+    <w:lsdException w:name="toc 4" w:semiHidden="1" w:uiPriority="39" w:unhideWhenUsed="1"/>
+    <w:lsdException w:name="toc 5" w:semiHidden="1" w:uiPriority="39" w:unhideWhenUsed="1"/>
+    <w:lsdException w:name="toc 6" w:semiHidden="1" w:uiPriority="39" w:unhideWhenUsed="1"/>
+    <w:lsdException w:name="toc 7" w:semiHidden="1" w:uiPriority="39" w:unhideWhenUsed="1"/>
+    <w:lsdException w:name="toc 8" w:semiHidden="1" w:uiPriority="39" w:unhideWhenUsed="1"/>
+    <w:lsdException w:name="toc 9" w:semiHidden="1" w:uiPriority="39" w:unhideWhenUsed="1"/>
+    <w:lsdException w:name="Normal Indent" w:semiHidden="1" w:unhideWhenUsed="1"/>
+    <w:lsdException w:name="footnote text" w:semiHidden="1" w:unhideWhenUsed="1"/>
+    <w:lsdException w:name="annotation text" w:semiHidden="1" w:unhideWhenUsed="1"/>
+    <w:lsdException w:name="header" w:semiHidden="1" w:unhideWhenUsed="1"/>
+    <w:lsdException w:name="footer" w:semiHidden="1" w:unhideWhenUsed="1"/>
+    <w:lsdException w:name="index heading" w:semiHidden="1" w:unhideWhenUsed="1"/>
+    <w:lsdException w:name="caption" w:semiHidden="1" w:uiPriority="35" w:unhideWhenUsed="1" w:qFormat="1"/>
+    <w:lsdException w:name="table of figures" w:semiHidden="1" w:unhideWhenUsed="1"/>
+    <w:lsdException w:name="envelope address" w:semiHidden="1" w:unhideWhenUsed="1"/>
+    <w:lsdException w:name="envelope return" w:semiHidden="1" w:unhideWhenUsed="1"/>
+    <w:lsdException w:name="footnote reference" w:semiHidden="1" w:unhideWhenUsed="1"/>
+    <w:lsdException w:name="annotation reference" w:semiHidden="1" w:unhideWhenUsed="1"/>
+    <w:lsdException w:name="line number" w:semiHidden="1" w:unhideWhenUsed="1"/>
+    <w:lsdException w:name="page number" w:semiHidden="1" w:unhideWhenUsed="1"/>
+    <w:lsdException w:name="endnote reference" w:semiHidden="1" w:unhideWhenUsed="1"/>
+    <w:lsdException w:name="endnote text" w:semiHidden="1" w:unhideWhenUsed="1"/>
+    <w:lsdException w:name="table of authorities" w:semiHidden="1" w:unhideWhenUsed="1"/>
+    <w:lsdException w:name="macro" w:semiHidden="1" w:unhideWhenUsed="1"/>
+    <w:lsdException w:name="toa heading" w:semiHidden="1" w:unhideWhenUsed="1"/>
+    <w:lsdException w:name="List" w:semiHidden="1" w:unhideWhenUsed="1"/>
+    <w:lsdException w:name="List Bullet" w:semiHidden="1" w:unhideWhenUsed="1"/>
+    <w:lsdException w:name="List Number" w:semiHidden="1" w:unhideWhenUsed="1"/>
+    <w:lsdException w:name="List 2" w:semiHidden="1" w:unhideWhenUsed="1"/>
+    <w:lsdException w:name="List 3" w:semiHidden="1" w:unhideWhenUsed="1"/>
+    <w:lsdException w:name="List 4" w:semiHidden="1" w:unhideWhenUsed="1"/>
+    <w:lsdException w:name="List 5" w:semiHidden="1" w:unhideWhenUsed="1"/>
+    <w:lsdException w:name="List Bullet 2" w:semiHidden="1" w:unhideWhenUsed="1"/>
+    <w:lsdException w:name="List Bullet 3" w:semiHidden="1" w:unhideWhenUsed="1"/>
+    <w:lsdException w:name="List Bullet 4" w:semiHidden="1" w:unhideWhenUsed="1"/>
+    <w:lsdException w:name="List Bullet 5" w:semiHidden="1" w:unhideWhenUsed="1"/>
+    <w:lsdException w:name="List Number 2" w:semiHidden="1" w:unhideWhenUsed="1"/>
+    <w:lsdException w:name="List Number 3" w:semiHidden="1" w:unhideWhenUsed="1"/>
+    <w:lsdException w:name="List Number 4" w:semiHidden="1" w:unhideWhenUsed="1"/>
+    <w:lsdException w:name="List Number 5" w:semiHidden="1" w:unhideWhenUsed="1"/>
+    <w:lsdException w:name="Title" w:uiPriority="10" w:qFormat="1"/>
+    <w:lsdException w:name="Closing" w:semiHidden="1" w:unhideWhenUsed="1"/>
+    <w:lsdException w:name="Signature" w:semiHidden="1" w:unhideWhenUsed="1"/>
+    <w:lsdException w:name="Default Paragraph Font" w:semiHidden="1" w:uiPriority="1" w:unhideWhenUsed="1"/>
+    <w:lsdException w:name="Body Text" w:semiHidden="1" w:unhideWhenUsed="1"/>
+    <w:lsdException w:name="Body Text Indent" w:semiHidden="1" w:unhideWhenUsed="1"/>
+    <w:lsdException w:name="List Continue" w:semiHidden="1" w:unhideWhenUsed="1"/>
+    <w:lsdException w:name="List Continue 2" w:semiHidden="1" w:unhideWhenUsed="1"/>
+    <w:lsdException w:name="List Continue 3" w:semiHidden="1" w:unhideWhenUsed="1"/>
+    <w:lsdException w:name="List Continue 4" w:semiHidden="1" w:unhideWhenUsed="1"/>
+    <w:lsdException w:name="List Continue 5" w:semiHidden="1" w:unhideWhenUsed="1"/>
+    <w:lsdException w:name="Message Header" w:semiHidden="1" w:unhideWhenUsed="1"/>
+    <w:lsdException w:name="Subtitle" w:uiPriority="11" w:qFormat="1"/>
+    <w:lsdException w:name="Salutation" w:semiHidden="1" w:unhideWhenUsed="1"/>
+    <w:lsdException w:name="Date" w:semiHidden="1" w:unhideWhenUsed="1"/>
+    <w:lsdException w:name="Body Text First Indent" w:semiHidden="1" w:unhideWhenUsed="1"/>
+    <w:lsdException w:name="Body Text First Indent 2" w:semiHidden="1" w:unhideWhenUsed="1"/>
+    <w:lsdException w:name="Note Heading" w:semiHidden="1" w:unhideWhenUsed="1"/>
+    <w:lsdException w:name="Body Text 2" w:semiHidden="1" w:unhideWhenUsed="1"/>
+    <w:lsdException w:name="Body Text 3" w:semiHidden="1" w:unhideWhenUsed="1"/>
+    <w:lsdException w:name="Body Text Indent 2" w:semiHidden="1" w:unhideWhenUsed="1"/>
+    <w:lsdException w:name="Body Text Indent 3" w:semiHidden="1" w:unhideWhenUsed="1"/>
+    <w:lsdException w:name="Block Text" w:semiHidden="1" w:unhideWhenUsed="1"/>
+    <w:lsdException w:name="Hyperlink" w:semiHidden="1" w:unhideWhenUsed="1"/>
+    <w:lsdException w:name="FollowedHyperlink" w:semiHidden="1" w:unhideWhenUsed="1"/>
+    <w:lsdException w:name="Strong" w:uiPriority="22" w:qFormat="1"/>
+    <w:lsdException w:name="Emphasis" w:uiPriority="20" w:qFormat="1"/>
+    <w:lsdException w:name="Document Map" w:semiHidden="1" w:unhideWhenUsed="1"/>
+    <w:lsdException w:name="Plain Text" w:semiHidden="1" w:unhideWhenUsed="1"/>
+    <w:lsdException w:name="E-mail Signature" w:semiHidden="1" w:unhideWhenUsed="1"/>
+    <w:lsdException w:name="HTML Top of Form" w:semiHidden="1" w:unhideWhenUsed="1"/>
+    <w:lsdException w:name="HTML Bottom of Form" w:semiHidden="1" w:unhideWhenUsed="1"/>
+    <w:lsdException w:name="Normal (Web)" w:semiHidden="1" w:unhideWhenUsed="1"/>
+    <w:lsdException w:name="HTML Acronym" w:semiHidden="1" w:unhideWhenUsed="1"/>
+    <w:lsdException w:name="HTML Address" w:semiHidden="1" w:unhideWhenUsed="1"/>
+    <w:lsdException w:name="HTML Cite" w:semiHidden="1" w:unhideWhenUsed="1"/>
+    <w:lsdException w:name="HTML Code" w:semiHidden="1" w:unhideWhenUsed="1"/>
+    <w:lsdException w:name="HTML Definition" w:semiHidden="1" w:unhideWhenUsed="1"/>
+    <w:lsdException w:name="HTML Keyboard" w:semiHidden="1" w:unhideWhenUsed="1"/>
+    <w:lsdException w:name="HTML Preformatted" w:semiHidden="1" w:unhideWhenUsed="1"/>
+    <w:lsdException w:name="HTML Sample" w:semiHidden="1" w:unhideWhenUsed="1"/>
+    <w:lsdException w:name="HTML Typewriter" w:semiHidden="1" w:unhideWhenUsed="1"/>
+    <w:lsdException w:name="HTML Variable" w:semiHidden="1" w:unhideWhenUsed="1"/>
+    <w:lsdException w:name="Normal Table" w:semiHidden="1" w:unhideWhenUsed="1"/>
+    <w:lsdException w:name="annotation subject" w:semiHidden="1" w:unhideWhenUsed="1"/>
+    <w:lsdException w:name="No List" w:semiHidden="1" w:unhideWhenUsed="1"/>
+    <w:lsdException w:name="Outline List 1" w:semiHidden="1" w:unhideWhenUsed="1"/>
+    <w:lsdException w:name="Outline List 2" w:semiHidden="1" w:unhideWhenUsed="1"/>
+    <w:lsdException w:name="Outline List 3" w:semiHidden="1" w:unhideWhenUsed="1"/>
+    <w:lsdException w:name="Table Simple 1" w:semiHidden="1" w:unhideWhenUsed="1"/>
+    <w:lsdException w:name="Table Simple 2" w:semiHidden="1" w:unhideWhenUsed="1"/>
+    <w:lsdException w:name="Table Simple 3" w:semiHidden="1" w:unhideWhenUsed="1"/>
+    <w:lsdException w:name="Table Classic 1" w:semiHidden="1" w:unhideWhenUsed="1"/>
+    <w:lsdException w:name="Table Classic 2" w:semiHidden="1" w:unhideWhenUsed="1"/>
+    <w:lsdException w:name="Table Classic 3" w:semiHidden="1" w:unhideWhenUsed="1"/>
+    <w:lsdException w:name="Table Classic 4" w:semiHidden="1" w:unhideWhenUsed="1"/>
+    <w:lsdException w:name="Table Colorful 1" w:semiHidden="1" w:unhideWhenUsed="1"/>
+    <w:lsdException w:name="Table Colorful 2" w:semiHidden="1" w:unhideWhenUsed="1"/>
+    <w:lsdException w:name="Table Colorful 3" w:semiHidden="1" w:unhideWhenUsed="1"/>
+    <w:lsdException w:name="Table Columns 1" w:semiHidden="1" w:unhideWhenUsed="1"/>
+    <w:lsdException w:name="Table Columns 2" w:semiHidden="1" w:unhideWhenUsed="1"/>
+    <w:lsdException w:name="Table Columns 3" w:semiHidden="1" w:unhideWhenUsed="1"/>
+    <w:lsdException w:name="Table Columns 4" w:semiHidden="1" w:unhideWhenUsed="1"/>
+    <w:lsdException w:name="Table Columns 5" w:semiHidden="1" w:unhideWhenUsed="1"/>
+    <w:lsdException w:name="Table Grid 1" w:semiHidden="1" w:unhideWhenUsed="1"/>
+    <w:lsdException w:name="Table Grid 2" w:semiHidden="1" w:unhideWhenUsed="1"/>
+    <w:lsdException w:name="Table Grid 3" w:semiHidden="1" w:unhideWhenUsed="1"/>
+    <w:lsdException w:name="Table Grid 4" w:semiHidden="1" w:unhideWhenUsed="1"/>
+    <w:lsdException w:name="Table Grid 5" w:semiHidden="1" w:unhideWhenUsed="1"/>
+    <w:lsdException w:name="Table Grid 6" w:semiHidden="1" w:unhideWhenUsed="1"/>
+    <w:lsdException w:name="Table Grid 7" w:semiHidden="1" w:unhideWhenUsed="1"/>
+    <w:lsdException w:name="Table Grid 8" w:semiHidden="1" w:unhideWhenUsed="1"/>
+    <w:lsdException w:name="Table List 1" w:semiHidden="1" w:unhideWhenUsed="1"/>
+    <w:lsdException w:name="Table List 2" w:semiHidden="1" w:unhideWhenUsed="1"/>
+    <w:lsdException w:name="Table List 3" w:semiHidden="1" w:unhideWhenUsed="1"/>
+    <w:lsdException w:name="Table List 4" w:semiHidden="1" w:unhideWhenUsed="1"/>
+    <w:lsdException w:name="Table List 5" w:semiHidden="1" w:unhideWhenUsed="1"/>
+    <w:lsdException w:name="Table List 6" w:semiHidden="1" w:unhideWhenUsed="1"/>
+    <w:lsdException w:name="Table List 7" w:semiHidden="1" w:unhideWhenUsed="1"/>
+    <w:lsdException w:name="Table List 8" w:semiHidden="1" w:unhideWhenUsed="1"/>
+    <w:lsdException w:name="Table 3D effects 1" w:semiHidden="1" w:unhideWhenUsed="1"/>
+    <w:lsdException w:name="Table 3D effects 2" w:semiHidden="1" w:unhideWhenUsed="1"/>
+    <w:lsdException w:name="Table 3D effects 3" w:semiHidden="1" w:unhideWhenUsed="1"/>
+    <w:lsdException w:name="Table Contemporary" w:semiHidden="1" w:unhideWhenUsed="1"/>
+    <w:lsdException w:name="Table Elegant" w:semiHidden="1" w:unhideWhenUsed="1"/>
+    <w:lsdException w:name="Table Professional" w:semiHidden="1" w:unhideWhenUsed="1"/>
+    <w:lsdException w:name="Table Subtle 1" w:semiHidden="1" w:unhideWhenUsed="1"/>
+    <w:lsdException w:name="Table Subtle 2" w:semiHidden="1" w:unhideWhenUsed="1"/>
+    <w:lsdException w:name="Table Web 1" w:semiHidden="1" w:unhideWhenUsed="1"/>
+    <w:lsdException w:name="Table Web 2" w:semiHidden="1" w:unhideWhenUsed="1"/>
+    <w:lsdException w:name="Table Web 3" w:semiHidden="1" w:unhideWhenUsed="1"/>
+    <w:lsdException w:name="Balloon Text" w:semiHidden="1" w:unhideWhenUsed="1"/>
+    <w:lsdException w:name="Table Grid" w:uiPriority="59"/>
+    <w:lsdException w:name="Table Theme" w:semiHidden="1" w:unhideWhenUsed="1"/>
+    <w:lsdException w:name="Placeholder Text" w:semiHidden="1"/>
+    <w:lsdException w:name="No Spacing" w:uiPriority="1" w:qFormat="1"/>
+    <w:lsdException w:name="Light Shading" w:uiPriority="60"/>
+    <w:lsdException w:name="Light List" w:uiPriority="61"/>
+    <w:lsdException w:name="Light Grid" w:uiPriority="62"/>
+    <w:lsdException w:name="Medium Shading 1" w:uiPriority="63"/>
+    <w:lsdException w:name="Medium Shading 2" w:uiPriority="64"/>
+    <w:lsdException w:name="Medium List 1" w:uiPriority="65"/>
+    <w:lsdException w:name="Medium List 2" w:uiPriority="66"/>
+    <w:lsdException w:name="Medium Grid 1" w:uiPriority="67"/>
+    <w:lsdException w:name="Medium Grid 2" w:uiPriority="68"/>
+    <w:lsdException w:name="Medium Grid 3" w:uiPriority="69"/>
+    <w:lsdException w:name="Dark List" w:uiPriority="70"/>
+    <w:lsdException w:name="Colorful Shading" w:uiPriority="71"/>
+    <w:lsdException w:name="Colorful List" w:uiPriority="72"/>
+    <w:lsdException w:name="Colorful Grid" w:uiPriority="73"/>
+    <w:lsdException w:name="Light Shading Accent 1" w:uiPriority="60"/>
+    <w:lsdException w:name="Light List Accent 1" w:uiPriority="61"/>
+    <w:lsdException w:name="Light Grid Accent 1" w:uiPriority="62"/>
+    <w:lsdException w:name="Medium Shading 1 Accent 1" w:uiPriority="63"/>
+    <w:lsdException w:name="Medium Shading 2 Accent 1" w:uiPriority="64"/>
+    <w:lsdException w:name="Medium List 1 Accent 1" w:uiPriority="65"/>
+    <w:lsdException w:name="Revision" w:semiHidden="1"/>
+    <w:lsdException w:name="List Paragraph" w:uiPriority="34" w:qFormat="1"/>
+    <w:lsdException w:name="Quote" w:uiPriority="29" w:qFormat="1"/>
+    <w:lsdException w:name="Intense Quote" w:uiPriority="30" w:qFormat="1"/>
+    <w:lsdException w:name="Medium List 2 Accent 1" w:uiPriority="66"/>
+    <w:lsdException w:name="Medium Grid 1 Accent 1" w:uiPriority="67"/>
+    <w:lsdException w:name="Medium Grid 2 Accent 1" w:uiPriority="68"/>
+    <w:lsdException w:name="Medium Grid 3 Accent 1" w:uiPriority="69"/>
+    <w:lsdException w:name="Dark List Accent 1" w:uiPriority="70"/>
+    <w:lsdException w:name="Colorful Shading Accent 1" w:uiPriority="71"/>
+    <w:lsdException w:name="Colorful List Accent 1" w:uiPriority="72"/>
+    <w:lsdException w:name="Colorful Grid Accent 1" w:uiPriority="73"/>
+    <w:lsdException w:name="Light Shading Accent 2" w:uiPriority="60"/>
+    <w:lsdException w:name="Light List Accent 2" w:uiPriority="61"/>
+    <w:lsdException w:name="Light Grid Accent 2" w:uiPriority="62"/>
+    <w:lsdException w:name="Medium Shading 1 Accent 2" w:uiPriority="63"/>
+    <w:lsdException w:name="Medium Shading 2 Accent 2" w:uiPriority="64"/>
+    <w:lsdException w:name="Medium List 1 Accent 2" w:uiPriority="65"/>
+    <w:lsdException w:name="Medium List 2 Accent 2" w:uiPriority="66"/>
+    <w:lsdException w:name="Medium Grid 1 Accent 2" w:uiPriority="67"/>
+    <w:lsdException w:name="Medium Grid 2 Accent 2" w:uiPriority="68"/>
+    <w:lsdException w:name="Medium Grid 3 Accent 2" w:uiPriority="69"/>
+    <w:lsdException w:name="Dark List Accent 2" w:uiPriority="70"/>
+    <w:lsdException w:name="Colorful Shading Accent 2" w:uiPriority="71"/>
+    <w:lsdException w:name="Colorful List Accent 2" w:uiPriority="72"/>
+    <w:lsdException w:name="Colorful Grid Accent 2" w:uiPriority="73"/>
+    <w:lsdException w:name="Light Shading Accent 3" w:uiPriority="60"/>
+    <w:lsdException w:name="Light List Accent 3" w:uiPriority="61"/>
+    <w:lsdException w:name="Light Grid Accent 3" w:uiPriority="62"/>
+    <w:lsdException w:name="Medium Shading 1 Accent 3" w:uiPriority="63"/>
+    <w:lsdException w:name="Medium Shading 2 Accent 3" w:uiPriority="64"/>
+    <w:lsdException w:name="Medium List 1 Accent 3" w:uiPriority="65"/>
+    <w:lsdException w:name="Medium List 2 Accent 3" w:uiPriority="66"/>
+    <w:lsdException w:name="Medium Grid 1 Accent 3" w:uiPriority="67"/>
+    <w:lsdException w:name="Medium Grid 2 Accent 3" w:uiPriority="68"/>
+    <w:lsdException w:name="Medium Grid 3 Accent 3" w:uiPriority="69"/>
+    <w:lsdException w:name="Dark List Accent 3" w:uiPriority="70"/>
+    <w:lsdException w:name="Colorful Shading Accent 3" w:uiPriority="71"/>
+    <w:lsdException w:name="Colorful List Accent 3" w:uiPriority="72"/>
+    <w:lsdException w:name="Colorful Grid Accent 3" w:uiPriority="73"/>
+    <w:lsdException w:name="Light Shading Accent 4" w:uiPriority="60"/>
+    <w:lsdException w:name="Light List Accent 4" w:uiPriority="61"/>
+    <w:lsdException w:name="Light Grid Accent 4" w:uiPriority="62"/>
+    <w:lsdException w:name="Medium Shading 1 Accent 4" w:uiPriority="63"/>
+    <w:lsdException w:name="Medium Shading 2 Accent 4" w:uiPriority="64"/>
+    <w:lsdException w:name="Medium List 1 Accent 4" w:uiPriority="65"/>
+    <w:lsdException w:name="Medium List 2 Accent 4" w:uiPriority="66"/>
+    <w:lsdException w:name="Medium Grid 1 Accent 4" w:uiPriority="67"/>
+    <w:lsdException w:name="Medium Grid 2 Accent 4" w:uiPriority="68"/>
+    <w:lsdException w:name="Medium Grid 3 Accent 4" w:uiPriority="69"/>
+    <w:lsdException w:name="Dark List Accent 4" w:uiPriority="70"/>
+    <w:lsdException w:name="Colorful Shading Accent 4" w:uiPriority="71"/>
+    <w:lsdException w:name="Colorful List Accent 4" w:uiPriority="72"/>
+    <w:lsdException w:name="Colorful Grid Accent 4" w:uiPriority="73"/>
+    <w:lsdException w:name="Light Shading Accent 5" w:uiPriority="60"/>
+    <w:lsdException w:name="Light List Accent 5" w:uiPriority="61"/>
+    <w:lsdException w:name="Light Grid Accent 5" w:uiPriority="62"/>
+    <w:lsdException w:name="Medium Shading 1 Accent 5" w:uiPriority="63"/>
+    <w:lsdException w:name="Medium Shading 2 Accent 5" w:uiPriority="64"/>
+    <w:lsdException w:name="Medium List 1 Accent 5" w:uiPriority="65"/>
+    <w:lsdException w:name="Medium List 2 Accent 5" w:uiPriority="66"/>
+    <w:lsdException w:name="Medium Grid 1 Accent 5" w:uiPriority="67"/>
+    <w:lsdException w:name="Medium Grid 2 Accent 5" w:uiPriority="68"/>
+    <w:lsdException w:name="Medium Grid 3 Accent 5" w:uiPriority="69"/>
+    <w:lsdException w:name="Dark List Accent 5" w:uiPriority="70"/>
+    <w:lsdException w:name="Colorful Shading Accent 5" w:uiPriority="71"/>
+    <w:lsdException w:name="Colorful List Accent 5" w:uiPriority="72"/>
+    <w:lsdException w:name="Colorful Grid Accent 5" w:uiPriority="73"/>
+    <w:lsdException w:name="Light Shading Accent 6" w:uiPriority="60"/>
+    <w:lsdException w:name="Light List Accent 6" w:uiPriority="61"/>
+    <w:lsdException w:name="Light Grid Accent 6" w:uiPriority="62"/>
+    <w:lsdException w:name="Medium Shading 1 Accent 6" w:uiPriority="63"/>
+    <w:lsdException w:name="Medium Shading 2 Accent 6" w:uiPriority="64"/>
+    <w:lsdException w:name="Medium List 1 Accent 6" w:uiPriority="65"/>
+    <w:lsdException w:name="Medium List 2 Accent 6" w:uiPriority="66"/>
+    <w:lsdException w:name="Medium Grid 1 Accent 6" w:uiPriority="67"/>
+    <w:lsdException w:name="Medium Grid 2 Accent 6" w:uiPriority="68"/>
+    <w:lsdException w:name="Medium Grid 3 Accent 6" w:uiPriority="69"/>
+    <w:lsdException w:name="Dark List Accent 6" w:uiPriority="70"/>
+    <w:lsdException w:name="Colorful Shading Accent 6" w:uiPriority="71"/>
+    <w:lsdException w:name="Colorful List Accent 6" w:uiPriority="72"/>
+    <w:lsdException w:name="Colorful Grid Accent 6" w:uiPriority="73"/>
+    <w:lsdException w:name="Subtle Emphasis" w:uiPriority="19" w:qFormat="1"/>
+    <w:lsdException w:name="Intense Emphasis" w:uiPriority="21" w:qFormat="1"/>
+    <w:lsdException w:name="Subtle Reference" w:uiPriority="31" w:qFormat="1"/>
+    <w:lsdException w:name="Intense Reference" w:uiPriority="32" w:qFormat="1"/>
+    <w:lsdException w:name="Book Title" w:uiPriority="33" w:qFormat="1"/>
+    <w:lsdException w:name="Bibliography" w:semiHidden="1" w:uiPriority="37" w:unhideWhenUsed="1"/>
+    <w:lsdException w:name="TOC Heading" w:semiHidden="1" w:uiPriority="39" w:unhideWhenUsed="1" w:qFormat="1"/>
+    <w:lsdException w:name="Plain Table 1" w:uiPriority="41"/>
+    <w:lsdException w:name="Plain Table 2" w:uiPriority="42"/>
+    <w:lsdException w:name="Plain Table 3" w:uiPriority="43"/>
+    <w:lsdException w:name="Plain Table 4" w:uiPriority="44"/>
+    <w:lsdException w:name="Plain Table 5" w:uiPriority="45"/>
+    <w:lsdException w:name="Grid Table Light" w:uiPriority="40"/>
+    <w:lsdException w:name="Grid Table 1 Light" w:uiPriority="46"/>
+    <w:lsdException w:name="Grid Table 2" w:uiPriority="47"/>
+    <w:lsdException w:name="Grid Table 3" w:uiPriority="48"/>
+    <w:lsdException w:name="Grid Table 4" w:uiPriority="49"/>
+    <w:lsdException w:name="Grid Table 5 Dark" w:uiPriority="50"/>
+    <w:lsdException w:name="Grid Table 6 Colorful" w:uiPriority="51"/>
+    <w:lsdException w:name="Grid Table 7 Colorful" w:uiPriority="52"/>
+    <w:lsdException w:name="Grid Table 1 Light Accent 1" w:uiPriority="46"/>
+    <w:lsdException w:name="Grid Table 2 Accent 1" w:uiPriority="47"/>
+    <w:lsdException w:name="Grid Table 3 Accent 1" w:uiPriority="48"/>
+    <w:lsdException w:name="Grid Table 4 Accent 1" w:uiPriority="49"/>
+    <w:lsdException w:name="Grid Table 5 Dark Accent 1" w:uiPriority="50"/>
+    <w:lsdException w:name="Grid Table 6 Colorful Accent 1" w:uiPriority="51"/>
+    <w:lsdException w:name="Grid Table 7 Colorful Accent 1" w:uiPriority="52"/>
+    <w:lsdException w:name="Grid Table 1 Light Accent 2" w:uiPriority="46"/>
+    <w:lsdException w:name="Grid Table 2 Accent 2" w:uiPriority="47"/>
+    <w:lsdException w:name="Grid Table 3 Accent 2" w:uiPriority="48"/>
+    <w:lsdException w:name="Grid Table 4 Accent 2" w:uiPriority="49"/>
+    <w:lsdException w:name="Grid Table 5 Dark Accent 2" w:uiPriority="50"/>
+    <w:lsdException w:name="Grid Table 6 Colorful Accent 2" w:uiPriority="51"/>
+    <w:lsdException w:name="Grid Table 7 Colorful Accent 2" w:uiPriority="52"/>
+    <w:lsdException w:name="Grid Table 1 Light Accent 3" w:uiPriority="46"/>
+    <w:lsdException w:name="Grid Table 2 Accent 3" w:uiPriority="47"/>
+    <w:lsdException w:name="Grid Table 3 Accent 3" w:uiPriority="48"/>
+    <w:lsdException w:name="Grid Table 4 Accent 3" w:uiPriority="49"/>
+    <w:lsdException w:name="Grid Table 5 Dark Accent 3" w:uiPriority="50"/>
+    <w:lsdException w:name="Grid Table 6 Colorful Accent 3" w:uiPriority="51"/>
+    <w:lsdException w:name="Grid Table 7 Colorful Accent 3" w:uiPriority="52"/>
+    <w:lsdException w:name="Grid Table 1 Light Accent 4" w:uiPriority="46"/>
+    <w:lsdException w:name="Grid Table 2 Accent 4" w:uiPriority="47"/>
+    <w:lsdException w:name="Grid Table 3 Accent 4" w:uiPriority="48"/>
+    <w:lsdException w:name="Grid Table 4 Accent 4" w:uiPriority="49"/>
+    <w:lsdException w:name="Grid Table 5 Dark Accent 4" w:uiPriority="50"/>
+    <w:lsdException w:name="Grid Table 6 Colorful Accent 4" w:uiPriority="51"/>
+    <w:lsdException w:name="Grid Table 7 Colorful Accent 4" w:uiPriority="52"/>
+    <w:lsdException w:name="Grid Table 1 Light Accent 5" w:uiPriority="46"/>
+    <w:lsdException w:name="Grid Table 2 Accent 5" w:uiPriority="47"/>
+    <w:lsdException w:name="Grid Table 3 Accent 5" w:uiPriority="48"/>
+    <w:lsdException w:name="Grid Table 4 Accent 5" w:uiPriority="49"/>
+    <w:lsdException w:name="Grid Table 5 Dark Accent 5" w:uiPriority="50"/>
+    <w:lsdException w:name="Grid Table 6 Colorful Accent 5" w:uiPriority="51"/>
+    <w:lsdException w:name="Grid Table 7 Colorful Accent 5" w:uiPriority="52"/>
+    <w:lsdException w:name="Grid Table 1 Light Accent 6" w:uiPriority="46"/>
+    <w:lsdException w:name="Grid Table 2 Accent 6" w:uiPriority="47"/>
+    <w:lsdException w:name="Grid Table 3 Accent 6" w:uiPriority="48"/>
+    <w:lsdException w:name="Grid Table 4 Accent 6" w:uiPriority="49"/>
+    <w:lsdException w:name="Grid Table 5 Dark Accent 6" w:uiPriority="50"/>
+    <w:lsdException w:name="Grid Table 6 Colorful Accent 6" w:uiPriority="51"/>
+    <w:lsdException w:name="Grid Table 7 Colorful Accent 6" w:uiPriority="52"/>
+    <w:lsdException w:name="List Table 1 Light" w:uiPriority="46"/>
+    <w:lsdException w:name="List Table 2" w:uiPriority="47"/>
+    <w:lsdException w:name="List Table 3" w:uiPriority="48"/>
+    <w:lsdException w:name="List Table 4" w:uiPriority="49"/>
+    <w:lsdException w:name="List Table 5 Dark" w:uiPriority="50"/>
+    <w:lsdException w:name="List Table 6 Colorful" w:uiPriority="51"/>
+    <w:lsdException w:name="List Table 7 Colorful" w:uiPriority="52"/>
+    <w:lsdException w:name="List Table 1 Light Accent 1" w:uiPriority="46"/>
+    <w:lsdException w:name="List Table 2 Accent 1" w:uiPriority="47"/>
+    <w:lsdException w:name="List Table 3 Accent 1" w:uiPriority="48"/>
+    <w:lsdException w:name="List Table 4 Accent 1" w:uiPriority="49"/>
+    <w:lsdException w:name="List Table 5 Dark Accent 1" w:uiPriority="50"/>
+    <w:lsdException w:name="List Table 6 Colorful Accent 1" w:uiPriority="51"/>
+    <w:lsdException w:name="List Table 7 Colorful Accent 1" w:uiPriority="52"/>
+    <w:lsdException w:name="List Table 1 Light Accent 2" w:uiPriority="46"/>
+    <w:lsdException w:name="List Table 2 Accent 2" w:uiPriority="47"/>
+    <w:lsdException w:name="List Table 3 Accent 2" w:uiPriority="48"/>
+    <w:lsdException w:name="List Table 4 Accent 2" w:uiPriority="49"/>
+    <w:lsdException w:name="List Table 5 Dark Accent 2" w:uiPriority="50"/>
+    <w:lsdException w:name="List Table 6 Colorful Accent 2" w:uiPriority="51"/>
+    <w:lsdException w:name="List Table 7 Colorful Accent 2" w:uiPriority="52"/>
+    <w:lsdException w:name="List Table 1 Light Accent 3" w:uiPriority="46"/>
+    <w:lsdException w:name="List Table 2 Accent 3" w:uiPriority="47"/>
+    <w:lsdException w:name="List Table 3 Accent 3" w:uiPriority="48"/>
+    <w:lsdException w:name="List Table 4 Accent 3" w:uiPriority="49"/>
+    <w:lsdException w:name="List Table 5 Dark Accent 3" w:uiPriority="50"/>
+    <w:lsdException w:name="List Table 6 Colorful Accent 3" w:uiPriority="51"/>
+    <w:lsdException w:name="List Table 7 Colorful Accent 3" w:uiPriority="52"/>
+    <w:lsdException w:name="List Table 1 Light Accent 4" w:uiPriority="46"/>
+    <w:lsdException w:name="List Table 2 Accent 4" w:uiPriority="47"/>
+    <w:lsdException w:name="List Table 3 Accent 4" w:uiPriority="48"/>
+    <w:lsdException w:name="List Table 4 Accent 4" w:uiPriority="49"/>
+    <w:lsdException w:name="List Table 5 Dark Accent 4" w:uiPriority="50"/>
+    <w:lsdException w:name="List Table 6 Colorful Accent 4" w:uiPriority="51"/>
+    <w:lsdException w:name="List Table 7 Colorful Accent 4" w:uiPriority="52"/>
+    <w:lsdException w:name="List Table 1 Light Accent 5" w:uiPriority="46"/>
+    <w:lsdException w:name="List Table 2 Accent 5" w:uiPriority="47"/>
+    <w:lsdException w:name="List Table 3 Accent 5" w:uiPriority="48"/>
+    <w:lsdException w:name="List Table 4 Accent 5" w:uiPriority="49"/>
+    <w:lsdException w:name="List Table 5 Dark Accent 5" w:uiPriority="50"/>
+    <w:lsdException w:name="List Table 6 Colorful Accent 5" w:uiPriority="51"/>
+    <w:lsdException w:name="List Table 7 Colorful Accent 5" w:uiPriority="52"/>
+    <w:lsdException w:name="List Table 1 Light Accent 6" w:uiPriority="46"/>
+    <w:lsdException w:name="List Table 2 Accent 6" w:uiPriority="47"/>
+    <w:lsdException w:name="List Table 3 Accent 6" w:uiPriority="48"/>
+    <w:lsdException w:name="List Table 4 Accent 6" w:uiPriority="49"/>
+    <w:lsdException w:name="List Table 5 Dark Accent 6" w:uiPriority="50"/>
+    <w:lsdException w:name="List Table 6 Colorful Accent 6" w:uiPriority="51"/>
+    <w:lsdException w:name="List Table 7 Colorful Accent 6" w:uiPriority="52"/>
+    <w:lsdException w:name="Mention" w:semiHidden="1" w:unhideWhenUsed="1"/>
+    <w:lsdException w:name="Smart Hyperlink" w:semiHidden="1" w:unhideWhenUsed="1"/>
+    <w:lsdException w:name="Hashtag" w:semiHidden="1" w:unhideWhenUsed="1"/>
+    <w:lsdException w:name="Unresolved Mention" w:semiHidden="1" w:unhideWhenUsed="1"/>
+    <w:lsdException w:name="Smart Link" w:semiHidden="1" w:unhideWhenUsed="1"/>
   </w:latentStyles>
   <w:style w:type="paragraph" w:default="1" w:styleId="Normal">
     <w:name w:val="Normal"/>
@@ -2094,213 +2332,11 @@
     <w:name w:val="49B4FB0FB8F1446C9B4A3B5A55C3A69B"/>
     <w:rsid w:val="00F80B7F"/>
   </w:style>
-  <w:style w:type="paragraph" w:customStyle="1" w:styleId="8904E41372FC47288A5D861C3836219C">
-    <w:name w:val="8904E41372FC47288A5D861C3836219C"/>
-    <w:rsid w:val="00F80B7F"/>
-  </w:style>
-</w:styles>
-</file>
-
-<file path=word/glossary/stylesWithEffects.xml><?xml version="1.0" encoding="utf-8"?>
-<w:styles xmlns:wpc="http://schemas.microsoft.com/office/word/2010/wordprocessingCanvas" xmlns:mc="http://schemas.openxmlformats.org/markup-compatibility/2006" xmlns:o="urn:schemas-microsoft-com:office:office" xmlns:r="http://schemas.openxmlformats.org/officeDocument/2006/relationships" xmlns:m="http://schemas.openxmlformats.org/officeDocument/2006/math" xmlns:v="urn:schemas-microsoft-com:vml" xmlns:wp14="http://schemas.microsoft.com/office/word/2010/wordprocessingDrawing" xmlns:wp="http://schemas.openxmlformats.org/drawingml/2006/wordprocessingDrawing" xmlns:w10="urn:schemas-microsoft-com:office:word" xmlns:w="http://schemas.openxmlformats.org/wordprocessingml/2006/main" xmlns:w14="http://schemas.microsoft.com/office/word/2010/wordml" xmlns:wpg="http://schemas.microsoft.com/office/word/2010/wordprocessingGroup" xmlns:wpi="http://schemas.microsoft.com/office/word/2010/wordprocessingInk" xmlns:wne="http://schemas.microsoft.com/office/word/2006/wordml" xmlns:wps="http://schemas.microsoft.com/office/word/2010/wordprocessingShape" mc:Ignorable="w14 wp14">
-  <w:docDefaults>
-    <w:rPrDefault>
-      <w:rPr>
-        <w:rFonts w:asciiTheme="minorHAnsi" w:eastAsiaTheme="minorEastAsia" w:hAnsiTheme="minorHAnsi" w:cstheme="minorBidi"/>
-        <w:sz w:val="22"/>
-        <w:szCs w:val="22"/>
-        <w:lang w:val="en-US" w:eastAsia="en-US" w:bidi="ar-SA"/>
-      </w:rPr>
-    </w:rPrDefault>
-    <w:pPrDefault>
-      <w:pPr>
-        <w:spacing w:after="200" w:line="276" w:lineRule="auto"/>
-      </w:pPr>
-    </w:pPrDefault>
-  </w:docDefaults>
-  <w:latentStyles w:defLockedState="0" w:defUIPriority="99" w:defSemiHidden="1" w:defUnhideWhenUsed="1" w:defQFormat="0" w:count="267">
-    <w:lsdException w:name="Normal" w:semiHidden="0" w:uiPriority="0" w:unhideWhenUsed="0" w:qFormat="1"/>
-    <w:lsdException w:name="heading 1" w:semiHidden="0" w:uiPriority="9" w:unhideWhenUsed="0" w:qFormat="1"/>
-    <w:lsdException w:name="heading 2" w:uiPriority="9" w:qFormat="1"/>
-    <w:lsdException w:name="heading 3" w:uiPriority="9" w:qFormat="1"/>
-    <w:lsdException w:name="heading 4" w:uiPriority="9" w:qFormat="1"/>
-    <w:lsdException w:name="heading 5" w:uiPriority="9" w:qFormat="1"/>
-    <w:lsdException w:name="heading 6" w:uiPriority="9" w:qFormat="1"/>
-    <w:lsdException w:name="heading 7" w:uiPriority="9" w:qFormat="1"/>
-    <w:lsdException w:name="heading 8" w:uiPriority="9" w:qFormat="1"/>
-    <w:lsdException w:name="heading 9" w:uiPriority="9" w:qFormat="1"/>
-    <w:lsdException w:name="toc 1" w:uiPriority="39"/>
-    <w:lsdException w:name="toc 2" w:uiPriority="39"/>
-    <w:lsdException w:name="toc 3" w:uiPriority="39"/>
-    <w:lsdException w:name="toc 4" w:uiPriority="39"/>
-    <w:lsdException w:name="toc 5" w:uiPriority="39"/>
-    <w:lsdException w:name="toc 6" w:uiPriority="39"/>
-    <w:lsdException w:name="toc 7" w:uiPriority="39"/>
-    <w:lsdException w:name="toc 8" w:uiPriority="39"/>
-    <w:lsdException w:name="toc 9" w:uiPriority="39"/>
-    <w:lsdException w:name="caption" w:uiPriority="35" w:qFormat="1"/>
-    <w:lsdException w:name="Title" w:semiHidden="0" w:uiPriority="10" w:unhideWhenUsed="0" w:qFormat="1"/>
-    <w:lsdException w:name="Default Paragraph Font" w:uiPriority="1"/>
-    <w:lsdException w:name="Subtitle" w:semiHidden="0" w:uiPriority="11" w:unhideWhenUsed="0" w:qFormat="1"/>
-    <w:lsdException w:name="Strong" w:semiHidden="0" w:uiPriority="22" w:unhideWhenUsed="0" w:qFormat="1"/>
-    <w:lsdException w:name="Emphasis" w:semiHidden="0" w:uiPriority="20" w:unhideWhenUsed="0" w:qFormat="1"/>
-    <w:lsdException w:name="Table Grid" w:semiHidden="0" w:uiPriority="59" w:unhideWhenUsed="0"/>
-    <w:lsdException w:name="Placeholder Text" w:unhideWhenUsed="0"/>
-    <w:lsdException w:name="No Spacing" w:semiHidden="0" w:uiPriority="1" w:unhideWhenUsed="0" w:qFormat="1"/>
-    <w:lsdException w:name="Light Shading" w:semiHidden="0" w:uiPriority="60" w:unhideWhenUsed="0"/>
-    <w:lsdException w:name="Light List" w:semiHidden="0" w:uiPriority="61" w:unhideWhenUsed="0"/>
-    <w:lsdException w:name="Light Grid" w:semiHidden="0" w:uiPriority="62" w:unhideWhenUsed="0"/>
-    <w:lsdException w:name="Medium Shading 1" w:semiHidden="0" w:uiPriority="63" w:unhideWhenUsed="0"/>
-    <w:lsdException w:name="Medium Shading 2" w:semiHidden="0" w:uiPriority="64" w:unhideWhenUsed="0"/>
-    <w:lsdException w:name="Medium List 1" w:semiHidden="0" w:uiPriority="65" w:unhideWhenUsed="0"/>
-    <w:lsdException w:name="Medium List 2" w:semiHidden="0" w:uiPriority="66" w:unhideWhenUsed="0"/>
-    <w:lsdException w:name="Medium Grid 1" w:semiHidden="0" w:uiPriority="67" w:unhideWhenUsed="0"/>
-    <w:lsdException w:name="Medium Grid 2" w:semiHidden="0" w:uiPriority="68" w:unhideWhenUsed="0"/>
-    <w:lsdException w:name="Medium Grid 3" w:semiHidden="0" w:uiPriority="69" w:unhideWhenUsed="0"/>
-    <w:lsdException w:name="Dark List" w:semiHidden="0" w:uiPriority="70" w:unhideWhenUsed="0"/>
-    <w:lsdException w:name="Colorful Shading" w:semiHidden="0" w:uiPriority="71" w:unhideWhenUsed="0"/>
-    <w:lsdException w:name="Colorful List" w:semiHidden="0" w:uiPriority="72" w:unhideWhenUsed="0"/>
-    <w:lsdException w:name="Colorful Grid" w:semiHidden="0" w:uiPriority="73" w:unhideWhenUsed="0"/>
-    <w:lsdException w:name="Light Shading Accent 1" w:semiHidden="0" w:uiPriority="60" w:unhideWhenUsed="0"/>
-    <w:lsdException w:name="Light List Accent 1" w:semiHidden="0" w:uiPriority="61" w:unhideWhenUsed="0"/>
-    <w:lsdException w:name="Light Grid Accent 1" w:semiHidden="0" w:uiPriority="62" w:unhideWhenUsed="0"/>
-    <w:lsdException w:name="Medium Shading 1 Accent 1" w:semiHidden="0" w:uiPriority="63" w:unhideWhenUsed="0"/>
-    <w:lsdException w:name="Medium Shading 2 Accent 1" w:semiHidden="0" w:uiPriority="64" w:unhideWhenUsed="0"/>
-    <w:lsdException w:name="Medium List 1 Accent 1" w:semiHidden="0" w:uiPriority="65" w:unhideWhenUsed="0"/>
-    <w:lsdException w:name="Revision" w:unhideWhenUsed="0"/>
-    <w:lsdException w:name="List Paragraph" w:semiHidden="0" w:uiPriority="34" w:unhideWhenUsed="0" w:qFormat="1"/>
-    <w:lsdException w:name="Quote" w:semiHidden="0" w:uiPriority="29" w:unhideWhenUsed="0" w:qFormat="1"/>
-    <w:lsdException w:name="Intense Quote" w:semiHidden="0" w:uiPriority="30" w:unhideWhenUsed="0" w:qFormat="1"/>
-    <w:lsdException w:name="Medium List 2 Accent 1" w:semiHidden="0" w:uiPriority="66" w:unhideWhenUsed="0"/>
-    <w:lsdException w:name="Medium Grid 1 Accent 1" w:semiHidden="0" w:uiPriority="67" w:unhideWhenUsed="0"/>
-    <w:lsdException w:name="Medium Grid 2 Accent 1" w:semiHidden="0" w:uiPriority="68" w:unhideWhenUsed="0"/>
-    <w:lsdException w:name="Medium Grid 3 Accent 1" w:semiHidden="0" w:uiPriority="69" w:unhideWhenUsed="0"/>
-    <w:lsdException w:name="Dark List Accent 1" w:semiHidden="0" w:uiPriority="70" w:unhideWhenUsed="0"/>
-    <w:lsdException w:name="Colorful Shading Accent 1" w:semiHidden="0" w:uiPriority="71" w:unhideWhenUsed="0"/>
-    <w:lsdException w:name="Colorful List Accent 1" w:semiHidden="0" w:uiPriority="72" w:unhideWhenUsed="0"/>
-    <w:lsdException w:name="Colorful Grid Accent 1" w:semiHidden="0" w:uiPriority="73" w:unhideWhenUsed="0"/>
-    <w:lsdException w:name="Light Shading Accent 2" w:semiHidden="0" w:uiPriority="60" w:unhideWhenUsed="0"/>
-    <w:lsdException w:name="Light List Accent 2" w:semiHidden="0" w:uiPriority="61" w:unhideWhenUsed="0"/>
-    <w:lsdException w:name="Light Grid Accent 2" w:semiHidden="0" w:uiPriority="62" w:unhideWhenUsed="0"/>
-    <w:lsdException w:name="Medium Shading 1 Accent 2" w:semiHidden="0" w:uiPriority="63" w:unhideWhenUsed="0"/>
-    <w:lsdException w:name="Medium Shading 2 Accent 2" w:semiHidden="0" w:uiPriority="64" w:unhideWhenUsed="0"/>
-    <w:lsdException w:name="Medium List 1 Accent 2" w:semiHidden="0" w:uiPriority="65" w:unhideWhenUsed="0"/>
-    <w:lsdException w:name="Medium List 2 Accent 2" w:semiHidden="0" w:uiPriority="66" w:unhideWhenUsed="0"/>
-    <w:lsdException w:name="Medium Grid 1 Accent 2" w:semiHidden="0" w:uiPriority="67" w:unhideWhenUsed="0"/>
-    <w:lsdException w:name="Medium Grid 2 Accent 2" w:semiHidden="0" w:uiPriority="68" w:unhideWhenUsed="0"/>
-    <w:lsdException w:name="Medium Grid 3 Accent 2" w:semiHidden="0" w:uiPriority="69" w:unhideWhenUsed="0"/>
-    <w:lsdException w:name="Dark List Accent 2" w:semiHidden="0" w:uiPriority="70" w:unhideWhenUsed="0"/>
-    <w:lsdException w:name="Colorful Shading Accent 2" w:semiHidden="0" w:uiPriority="71" w:unhideWhenUsed="0"/>
-    <w:lsdException w:name="Colorful List Accent 2" w:semiHidden="0" w:uiPriority="72" w:unhideWhenUsed="0"/>
-    <w:lsdException w:name="Colorful Grid Accent 2" w:semiHidden="0" w:uiPriority="73" w:unhideWhenUsed="0"/>
-    <w:lsdException w:name="Light Shading Accent 3" w:semiHidden="0" w:uiPriority="60" w:unhideWhenUsed="0"/>
-    <w:lsdException w:name="Light List Accent 3" w:semiHidden="0" w:uiPriority="61" w:unhideWhenUsed="0"/>
-    <w:lsdException w:name="Light Grid Accent 3" w:semiHidden="0" w:uiPriority="62" w:unhideWhenUsed="0"/>
-    <w:lsdException w:name="Medium Shading 1 Accent 3" w:semiHidden="0" w:uiPriority="63" w:unhideWhenUsed="0"/>
-    <w:lsdException w:name="Medium Shading 2 Accent 3" w:semiHidden="0" w:uiPriority="64" w:unhideWhenUsed="0"/>
-    <w:lsdException w:name="Medium List 1 Accent 3" w:semiHidden="0" w:uiPriority="65" w:unhideWhenUsed="0"/>
-    <w:lsdException w:name="Medium List 2 Accent 3" w:semiHidden="0" w:uiPriority="66" w:unhideWhenUsed="0"/>
-    <w:lsdException w:name="Medium Grid 1 Accent 3" w:semiHidden="0" w:uiPriority="67" w:unhideWhenUsed="0"/>
-    <w:lsdException w:name="Medium Grid 2 Accent 3" w:semiHidden="0" w:uiPriority="68" w:unhideWhenUsed="0"/>
-    <w:lsdException w:name="Medium Grid 3 Accent 3" w:semiHidden="0" w:uiPriority="69" w:unhideWhenUsed="0"/>
-    <w:lsdException w:name="Dark List Accent 3" w:semiHidden="0" w:uiPriority="70" w:unhideWhenUsed="0"/>
-    <w:lsdException w:name="Colorful Shading Accent 3" w:semiHidden="0" w:uiPriority="71" w:unhideWhenUsed="0"/>
-    <w:lsdException w:name="Colorful List Accent 3" w:semiHidden="0" w:uiPriority="72" w:unhideWhenUsed="0"/>
-    <w:lsdException w:name="Colorful Grid Accent 3" w:semiHidden="0" w:uiPriority="73" w:unhideWhenUsed="0"/>
-    <w:lsdException w:name="Light Shading Accent 4" w:semiHidden="0" w:uiPriority="60" w:unhideWhenUsed="0"/>
-    <w:lsdException w:name="Light List Accent 4" w:semiHidden="0" w:uiPriority="61" w:unhideWhenUsed="0"/>
-    <w:lsdException w:name="Light Grid Accent 4" w:semiHidden="0" w:uiPriority="62" w:unhideWhenUsed="0"/>
-    <w:lsdException w:name="Medium Shading 1 Accent 4" w:semiHidden="0" w:uiPriority="63" w:unhideWhenUsed="0"/>
-    <w:lsdException w:name="Medium Shading 2 Accent 4" w:semiHidden="0" w:uiPriority="64" w:unhideWhenUsed="0"/>
-    <w:lsdException w:name="Medium List 1 Accent 4" w:semiHidden="0" w:uiPriority="65" w:unhideWhenUsed="0"/>
-    <w:lsdException w:name="Medium List 2 Accent 4" w:semiHidden="0" w:uiPriority="66" w:unhideWhenUsed="0"/>
-    <w:lsdException w:name="Medium Grid 1 Accent 4" w:semiHidden="0" w:uiPriority="67" w:unhideWhenUsed="0"/>
-    <w:lsdException w:name="Medium Grid 2 Accent 4" w:semiHidden="0" w:uiPriority="68" w:unhideWhenUsed="0"/>
-    <w:lsdException w:name="Medium Grid 3 Accent 4" w:semiHidden="0" w:uiPriority="69" w:unhideWhenUsed="0"/>
-    <w:lsdException w:name="Dark List Accent 4" w:semiHidden="0" w:uiPriority="70" w:unhideWhenUsed="0"/>
-    <w:lsdException w:name="Colorful Shading Accent 4" w:semiHidden="0" w:uiPriority="71" w:unhideWhenUsed="0"/>
-    <w:lsdException w:name="Colorful List Accent 4" w:semiHidden="0" w:uiPriority="72" w:unhideWhenUsed="0"/>
-    <w:lsdException w:name="Colorful Grid Accent 4" w:semiHidden="0" w:uiPriority="73" w:unhideWhenUsed="0"/>
-    <w:lsdException w:name="Light Shading Accent 5" w:semiHidden="0" w:uiPriority="60" w:unhideWhenUsed="0"/>
-    <w:lsdException w:name="Light List Accent 5" w:semiHidden="0" w:uiPriority="61" w:unhideWhenUsed="0"/>
-    <w:lsdException w:name="Light Grid Accent 5" w:semiHidden="0" w:uiPriority="62" w:unhideWhenUsed="0"/>
-    <w:lsdException w:name="Medium Shading 1 Accent 5" w:semiHidden="0" w:uiPriority="63" w:unhideWhenUsed="0"/>
-    <w:lsdException w:name="Medium Shading 2 Accent 5" w:semiHidden="0" w:uiPriority="64" w:unhideWhenUsed="0"/>
-    <w:lsdException w:name="Medium List 1 Accent 5" w:semiHidden="0" w:uiPriority="65" w:unhideWhenUsed="0"/>
-    <w:lsdException w:name="Medium List 2 Accent 5" w:semiHidden="0" w:uiPriority="66" w:unhideWhenUsed="0"/>
-    <w:lsdException w:name="Medium Grid 1 Accent 5" w:semiHidden="0" w:uiPriority="67" w:unhideWhenUsed="0"/>
-    <w:lsdException w:name="Medium Grid 2 Accent 5" w:semiHidden="0" w:uiPriority="68" w:unhideWhenUsed="0"/>
-    <w:lsdException w:name="Medium Grid 3 Accent 5" w:semiHidden="0" w:uiPriority="69" w:unhideWhenUsed="0"/>
-    <w:lsdException w:name="Dark List Accent 5" w:semiHidden="0" w:uiPriority="70" w:unhideWhenUsed="0"/>
-    <w:lsdException w:name="Colorful Shading Accent 5" w:semiHidden="0" w:uiPriority="71" w:unhideWhenUsed="0"/>
-    <w:lsdException w:name="Colorful List Accent 5" w:semiHidden="0" w:uiPriority="72" w:unhideWhenUsed="0"/>
-    <w:lsdException w:name="Colorful Grid Accent 5" w:semiHidden="0" w:uiPriority="73" w:unhideWhenUsed="0"/>
-    <w:lsdException w:name="Light Shading Accent 6" w:semiHidden="0" w:uiPriority="60" w:unhideWhenUsed="0"/>
-    <w:lsdException w:name="Light List Accent 6" w:semiHidden="0" w:uiPriority="61" w:unhideWhenUsed="0"/>
-    <w:lsdException w:name="Light Grid Accent 6" w:semiHidden="0" w:uiPriority="62" w:unhideWhenUsed="0"/>
-    <w:lsdException w:name="Medium Shading 1 Accent 6" w:semiHidden="0" w:uiPriority="63" w:unhideWhenUsed="0"/>
-    <w:lsdException w:name="Medium Shading 2 Accent 6" w:semiHidden="0" w:uiPriority="64" w:unhideWhenUsed="0"/>
-    <w:lsdException w:name="Medium List 1 Accent 6" w:semiHidden="0" w:uiPriority="65" w:unhideWhenUsed="0"/>
-    <w:lsdException w:name="Medium List 2 Accent 6" w:semiHidden="0" w:uiPriority="66" w:unhideWhenUsed="0"/>
-    <w:lsdException w:name="Medium Grid 1 Accent 6" w:semiHidden="0" w:uiPriority="67" w:unhideWhenUsed="0"/>
-    <w:lsdException w:name="Medium Grid 2 Accent 6" w:semiHidden="0" w:uiPriority="68" w:unhideWhenUsed="0"/>
-    <w:lsdException w:name="Medium Grid 3 Accent 6" w:semiHidden="0" w:uiPriority="69" w:unhideWhenUsed="0"/>
-    <w:lsdException w:name="Dark List Accent 6" w:semiHidden="0" w:uiPriority="70" w:unhideWhenUsed="0"/>
-    <w:lsdException w:name="Colorful Shading Accent 6" w:semiHidden="0" w:uiPriority="71" w:unhideWhenUsed="0"/>
-    <w:lsdException w:name="Colorful List Accent 6" w:semiHidden="0" w:uiPriority="72" w:unhideWhenUsed="0"/>
-    <w:lsdException w:name="Colorful Grid Accent 6" w:semiHidden="0" w:uiPriority="73" w:unhideWhenUsed="0"/>
-    <w:lsdException w:name="Subtle Emphasis" w:semiHidden="0" w:uiPriority="19" w:unhideWhenUsed="0" w:qFormat="1"/>
-    <w:lsdException w:name="Intense Emphasis" w:semiHidden="0" w:uiPriority="21" w:unhideWhenUsed="0" w:qFormat="1"/>
-    <w:lsdException w:name="Subtle Reference" w:semiHidden="0" w:uiPriority="31" w:unhideWhenUsed="0" w:qFormat="1"/>
-    <w:lsdException w:name="Intense Reference" w:semiHidden="0" w:uiPriority="32" w:unhideWhenUsed="0" w:qFormat="1"/>
-    <w:lsdException w:name="Book Title" w:semiHidden="0" w:uiPriority="33" w:unhideWhenUsed="0" w:qFormat="1"/>
-    <w:lsdException w:name="Bibliography" w:uiPriority="37"/>
-    <w:lsdException w:name="TOC Heading" w:uiPriority="39" w:qFormat="1"/>
-  </w:latentStyles>
-  <w:style w:type="paragraph" w:default="1" w:styleId="Normal">
-    <w:name w:val="Normal"/>
-    <w:qFormat/>
-  </w:style>
-  <w:style w:type="character" w:default="1" w:styleId="DefaultParagraphFont">
-    <w:name w:val="Default Paragraph Font"/>
-    <w:uiPriority w:val="1"/>
-    <w:semiHidden/>
-    <w:unhideWhenUsed/>
-  </w:style>
-  <w:style w:type="table" w:default="1" w:styleId="TableNormal">
-    <w:name w:val="Normal Table"/>
-    <w:uiPriority w:val="99"/>
-    <w:semiHidden/>
-    <w:unhideWhenUsed/>
-    <w:tblPr>
-      <w:tblInd w:w="0" w:type="dxa"/>
-      <w:tblCellMar>
-        <w:top w:w="0" w:type="dxa"/>
-        <w:left w:w="108" w:type="dxa"/>
-        <w:bottom w:w="0" w:type="dxa"/>
-        <w:right w:w="108" w:type="dxa"/>
-      </w:tblCellMar>
-    </w:tblPr>
-  </w:style>
-  <w:style w:type="numbering" w:default="1" w:styleId="NoList">
-    <w:name w:val="No List"/>
-    <w:uiPriority w:val="99"/>
-    <w:semiHidden/>
-    <w:unhideWhenUsed/>
-  </w:style>
-  <w:style w:type="paragraph" w:customStyle="1" w:styleId="49B4FB0FB8F1446C9B4A3B5A55C3A69B">
-    <w:name w:val="49B4FB0FB8F1446C9B4A3B5A55C3A69B"/>
-    <w:rsid w:val="00F80B7F"/>
-  </w:style>
-  <w:style w:type="paragraph" w:customStyle="1" w:styleId="8904E41372FC47288A5D861C3836219C">
-    <w:name w:val="8904E41372FC47288A5D861C3836219C"/>
-    <w:rsid w:val="00F80B7F"/>
-  </w:style>
 </w:styles>
 </file>
 
 <file path=word/glossary/webSettings.xml><?xml version="1.0" encoding="utf-8"?>
-<w:webSettings xmlns:mc="http://schemas.openxmlformats.org/markup-compatibility/2006" xmlns:r="http://schemas.openxmlformats.org/officeDocument/2006/relationships" xmlns:w="http://schemas.openxmlformats.org/wordprocessingml/2006/main" xmlns:w14="http://schemas.microsoft.com/office/word/2010/wordml" mc:Ignorable="w14">
+<w:webSettings xmlns:mc="http://schemas.openxmlformats.org/markup-compatibility/2006" xmlns:r="http://schemas.openxmlformats.org/officeDocument/2006/relationships" xmlns:w="http://schemas.openxmlformats.org/wordprocessingml/2006/main" xmlns:w14="http://schemas.microsoft.com/office/word/2010/wordml" xmlns:w15="http://schemas.microsoft.com/office/word/2012/wordml" xmlns:w16cex="http://schemas.microsoft.com/office/word/2018/wordml/cex" xmlns:w16cid="http://schemas.microsoft.com/office/word/2016/wordml/cid" xmlns:w16="http://schemas.microsoft.com/office/word/2018/wordml" xmlns:w16du="http://schemas.microsoft.com/office/word/2023/wordml/word16du" xmlns:w16sdtdh="http://schemas.microsoft.com/office/word/2020/wordml/sdtdatahash" xmlns:w16sdtfl="http://schemas.microsoft.com/office/word/2024/wordml/sdtformatlock" xmlns:w16se="http://schemas.microsoft.com/office/word/2015/wordml/symex" mc:Ignorable="w14 w15 w16se w16cid w16 w16cex w16sdtdh w16sdtfl w16du">
   <w:optimizeForBrowser/>
   <w:allowPNG/>
 </w:webSettings>

--- a/PySupport/PyDevOps.docx
+++ b/PySupport/PyDevOps.docx
@@ -52,7 +52,13 @@
         <w:t xml:space="preserve"> application into services.</w:t>
       </w:r>
       <w:r>
-        <w:t xml:space="preserve"> I have to do this for both Java and Python applications.</w:t>
+        <w:t xml:space="preserve"> I </w:t>
+      </w:r>
+      <w:r>
+        <w:t>must</w:t>
+      </w:r>
+      <w:r>
+        <w:t xml:space="preserve"> do this for both Java and Python applications.</w:t>
       </w:r>
       <w:r>
         <w:t xml:space="preserve"> These considerations inform application architecture</w:t>
@@ -566,7 +572,23 @@
           <w:rFonts w:ascii="Consolas" w:hAnsi="Consolas"/>
           <w:color w:val="000090"/>
         </w:rPr>
-        <w:t>input_df = hdfs_readers[file_type](file_type, hdfs_file, hive_ctx)</w:t>
+        <w:t>input_df = hdfs_readers[file_</w:t>
+      </w:r>
+      <w:proofErr w:type="gramStart"/>
+      <w:r>
+        <w:rPr>
+          <w:rFonts w:ascii="Consolas" w:hAnsi="Consolas"/>
+          <w:color w:val="000090"/>
+        </w:rPr>
+        <w:t>type](</w:t>
+      </w:r>
+      <w:proofErr w:type="gramEnd"/>
+      <w:r>
+        <w:rPr>
+          <w:rFonts w:ascii="Consolas" w:hAnsi="Consolas"/>
+          <w:color w:val="000090"/>
+        </w:rPr>
+        <w:t>file_type, hdfs_file, hive_ctx)</w:t>
       </w:r>
     </w:p>
     <w:p/>
@@ -680,7 +702,15 @@
         <w:t xml:space="preserve">Azure note: </w:t>
       </w:r>
       <w:r>
-        <w:t>Functions integrates with BitBucket, Dropbox, GitHub, and Azure DevOps</w:t>
+        <w:t xml:space="preserve">Functions </w:t>
+      </w:r>
+      <w:proofErr w:type="gramStart"/>
+      <w:r>
+        <w:t>integrates</w:t>
+      </w:r>
+      <w:proofErr w:type="gramEnd"/>
+      <w:r>
+        <w:t xml:space="preserve"> with BitBucket, Dropbox, GitHub, and Azure DevOps</w:t>
       </w:r>
       <w:r>
         <w:t xml:space="preserve"> (see </w:t>
@@ -1876,6 +1906,8 @@
   </w:compat>
   <w:rsids>
     <w:rsidRoot w:val="00F80B7F"/>
+    <w:rsid w:val="001D54F6"/>
+    <w:rsid w:val="006C12B8"/>
     <w:rsid w:val="00750F6D"/>
     <w:rsid w:val="0075561B"/>
     <w:rsid w:val="00AF3DF8"/>
